--- a/downloads/teacher/bridge-week-04.docx
+++ b/downloads/teacher/bridge-week-04.docx
@@ -2252,6 +2252,396 @@
         <w:t>For Python readiness before the Responsible Plant Classifier, retain a trace of the values, the predicted outputs and the changed-case explanation. Use actual Python 3 results to check the prediction after reasoning first.</w:t>
       </w:r>
     </w:p>
+    <w:p>
+      <w:pPr>
+        <w:pStyle w:val="Heading1"/>
+      </w:pPr>
+      <w:r>
+        <w:t>07. Prepare, teach and assess</w:t>
+      </w:r>
+    </w:p>
+    <w:p>
+      <w:r>
+        <w:t>Teaching target: Translate stated requirements into comparisons</w:t>
+      </w:r>
+    </w:p>
+    <w:p>
+      <w:r>
+        <w:t>Prepare the labelled worked-case picture, the matching workbook, fictional input cards and a place for individual responses. Check a local Python 3 environment before class; have a paper-trace version ready.</w:t>
+      </w:r>
+    </w:p>
+    <w:tbl>
+      <w:tblPr>
+        <w:tblStyle w:val="LightShading-Accent1"/>
+        <w:tblW w:type="auto" w:w="0"/>
+        <w:tblLook w:firstColumn="1" w:firstRow="1" w:lastColumn="0" w:lastRow="0" w:noHBand="0" w:noVBand="1" w:val="04A0"/>
+      </w:tblPr>
+      <w:tblGrid>
+        <w:gridCol w:w="3408"/>
+        <w:gridCol w:w="3408"/>
+        <w:gridCol w:w="3408"/>
+      </w:tblGrid>
+      <w:tr>
+        <w:trPr>
+          <w:tblHeader/>
+        </w:trPr>
+        <w:tc>
+          <w:tcPr>
+            <w:tcW w:type="dxa" w:w="3408"/>
+          </w:tcPr>
+          <w:p>
+            <w:r>
+              <w:t>Session</w:t>
+            </w:r>
+          </w:p>
+        </w:tc>
+        <w:tc>
+          <w:tcPr>
+            <w:tcW w:type="dxa" w:w="3408"/>
+          </w:tcPr>
+          <w:p>
+            <w:r>
+              <w:t>Plan</w:t>
+            </w:r>
+          </w:p>
+        </w:tc>
+        <w:tc>
+          <w:tcPr>
+            <w:tcW w:type="dxa" w:w="3408"/>
+          </w:tcPr>
+          <w:p>
+            <w:r>
+              <w:t>Resources</w:t>
+            </w:r>
+          </w:p>
+        </w:tc>
+      </w:tr>
+      <w:tr>
+        <w:tc>
+          <w:tcPr>
+            <w:tcW w:type="dxa" w:w="3408"/>
+          </w:tcPr>
+          <w:p>
+            <w:r>
+              <w:t>Session 1 · Understand · 45 min</w:t>
+            </w:r>
+          </w:p>
+        </w:tc>
+        <w:tc>
+          <w:tcPr>
+            <w:tcW w:type="dxa" w:w="3408"/>
+          </w:tcPr>
+          <w:p>
+            <w:r>
+              <w:t>0–7: recall and prerequisite; 7–15: inspect the concrete case and predict; 15–30: teacher models the worked trace; 30–40: learners explain a step using the text and visual; 40–45: check the core idea.</w:t>
+            </w:r>
+          </w:p>
+        </w:tc>
+        <w:tc>
+          <w:tcPr>
+            <w:tcW w:type="dxa" w:w="3408"/>
+          </w:tcPr>
+          <w:p>
+            <w:r>
+              <w:t>Sections 1–6; record the brief recall in the workbook.</w:t>
+            </w:r>
+          </w:p>
+        </w:tc>
+      </w:tr>
+      <w:tr>
+        <w:tc>
+          <w:tcPr>
+            <w:tcW w:type="dxa" w:w="3408"/>
+          </w:tcPr>
+          <w:p>
+            <w:r>
+              <w:t>Session 2 · Practise · 45 min</w:t>
+            </w:r>
+          </w:p>
+        </w:tc>
+        <w:tc>
+          <w:tcPr>
+            <w:tcW w:type="dxa" w:w="3408"/>
+          </w:tcPr>
+          <w:p>
+            <w:r>
+              <w:t>0–5: retrieve the procedure; 5–15: W2 completion practice; 15–23: explain and check with a partner; 23–30: each learner answers the misconception check; 30–40: targeted reteaching or a harder variation; 40–45: prepare the investigation.</w:t>
+            </w:r>
+          </w:p>
+        </w:tc>
+        <w:tc>
+          <w:tcPr>
+            <w:tcW w:type="dxa" w:w="3408"/>
+          </w:tcPr>
+          <w:p>
+            <w:r>
+              <w:t>Sections 7–10; use the matching workbook W2 and misconception check.</w:t>
+            </w:r>
+          </w:p>
+        </w:tc>
+      </w:tr>
+      <w:tr>
+        <w:tc>
+          <w:tcPr>
+            <w:tcW w:type="dxa" w:w="3408"/>
+          </w:tcPr>
+          <w:p>
+            <w:r>
+              <w:t>Session 3 · Investigate and transfer · 45 min</w:t>
+            </w:r>
+          </w:p>
+        </w:tc>
+        <w:tc>
+          <w:tcPr>
+            <w:tcW w:type="dxa" w:w="3408"/>
+          </w:tcPr>
+          <w:p>
+            <w:r>
+              <w:t>0–5: retrieve the decision rule; 5–20: investigate or trace; 20–30: start the independent case; 30–38: connect the project; 38–43: act on feedback; 43–45: plan the return check.</w:t>
+            </w:r>
+          </w:p>
+        </w:tc>
+        <w:tc>
+          <w:tcPr>
+            <w:tcW w:type="dxa" w:w="3408"/>
+          </w:tcPr>
+          <w:p>
+            <w:r>
+              <w:t>Sections 9 and 11–14. Give extra time to finish the full task set; use Section 15 when the week includes a coding lab.</w:t>
+            </w:r>
+          </w:p>
+        </w:tc>
+      </w:tr>
+    </w:tbl>
+    <w:p>
+      <w:r>
+        <w:t>Before class, solve the supported practice: For (minutes, quiet) cases (11, True), (12, False), and (13, True), write the time comparison and final suitability values before running the program.</w:t>
+      </w:r>
+    </w:p>
+    <w:p>
+      <w:r>
+        <w:t>Reasoned practice answer: Time results are True, True, False. Combined results are True, False, False; the second case fails quiet and the third fails time.</w:t>
+      </w:r>
+    </w:p>
+    <w:p>
+      <w:r>
+        <w:t>Check every learner before discussion: Use the worked case for Boolean conditions. Proposed explanation: “At most excludes the boundary”. Decide whether this explanation is supported. Point to the step or supplied fact that decides; explain your repair if needed.</w:t>
+      </w:r>
+    </w:p>
+    <w:p>
+      <w:r>
+        <w:t>Misconception repair: At most 12 includes 12; compare &lt; and &lt;= at exactly 12.</w:t>
+      </w:r>
+    </w:p>
+    <w:p>
+      <w:r>
+        <w:t>Support: read the exact case aloud, enlarge the labelled picture, supply input cards and model only the first deciding step. Accept a spoken explanation or drawing; retain the reasoning goal.</w:t>
+      </w:r>
+    </w:p>
+    <w:p>
+      <w:r>
+        <w:t>Extension: Change age to 16. Require a prediction and a reason before comparing. Expected result: The result becomes False. Reason: The lower condition remains True, but the upper condition fails.</w:t>
+      </w:r>
+    </w:p>
+    <w:p>
+      <w:r>
+        <w:t>Independent assessment: withhold the reserved answer until the learner has attempted the new case. Record support separately from correctness.</w:t>
+      </w:r>
+    </w:p>
+    <w:tbl>
+      <w:tblPr>
+        <w:tblStyle w:val="LightShading-Accent1"/>
+        <w:tblW w:type="auto" w:w="0"/>
+        <w:tblLook w:firstColumn="1" w:firstRow="1" w:lastColumn="0" w:lastRow="0" w:noHBand="0" w:noVBand="1" w:val="04A0"/>
+      </w:tblPr>
+      <w:tblGrid>
+        <w:gridCol w:w="2556"/>
+        <w:gridCol w:w="2556"/>
+        <w:gridCol w:w="2556"/>
+        <w:gridCol w:w="2556"/>
+      </w:tblGrid>
+      <w:tr>
+        <w:trPr>
+          <w:tblHeader/>
+        </w:trPr>
+        <w:tc>
+          <w:tcPr>
+            <w:tcW w:type="dxa" w:w="2556"/>
+          </w:tcPr>
+          <w:p>
+            <w:r>
+              <w:t>Criterion</w:t>
+            </w:r>
+          </w:p>
+        </w:tc>
+        <w:tc>
+          <w:tcPr>
+            <w:tcW w:type="dxa" w:w="2556"/>
+          </w:tcPr>
+          <w:p>
+            <w:r>
+              <w:t>Not yet</w:t>
+            </w:r>
+          </w:p>
+        </w:tc>
+        <w:tc>
+          <w:tcPr>
+            <w:tcW w:type="dxa" w:w="2556"/>
+          </w:tcPr>
+          <w:p>
+            <w:r>
+              <w:t>With support</w:t>
+            </w:r>
+          </w:p>
+        </w:tc>
+        <w:tc>
+          <w:tcPr>
+            <w:tcW w:type="dxa" w:w="2556"/>
+          </w:tcPr>
+          <w:p>
+            <w:r>
+              <w:t>Independent</w:t>
+            </w:r>
+          </w:p>
+        </w:tc>
+      </w:tr>
+      <w:tr>
+        <w:tc>
+          <w:tcPr>
+            <w:tcW w:type="dxa" w:w="2556"/>
+          </w:tcPr>
+          <w:p>
+            <w:r>
+              <w:t>Explanation</w:t>
+            </w:r>
+          </w:p>
+        </w:tc>
+        <w:tc>
+          <w:tcPr>
+            <w:tcW w:type="dxa" w:w="2556"/>
+          </w:tcPr>
+          <w:p>
+            <w:r>
+              <w:t>Names an answer without a deciding fact</w:t>
+            </w:r>
+          </w:p>
+        </w:tc>
+        <w:tc>
+          <w:tcPr>
+            <w:tcW w:type="dxa" w:w="2556"/>
+          </w:tcPr>
+          <w:p>
+            <w:r>
+              <w:t>Uses a hint to link fact and decision</w:t>
+            </w:r>
+          </w:p>
+        </w:tc>
+        <w:tc>
+          <w:tcPr>
+            <w:tcW w:type="dxa" w:w="2556"/>
+          </w:tcPr>
+          <w:p>
+            <w:r>
+              <w:t>Explains the deciding fact in own words</w:t>
+            </w:r>
+          </w:p>
+        </w:tc>
+      </w:tr>
+      <w:tr>
+        <w:tc>
+          <w:tcPr>
+            <w:tcW w:type="dxa" w:w="2556"/>
+          </w:tcPr>
+          <w:p>
+            <w:r>
+              <w:t>Trace or test</w:t>
+            </w:r>
+          </w:p>
+        </w:tc>
+        <w:tc>
+          <w:tcPr>
+            <w:tcW w:type="dxa" w:w="2556"/>
+          </w:tcPr>
+          <w:p>
+            <w:r>
+              <w:t>Cannot connect input and result</w:t>
+            </w:r>
+          </w:p>
+        </w:tc>
+        <w:tc>
+          <w:tcPr>
+            <w:tcW w:type="dxa" w:w="2556"/>
+          </w:tcPr>
+          <w:p>
+            <w:r>
+              <w:t>Completes steps with prompts</w:t>
+            </w:r>
+          </w:p>
+        </w:tc>
+        <w:tc>
+          <w:tcPr>
+            <w:tcW w:type="dxa" w:w="2556"/>
+          </w:tcPr>
+          <w:p>
+            <w:r>
+              <w:t>Traces or tests a changed case accurately</w:t>
+            </w:r>
+          </w:p>
+        </w:tc>
+      </w:tr>
+      <w:tr>
+        <w:tc>
+          <w:tcPr>
+            <w:tcW w:type="dxa" w:w="2556"/>
+          </w:tcPr>
+          <w:p>
+            <w:r>
+              <w:t>Limits and revision</w:t>
+            </w:r>
+          </w:p>
+        </w:tc>
+        <w:tc>
+          <w:tcPr>
+            <w:tcW w:type="dxa" w:w="2556"/>
+          </w:tcPr>
+          <w:p>
+            <w:r>
+              <w:t>Claims more than evidence supports</w:t>
+            </w:r>
+          </w:p>
+        </w:tc>
+        <w:tc>
+          <w:tcPr>
+            <w:tcW w:type="dxa" w:w="2556"/>
+          </w:tcPr>
+          <w:p>
+            <w:r>
+              <w:t>Names a limit after a prompt</w:t>
+            </w:r>
+          </w:p>
+        </w:tc>
+        <w:tc>
+          <w:tcPr>
+            <w:tcW w:type="dxa" w:w="2556"/>
+          </w:tcPr>
+          <w:p>
+            <w:r>
+              <w:t>States a defensible limit and useful next test</w:t>
+            </w:r>
+          </w:p>
+        </w:tc>
+      </w:tr>
+    </w:tbl>
+    <w:p>
+      <w:r>
+        <w:t>Project checkpoint: Python readiness portfolio. Keep runnable code, predictions, actual outputs, one repaired error and an explanation of a function on changed inputs.</w:t>
+      </w:r>
+    </w:p>
+    <w:p>
+      <w:r>
+        <w:t>Use the weekly teacher answer for topic-specific reasoning. A saved progress tick is an activity record; judge mastery from the learner’s explanation and evidence.</w:t>
+      </w:r>
+    </w:p>
     <w:sectPr>
       <w:pgSz w:w="12240" w:h="15840"/>
       <w:pgMar w:top="936" w:right="1008" w:bottom="936" w:left="1008" w:header="720" w:footer="720" w:gutter="0"/>

--- a/downloads/teacher/bridge-week-04.docx
+++ b/downloads/teacher/bridge-week-04.docx
@@ -2642,6 +2642,39 @@
         <w:t>Use the weekly teacher answer for topic-specific reasoning. A saved progress tick is an activity record; judge mastery from the learner’s explanation and evidence.</w:t>
       </w:r>
     </w:p>
+    <w:p>
+      <w:pPr>
+        <w:pStyle w:val="Heading1"/>
+      </w:pPr>
+      <w:r>
+        <w:t>08. Use feedback, labs and repair paths</w:t>
+      </w:r>
+    </w:p>
+    <w:p>
+      <w:r>
+        <w:t>Use the two formative questions as supported practice, not as independent mastery scores. Discuss the deciding evidence rather than accepting a guessed selection.</w:t>
+      </w:r>
+    </w:p>
+    <w:p>
+      <w:r>
+        <w:t>The feedback comes from the reviewed public worked case. Do not reveal the separately reserved independent teacher answer until the learner has attempted that case.</w:t>
+      </w:r>
+    </w:p>
+    <w:p>
+      <w:r>
+        <w:t>Ask students to predict before running code. Preserve errors and actual outputs; collect a changed test and an explanation. The branch-boundary and indexing lessons deliberately include failure cases.</w:t>
+      </w:r>
+    </w:p>
+    <w:p>
+      <w:r>
+        <w:t>Use the earlier worked-explanation links to address a specific missing building block, then return to the current question. Adapt this suggestion after observing the learner; it is not an automatic diagnosis.</w:t>
+      </w:r>
+    </w:p>
+    <w:p>
+      <w:r>
+        <w:t>Collect the completed-work portfolio as evidence. Record support separately from correctness, and assess explanation, trace/test and limitations. Progress ticks and quiz selections alone do not establish mastery.</w:t>
+      </w:r>
+    </w:p>
     <w:sectPr>
       <w:pgSz w:w="12240" w:h="15840"/>
       <w:pgMar w:top="936" w:right="1008" w:bottom="936" w:left="1008" w:header="720" w:footer="720" w:gutter="0"/>

--- a/downloads/teacher/bridge-week-04.docx
+++ b/downloads/teacher/bridge-week-04.docx
@@ -29,16 +29,39 @@
       </w:r>
     </w:p>
     <w:p>
-      <w:pPr>
-        <w:pStyle w:val="Heading3"/>
-      </w:pPr>
-      <w:r>
-        <w:t>Teach the learning cycle</w:t>
+      <w:r>
+        <w:t>Prepare Boolean conditions: check the target, prerequisites, resources and adaptable teaching schedule.</w:t>
       </w:r>
     </w:p>
     <w:p>
-      <w:r>
-        <w:t>Primary target: Translate stated requirements into comparisons</w:t>
+      <w:pPr>
+        <w:pStyle w:val="Heading3"/>
+      </w:pPr>
+      <w:r>
+        <w:t>Teach the learning cycle</w:t>
+      </w:r>
+    </w:p>
+    <w:p>
+      <w:pPr>
+        <w:spacing w:line="336" w:lineRule="auto" w:after="180"/>
+      </w:pPr>
+      <w:r>
+        <w:rPr>
+          <w:b w:val="0"/>
+        </w:rPr>
+        <w:t xml:space="preserve">Primary target: Translate stated requirements into </w:t>
+      </w:r>
+      <w:r>
+        <w:rPr>
+          <w:b/>
+        </w:rPr>
+        <w:t>comparison</w:t>
+      </w:r>
+      <w:r>
+        <w:rPr>
+          <w:b w:val="0"/>
+        </w:rPr>
+        <w:t>s</w:t>
       </w:r>
     </w:p>
     <w:tbl>
@@ -185,16 +208,37 @@
       </w:tr>
     </w:tbl>
     <w:p>
-      <w:r>
-        <w:t>This is a starting allocation of 135 minutes, not a validated duration. Preserve all named topics. Schedule extra time for connected examples, the full investigation, independent cases and project building. Repeated copies of a case share one recorded attempt; they are not new evidence.</w:t>
+      <w:pPr>
+        <w:spacing w:line="336" w:lineRule="auto" w:after="180"/>
+      </w:pPr>
+      <w:r>
+        <w:rPr>
+          <w:b w:val="0"/>
+        </w:rPr>
+        <w:t>This is a starting allocation of 135 minutes, not a validated duration. Preserve all named topics. Schedule extra time for connected examples, the full investigation, independent cases and project building.</w:t>
       </w:r>
     </w:p>
     <w:p>
       <w:pPr>
-        <w:pStyle w:val="Heading3"/>
-      </w:pPr>
-      <w:r>
-        <w:t>Retrieval answer guidance</w:t>
+        <w:spacing w:line="336" w:lineRule="auto" w:after="180"/>
+      </w:pPr>
+      <w:r>
+        <w:rPr>
+          <w:b w:val="0"/>
+        </w:rPr>
+        <w:t xml:space="preserve">Repeated copies of a case share one recorded attempt; they are not new </w:t>
+      </w:r>
+      <w:r>
+        <w:rPr>
+          <w:b/>
+        </w:rPr>
+        <w:t>evidence</w:t>
+      </w:r>
+      <w:r>
+        <w:rPr>
+          <w:b w:val="0"/>
+        </w:rPr>
+        <w:t>.</w:t>
       </w:r>
     </w:p>
     <w:p>
@@ -202,150 +246,528 @@
         <w:pStyle w:val="Heading3"/>
       </w:pPr>
       <w:r>
-        <w:t>Expressions and operator order</w:t>
+        <w:t>Retrieval answer guidance</w:t>
       </w:r>
     </w:p>
     <w:p>
-      <w:r>
-        <w:t>Without opening the old lesson, explain one key idea from Expressions and operator order. Give an example and a mistake that the idea helps you avoid.</w:t>
+      <w:pPr>
+        <w:pStyle w:val="Heading3"/>
+      </w:pPr>
+      <w:r>
+        <w:t>Expressions and operator order</w:t>
       </w:r>
     </w:p>
     <w:p>
-      <w:r>
-        <w:t>Look for: Evaluate numeric expressions using Python’s grouping rules</w:t>
+      <w:pPr>
+        <w:spacing w:line="336" w:lineRule="auto" w:after="180"/>
+      </w:pPr>
+      <w:r>
+        <w:rPr>
+          <w:b w:val="0"/>
+        </w:rPr>
+        <w:t>Without opening the old lesson, explain one key idea from Expressions and operator order. Give an example and a mistake that the idea helps you avoid.</w:t>
       </w:r>
     </w:p>
     <w:p>
-      <w:r>
-        <w:t>Reference example, not the only acceptable wording: 3 * 8 + 2 or (3 * 8) + 2 gives 26. 3 * (8 + 2) gives 30 and adds two to each of three packs, not two once.</w:t>
+      <w:pPr>
+        <w:spacing w:line="336" w:lineRule="auto" w:after="180"/>
+      </w:pPr>
+      <w:r>
+        <w:rPr>
+          <w:b w:val="0"/>
+        </w:rPr>
+        <w:t>Look for: Evaluate numeric expressions using Python’s grouping rules</w:t>
       </w:r>
     </w:p>
     <w:p>
       <w:pPr>
-        <w:pStyle w:val="Heading3"/>
-      </w:pPr>
-      <w:r>
-        <w:t>From a paper algorithm to Python</w:t>
+        <w:spacing w:line="336" w:lineRule="auto" w:after="180"/>
+      </w:pPr>
+      <w:r>
+        <w:rPr>
+          <w:b w:val="0"/>
+        </w:rPr>
+        <w:t>Reference example, not the only acceptable wording: 3 * 8 + 2 or (3 * 8) + 2 gives 26. 3 * (8 + 2) gives 30 and adds two to each of three packs, not two once.</w:t>
       </w:r>
     </w:p>
     <w:p>
-      <w:r>
-        <w:t>Without opening the old lesson, explain one key idea from From a paper algorithm to Python. Give an example and a mistake that the idea helps you avoid.</w:t>
+      <w:pPr>
+        <w:pStyle w:val="Heading3"/>
+      </w:pPr>
+      <w:r>
+        <w:t>From a paper algorithm to Python</w:t>
       </w:r>
     </w:p>
     <w:p>
-      <w:r>
-        <w:t>Look for: Translate a short paper calculation into a Python script</w:t>
+      <w:pPr>
+        <w:spacing w:line="336" w:lineRule="auto" w:after="180"/>
+      </w:pPr>
+      <w:r>
+        <w:rPr>
+          <w:b w:val="0"/>
+        </w:rPr>
+        <w:t>Without opening the old lesson, explain one key idea from From a paper algorithm to Python. Give an example and a mistake that the idea helps you avoid.</w:t>
       </w:r>
     </w:p>
     <w:p>
-      <w:r>
-        <w:t>Reference example, not the only acceptable wording: packs = 4; per_pack = 6; total = packs * per_pack; print(total), each on its own line. The first two bind quantities, the third computes 24 and the fourth displays 24. Assignment alone produces no displayed output in this script.</w:t>
+      <w:pPr>
+        <w:spacing w:line="336" w:lineRule="auto" w:after="180"/>
+      </w:pPr>
+      <w:r>
+        <w:rPr>
+          <w:b w:val="0"/>
+        </w:rPr>
+        <w:t>Look for: Translate a short paper calculation into a Python script</w:t>
       </w:r>
     </w:p>
     <w:p>
-      <w:r>
-        <w:t>Use fictional activities and Boolean operands throughout. Do not equate suitability with permission or claim that a programmed condition learns from data. Reference for teacher precision: https://docs.python.org/3/library/stdtypes.html#boolean-operations-and-or-not. Python and/or may return operands of other types; this lesson deliberately confines them to Booleans.</w:t>
+      <w:pPr>
+        <w:spacing w:line="336" w:lineRule="auto" w:after="180"/>
+      </w:pPr>
+      <w:r>
+        <w:rPr>
+          <w:b w:val="0"/>
+        </w:rPr>
+        <w:t>Reference example, not the only acceptable wording: packs = 4; per_pack = 6; total = packs * per_pack; print(total), each on its own line. The first two bind quantities, the third computes 24 and the fourth displays 24.</w:t>
       </w:r>
     </w:p>
     <w:p>
       <w:pPr>
-        <w:pStyle w:val="Heading3"/>
-      </w:pPr>
-      <w:r>
-        <w:t>Outcomes</w:t>
+        <w:spacing w:line="336" w:lineRule="auto" w:after="180"/>
+      </w:pPr>
+      <w:r>
+        <w:rPr>
+          <w:b w:val="0"/>
+        </w:rPr>
+        <w:t xml:space="preserve">Assignment alone produces no displayed </w:t>
+      </w:r>
+      <w:r>
+        <w:rPr>
+          <w:b/>
+        </w:rPr>
+        <w:t>output</w:t>
+      </w:r>
+      <w:r>
+        <w:rPr>
+          <w:b w:val="0"/>
+        </w:rPr>
+        <w:t xml:space="preserve"> in this script.</w:t>
       </w:r>
     </w:p>
     <w:p>
-      <w:r>
-        <w:t>Translate stated requirements into comparisons</w:t>
+      <w:pPr>
+        <w:spacing w:line="336" w:lineRule="auto" w:after="180"/>
+      </w:pPr>
+      <w:r>
+        <w:rPr>
+          <w:b w:val="0"/>
+        </w:rPr>
+        <w:t xml:space="preserve">Use fictional activities and </w:t>
+      </w:r>
+      <w:r>
+        <w:rPr>
+          <w:b/>
+        </w:rPr>
+        <w:t>Boolean</w:t>
+      </w:r>
+      <w:r>
+        <w:rPr>
+          <w:b w:val="0"/>
+        </w:rPr>
+        <w:t xml:space="preserve"> operands throughout. Do not equate suitability with permission or claim that a programmed condition learns from data.</w:t>
       </w:r>
     </w:p>
     <w:p>
-      <w:r>
-        <w:t>Combine Boolean values with and or and not</w:t>
+      <w:pPr>
+        <w:spacing w:line="336" w:lineRule="auto" w:after="180"/>
+      </w:pPr>
+      <w:r>
+        <w:rPr>
+          <w:b w:val="0"/>
+        </w:rPr>
+        <w:t>Reference for teacher precision: https://docs.python.org/3/library/stdtypes.html#</w:t>
+      </w:r>
+      <w:r>
+        <w:rPr>
+          <w:b/>
+        </w:rPr>
+        <w:t>boolean</w:t>
+      </w:r>
+      <w:r>
+        <w:rPr>
+          <w:b w:val="0"/>
+        </w:rPr>
+        <w:t xml:space="preserve">-operations-and-or-not. Python and/or may return operands of other types; this lesson deliberately confines them to </w:t>
+      </w:r>
+      <w:r>
+        <w:rPr>
+          <w:b/>
+        </w:rPr>
+        <w:t>Boolean</w:t>
+      </w:r>
+      <w:r>
+        <w:rPr>
+          <w:b w:val="0"/>
+        </w:rPr>
+        <w:t>s.</w:t>
       </w:r>
     </w:p>
     <w:p>
-      <w:r>
-        <w:t>Choose a case that distinguishes two conditions</w:t>
+      <w:pPr>
+        <w:pStyle w:val="Heading3"/>
+      </w:pPr>
+      <w:r>
+        <w:t>Outcomes</w:t>
       </w:r>
     </w:p>
     <w:p>
       <w:pPr>
-        <w:pStyle w:val="Heading3"/>
-      </w:pPr>
-      <w:r>
-        <w:t>Preparation</w:t>
+        <w:spacing w:line="336" w:lineRule="auto" w:after="180"/>
+      </w:pPr>
+      <w:r>
+        <w:rPr>
+          <w:b w:val="0"/>
+        </w:rPr>
+        <w:t xml:space="preserve">Translate stated requirements into </w:t>
+      </w:r>
+      <w:r>
+        <w:rPr>
+          <w:b/>
+        </w:rPr>
+        <w:t>comparison</w:t>
+      </w:r>
+      <w:r>
+        <w:rPr>
+          <w:b w:val="0"/>
+        </w:rPr>
+        <w:t>s</w:t>
       </w:r>
     </w:p>
     <w:p>
-      <w:r>
-        <w:t>Python 3 editor and conditions.py</w:t>
+      <w:pPr>
+        <w:spacing w:line="336" w:lineRule="auto" w:after="180"/>
+      </w:pPr>
+      <w:r>
+        <w:rPr>
+          <w:b w:val="0"/>
+        </w:rPr>
+        <w:t xml:space="preserve">Combine </w:t>
+      </w:r>
+      <w:r>
+        <w:rPr>
+          <w:b/>
+        </w:rPr>
+        <w:t>Boolean</w:t>
+      </w:r>
+      <w:r>
+        <w:rPr>
+          <w:b w:val="0"/>
+        </w:rPr>
+        <w:t xml:space="preserve"> values with and or and not</w:t>
       </w:r>
     </w:p>
     <w:p>
-      <w:r>
-        <w:t>True and False cards and written activity requirements</w:t>
+      <w:pPr>
+        <w:spacing w:line="336" w:lineRule="auto" w:after="180"/>
+      </w:pPr>
+      <w:r>
+        <w:rPr>
+          <w:b w:val="0"/>
+        </w:rPr>
+        <w:t>Choose a case that distinguishes two conditions</w:t>
       </w:r>
     </w:p>
     <w:p>
-      <w:r>
-        <w:t>Blank input, separate checks, expected and observed columns</w:t>
+      <w:pPr>
+        <w:pStyle w:val="Heading3"/>
+      </w:pPr>
+      <w:r>
+        <w:t>Preparation</w:t>
       </w:r>
     </w:p>
     <w:p>
       <w:pPr>
-        <w:pStyle w:val="Heading3"/>
-      </w:pPr>
-      <w:r>
-        <w:t>Prerequisite answer</w:t>
+        <w:spacing w:line="336" w:lineRule="auto" w:after="180"/>
+      </w:pPr>
+      <w:r>
+        <w:rPr>
+          <w:b w:val="0"/>
+        </w:rPr>
+        <w:t>Python 3 editor and conditions.py</w:t>
       </w:r>
     </w:p>
     <w:p>
-      <w:r>
-        <w:t>False is a Boolean value; "False" is text. This week uses actual Boolean values for yes-or-no flags.</w:t>
+      <w:pPr>
+        <w:spacing w:line="336" w:lineRule="auto" w:after="180"/>
+      </w:pPr>
+      <w:r>
+        <w:rPr>
+          <w:b w:val="0"/>
+        </w:rPr>
+        <w:t>True and False cards and written activity requirements</w:t>
       </w:r>
     </w:p>
     <w:p>
       <w:pPr>
-        <w:pStyle w:val="Heading3"/>
-      </w:pPr>
-      <w:r>
-        <w:t>End goal for the pictorial case</w:t>
+        <w:spacing w:line="336" w:lineRule="auto" w:after="180"/>
+      </w:pPr>
+      <w:r>
+        <w:rPr>
+          <w:b w:val="0"/>
+        </w:rPr>
+        <w:t xml:space="preserve">Blank </w:t>
+      </w:r>
+      <w:r>
+        <w:rPr>
+          <w:b/>
+        </w:rPr>
+        <w:t>input</w:t>
+      </w:r>
+      <w:r>
+        <w:rPr>
+          <w:b w:val="0"/>
+        </w:rPr>
+        <w:t>, separate checks, expected and observed columns</w:t>
       </w:r>
     </w:p>
     <w:p>
-      <w:r>
-        <w:t>Trace boolean conditions and explain the changed program before running it.</w:t>
+      <w:pPr>
+        <w:pStyle w:val="Heading3"/>
+      </w:pPr>
+      <w:r>
+        <w:t>Prerequisite answer</w:t>
       </w:r>
     </w:p>
     <w:p>
-      <w:r>
-        <w:t>This added worked case illustrates the week’s main idea. Retain all original and connected topics; schedule its practice within the teaching cycle.</w:t>
+      <w:pPr>
+        <w:spacing w:line="336" w:lineRule="auto" w:after="180"/>
+      </w:pPr>
+      <w:r>
+        <w:rPr>
+          <w:b w:val="0"/>
+        </w:rPr>
+        <w:t xml:space="preserve">False is a </w:t>
+      </w:r>
+      <w:r>
+        <w:rPr>
+          <w:b/>
+        </w:rPr>
+        <w:t>Boolean</w:t>
+      </w:r>
+      <w:r>
+        <w:rPr>
+          <w:b w:val="0"/>
+        </w:rPr>
+        <w:t xml:space="preserve"> value; "False" is text. This week uses actual </w:t>
+      </w:r>
+      <w:r>
+        <w:rPr>
+          <w:b/>
+        </w:rPr>
+        <w:t>Boolean</w:t>
+      </w:r>
+      <w:r>
+        <w:rPr>
+          <w:b w:val="0"/>
+        </w:rPr>
+        <w:t xml:space="preserve"> values for yes-or-no flags.</w:t>
       </w:r>
     </w:p>
     <w:p>
       <w:pPr>
-        <w:pStyle w:val="Heading1"/>
-      </w:pPr>
-      <w:r>
-        <w:t>02. Explain and model the mechanism</w:t>
+        <w:pStyle w:val="Heading3"/>
+      </w:pPr>
+      <w:r>
+        <w:t>End goal for the pictorial case</w:t>
       </w:r>
     </w:p>
     <w:p>
-      <w:r>
-        <w:t>A fictional activity must take at most 12 minutes and be quiet. An activity taking exactly 12 minutes meets the time requirement. A quiet 15-minute activity does not. Before writing code, underline each requirement and decide whether all requirements must hold or whether alternatives are allowed.</w:t>
+      <w:pPr>
+        <w:spacing w:line="336" w:lineRule="auto" w:after="180"/>
+      </w:pPr>
+      <w:r>
+        <w:rPr>
+          <w:b w:val="0"/>
+        </w:rPr>
+        <w:t xml:space="preserve">Trace </w:t>
+      </w:r>
+      <w:r>
+        <w:rPr>
+          <w:b/>
+        </w:rPr>
+        <w:t>boolean</w:t>
+      </w:r>
+      <w:r>
+        <w:rPr>
+          <w:b w:val="0"/>
+        </w:rPr>
+        <w:t xml:space="preserve"> conditions and explain the changed program before running it.</w:t>
       </w:r>
     </w:p>
     <w:p>
-      <w:r>
-        <w:t>Use a fresh conditions.py file with nonnegative integer minutes and an actual Boolean quiet flag. A comparison produces True or False for these values. The expression minutes &lt;= 12 includes 12; minutes &lt; 12 excludes it. Use == for equality and != for inequality. A single = assigns a value to a name; it does not ask whether two values are equal.</w:t>
+      <w:pPr>
+        <w:spacing w:line="336" w:lineRule="auto" w:after="180"/>
+      </w:pPr>
+      <w:r>
+        <w:rPr>
+          <w:b w:val="0"/>
+        </w:rPr>
+        <w:t>This added worked case illustrates the week’s main idea. Retain all original and connected topics; schedule its practice within the teaching cycle.</w:t>
       </w:r>
     </w:p>
     <w:p>
-      <w:r>
-        <w:t>The script prints True then False. The first result concerns time only. The second requires time_ok and quiet. These are separate claims. Trace each input before explaining the combined result; a result without its conditions can be misleading.</w:t>
+      <w:pPr>
+        <w:pStyle w:val="Heading1"/>
+      </w:pPr>
+      <w:r>
+        <w:t>02. Explain and model the mechanism</w:t>
+      </w:r>
+    </w:p>
+    <w:p>
+      <w:r>
+        <w:t>Model Boolean conditions using the supplied case, labelled mechanism and reasoning. Make the scope of each conclusion explicit.</w:t>
+      </w:r>
+    </w:p>
+    <w:p>
+      <w:pPr>
+        <w:pStyle w:val="Heading3"/>
+      </w:pPr>
+      <w:r>
+        <w:t>Explain Boolean conditions · 1</w:t>
+      </w:r>
+    </w:p>
+    <w:p>
+      <w:pPr>
+        <w:spacing w:line="336" w:lineRule="auto" w:after="180"/>
+      </w:pPr>
+      <w:r>
+        <w:rPr>
+          <w:b w:val="0"/>
+        </w:rPr>
+        <w:t xml:space="preserve">A fictional activity must take at most </w:t>
+      </w:r>
+      <w:r>
+        <w:rPr>
+          <w:b/>
+        </w:rPr>
+        <w:t>12 minutes</w:t>
+      </w:r>
+      <w:r>
+        <w:rPr>
+          <w:b w:val="0"/>
+        </w:rPr>
+        <w:t xml:space="preserve"> and be quiet. An activity taking exactly </w:t>
+      </w:r>
+      <w:r>
+        <w:rPr>
+          <w:b/>
+        </w:rPr>
+        <w:t>12 minutes</w:t>
+      </w:r>
+      <w:r>
+        <w:rPr>
+          <w:b w:val="0"/>
+        </w:rPr>
+        <w:t xml:space="preserve"> meets the time requirement. A quiet 15-minute activity does not.</w:t>
+      </w:r>
+    </w:p>
+    <w:p>
+      <w:pPr>
+        <w:spacing w:line="336" w:lineRule="auto" w:after="180"/>
+      </w:pPr>
+      <w:r>
+        <w:rPr>
+          <w:b w:val="0"/>
+        </w:rPr>
+        <w:t>Before writing code, underline each requirement and decide whether all requirements must hold or whether alternatives are allowed.</w:t>
+      </w:r>
+    </w:p>
+    <w:p>
+      <w:pPr>
+        <w:pStyle w:val="Heading3"/>
+      </w:pPr>
+      <w:r>
+        <w:t>Explain Boolean conditions · 2</w:t>
+      </w:r>
+    </w:p>
+    <w:p>
+      <w:pPr>
+        <w:spacing w:line="336" w:lineRule="auto" w:after="180"/>
+      </w:pPr>
+      <w:r>
+        <w:rPr>
+          <w:b w:val="0"/>
+        </w:rPr>
+        <w:t xml:space="preserve">Use a fresh conditions.py file with nonnegative integer minutes and an actual </w:t>
+      </w:r>
+      <w:r>
+        <w:rPr>
+          <w:b/>
+        </w:rPr>
+        <w:t>Boolean</w:t>
+      </w:r>
+      <w:r>
+        <w:rPr>
+          <w:b w:val="0"/>
+        </w:rPr>
+        <w:t xml:space="preserve"> quiet flag. A </w:t>
+      </w:r>
+      <w:r>
+        <w:rPr>
+          <w:b/>
+        </w:rPr>
+        <w:t>comparison</w:t>
+      </w:r>
+      <w:r>
+        <w:rPr>
+          <w:b w:val="0"/>
+        </w:rPr>
+        <w:t xml:space="preserve"> produces True or False for these values. The expression minutes &lt;= 12 includes 12; minutes &lt; 12 excludes it.</w:t>
+      </w:r>
+    </w:p>
+    <w:p>
+      <w:pPr>
+        <w:spacing w:line="336" w:lineRule="auto" w:after="180"/>
+      </w:pPr>
+      <w:r>
+        <w:rPr>
+          <w:b w:val="0"/>
+        </w:rPr>
+        <w:t>Use == for equality and != for inequality. A single = assigns a value to a name; it does not ask whether two values are equal.</w:t>
+      </w:r>
+    </w:p>
+    <w:p>
+      <w:pPr>
+        <w:spacing w:line="336" w:lineRule="auto" w:after="180"/>
+      </w:pPr>
+      <w:r>
+        <w:rPr>
+          <w:b w:val="0"/>
+        </w:rPr>
+        <w:t>The script prints True then False. The first result concerns time only. The second requires time_ok and quiet. These are separate claims.</w:t>
+      </w:r>
+    </w:p>
+    <w:p>
+      <w:pPr>
+        <w:spacing w:line="336" w:lineRule="auto" w:after="180"/>
+      </w:pPr>
+      <w:r>
+        <w:rPr>
+          <w:b w:val="0"/>
+        </w:rPr>
+        <w:t xml:space="preserve">Trace each </w:t>
+      </w:r>
+      <w:r>
+        <w:rPr>
+          <w:b/>
+        </w:rPr>
+        <w:t>input</w:t>
+      </w:r>
+      <w:r>
+        <w:rPr>
+          <w:b w:val="0"/>
+        </w:rPr>
+        <w:t xml:space="preserve"> before explaining the combined result; a result without its conditions can be misleading.</w:t>
       </w:r>
     </w:p>
     <w:tbl>
@@ -651,21 +1073,85 @@
       </w:r>
     </w:p>
     <w:p>
-      <w:r>
-        <w:t>Inclusive or accepts both available; exactly one would reject both. Exit: (12, True) should pass and reveals &lt;= changed to &lt;. (8, False) should fail and reveals and changed to or. Other inputs are acceptable if they distinguish the versions.</w:t>
+      <w:pPr>
+        <w:spacing w:line="336" w:lineRule="auto" w:after="180"/>
+      </w:pPr>
+      <w:r>
+        <w:rPr>
+          <w:b/>
+        </w:rPr>
+        <w:t>Inclusive or</w:t>
+      </w:r>
+      <w:r>
+        <w:rPr>
+          <w:b w:val="0"/>
+        </w:rPr>
+        <w:t xml:space="preserve"> accepts both available; exactly one would reject both. Exit: (12, True) should pass and reveals &lt;= changed to &lt;. (8, False) should fail and reveals and changed to or.</w:t>
       </w:r>
     </w:p>
     <w:p>
       <w:pPr>
-        <w:pStyle w:val="Heading3"/>
-      </w:pPr>
-      <w:r>
-        <w:t>Model the reasoning aloud</w:t>
+        <w:spacing w:line="336" w:lineRule="auto" w:after="180"/>
+      </w:pPr>
+      <w:r>
+        <w:rPr>
+          <w:b w:val="0"/>
+        </w:rPr>
+        <w:t xml:space="preserve">Other </w:t>
+      </w:r>
+      <w:r>
+        <w:rPr>
+          <w:b/>
+        </w:rPr>
+        <w:t>input</w:t>
+      </w:r>
+      <w:r>
+        <w:rPr>
+          <w:b w:val="0"/>
+        </w:rPr>
+        <w:t>s are acceptable if they distinguish the versions.</w:t>
       </w:r>
     </w:p>
     <w:p>
-      <w:r>
-        <w:t>Use the complete worked example below before asking learners to complete W2. Reveal a small part, invite a prediction, then explain the deciding step. These teacher notes contain solutions; do not reveal the independent case answer during modelling.</w:t>
+      <w:pPr>
+        <w:pStyle w:val="Heading3"/>
+      </w:pPr>
+      <w:r>
+        <w:t>Model the reasoning aloud</w:t>
+      </w:r>
+    </w:p>
+    <w:p>
+      <w:pPr>
+        <w:spacing w:line="336" w:lineRule="auto" w:after="180"/>
+      </w:pPr>
+      <w:r>
+        <w:rPr>
+          <w:b w:val="0"/>
+        </w:rPr>
+        <w:t xml:space="preserve">Use the complete worked example below before asking learners to complete W2. Reveal a small part, invite a </w:t>
+      </w:r>
+      <w:r>
+        <w:rPr>
+          <w:b/>
+        </w:rPr>
+        <w:t>prediction</w:t>
+      </w:r>
+      <w:r>
+        <w:rPr>
+          <w:b w:val="0"/>
+        </w:rPr>
+        <w:t>, then explain the deciding step.</w:t>
+      </w:r>
+    </w:p>
+    <w:p>
+      <w:pPr>
+        <w:spacing w:line="336" w:lineRule="auto" w:after="180"/>
+      </w:pPr>
+      <w:r>
+        <w:rPr>
+          <w:b w:val="0"/>
+        </w:rPr>
+        <w:t>These teacher notes contain solutions; do not reveal the independent case answer during modelling.</w:t>
       </w:r>
     </w:p>
     <w:tbl>
@@ -684,6 +1170,48 @@
         <w:trPr>
           <w:tblHeader/>
         </w:trPr>
+        <w:tc>
+          <w:tcPr>
+            <w:tcW w:type="dxa" w:w="2556"/>
+          </w:tcPr>
+          <w:p>
+            <w:r>
+              <w:t>A</w:t>
+            </w:r>
+          </w:p>
+        </w:tc>
+        <w:tc>
+          <w:tcPr>
+            <w:tcW w:type="dxa" w:w="2556"/>
+          </w:tcPr>
+          <w:p>
+            <w:r>
+              <w:t>B</w:t>
+            </w:r>
+          </w:p>
+        </w:tc>
+        <w:tc>
+          <w:tcPr>
+            <w:tcW w:type="dxa" w:w="2556"/>
+          </w:tcPr>
+          <w:p>
+            <w:r>
+              <w:t>A and B</w:t>
+            </w:r>
+          </w:p>
+        </w:tc>
+        <w:tc>
+          <w:tcPr>
+            <w:tcW w:type="dxa" w:w="2556"/>
+          </w:tcPr>
+          <w:p>
+            <w:r>
+              <w:t>A or B</w:t>
+            </w:r>
+          </w:p>
+        </w:tc>
+      </w:tr>
+      <w:tr>
         <w:tc>
           <w:tcPr>
             <w:tcW w:type="dxa" w:w="2556"/>
@@ -853,8 +1381,81 @@
       </w:tr>
     </w:tbl>
     <w:p>
-      <w:r>
-        <w:t>With Boolean operands, and needs both parts True. Inclusive or needs at least one True, so both True is allowed. not reverses a Boolean: not True is False and not False is True. Python can also apply and and or to other types; keep operands Boolean here so this table directly describes the result.</w:t>
+      <w:pPr>
+        <w:pStyle w:val="Heading3"/>
+      </w:pPr>
+      <w:r>
+        <w:t>Model the reasoning aloud · 3</w:t>
+      </w:r>
+    </w:p>
+    <w:p>
+      <w:pPr>
+        <w:spacing w:line="336" w:lineRule="auto" w:after="180"/>
+      </w:pPr>
+      <w:r>
+        <w:rPr>
+          <w:b w:val="0"/>
+        </w:rPr>
+        <w:t xml:space="preserve">With </w:t>
+      </w:r>
+      <w:r>
+        <w:rPr>
+          <w:b/>
+        </w:rPr>
+        <w:t>Boolean</w:t>
+      </w:r>
+      <w:r>
+        <w:rPr>
+          <w:b w:val="0"/>
+        </w:rPr>
+        <w:t xml:space="preserve"> operands, and needs both parts True. </w:t>
+      </w:r>
+      <w:r>
+        <w:rPr>
+          <w:b/>
+        </w:rPr>
+        <w:t>Inclusive or</w:t>
+      </w:r>
+      <w:r>
+        <w:rPr>
+          <w:b w:val="0"/>
+        </w:rPr>
+        <w:t xml:space="preserve"> needs at least one True, so both True is allowed. not reverses a </w:t>
+      </w:r>
+      <w:r>
+        <w:rPr>
+          <w:b/>
+        </w:rPr>
+        <w:t>Boolean</w:t>
+      </w:r>
+      <w:r>
+        <w:rPr>
+          <w:b w:val="0"/>
+        </w:rPr>
+        <w:t>: not True is False and not False is True.</w:t>
+      </w:r>
+    </w:p>
+    <w:p>
+      <w:pPr>
+        <w:spacing w:line="336" w:lineRule="auto" w:after="180"/>
+      </w:pPr>
+      <w:r>
+        <w:rPr>
+          <w:b w:val="0"/>
+        </w:rPr>
+        <w:t xml:space="preserve">Python can also apply and and or to other types; keep operands </w:t>
+      </w:r>
+      <w:r>
+        <w:rPr>
+          <w:b/>
+        </w:rPr>
+        <w:t>Boolean</w:t>
+      </w:r>
+      <w:r>
+        <w:rPr>
+          <w:b w:val="0"/>
+        </w:rPr>
+        <w:t xml:space="preserve"> here so this table directly describes the result.</w:t>
       </w:r>
     </w:p>
     <w:p>
@@ -993,7 +1594,13 @@
       </w:tr>
     </w:tbl>
     <w:p>
-      <w:r>
+      <w:pPr>
+        <w:spacing w:line="336" w:lineRule="auto" w:after="180"/>
+      </w:pPr>
+      <w:r>
+        <w:rPr>
+          <w:b w:val="0"/>
+        </w:rPr>
         <w:t>Use the diagram and verbal explanation together. Ask learners to match a sentence to a specific visual step; do not assign learners fixed visual or auditory learning styles.</w:t>
       </w:r>
     </w:p>
@@ -1006,7 +1613,13 @@
       </w:r>
     </w:p>
     <w:p>
-      <w:r>
+      <w:pPr>
+        <w:spacing w:line="336" w:lineRule="auto" w:after="180"/>
+      </w:pPr>
+      <w:r>
+        <w:rPr>
+          <w:b w:val="0"/>
+        </w:rPr>
         <w:t>Two conditions for entry. A toy club accepts integer ages from 12 through 15 inclusive.</w:t>
       </w:r>
     </w:p>
@@ -1019,7 +1632,22 @@
       </w:r>
     </w:p>
     <w:p>
-      <w:r>
+      <w:pPr>
+        <w:pStyle w:val="Heading3"/>
+      </w:pPr>
+      <w:r>
+        <w:t>Supplied facts</w:t>
+      </w:r>
+    </w:p>
+    <w:p>
+      <w:pPr>
+        <w:spacing w:line="336" w:lineRule="auto" w:after="180"/>
+        <w:shd w:fill="F1F6FC"/>
+      </w:pPr>
+      <w:r>
+        <w:rPr>
+          <w:b w:val="0"/>
+        </w:rPr>
         <w:t>Python 3: age=15; allowed=(age&gt;=12) and (age&lt;=15); print(allowed). No type validation is implemented here.</w:t>
       </w:r>
     </w:p>
@@ -1183,21 +1811,43 @@
       </w:r>
     </w:p>
     <w:p>
-      <w:r>
-        <w:t>A Boolean condition represents a yes-or-no result. And requires both conditions; checking only one boundary would accept values outside the intended interval.</w:t>
+      <w:pPr>
+        <w:pStyle w:val="Heading3"/>
+      </w:pPr>
+      <w:r>
+        <w:t>Why the result follows</w:t>
       </w:r>
     </w:p>
     <w:p>
       <w:pPr>
-        <w:pStyle w:val="Heading3"/>
-      </w:pPr>
-      <w:r>
-        <w:t>What this example does not establish</w:t>
+        <w:spacing w:line="336" w:lineRule="auto" w:after="180"/>
+        <w:shd w:fill="F1F6FC"/>
+      </w:pPr>
+      <w:r>
+        <w:rPr>
+          <w:b w:val="0"/>
+        </w:rPr>
+        <w:t xml:space="preserve">A </w:t>
+      </w:r>
+      <w:r>
+        <w:rPr>
+          <w:b/>
+        </w:rPr>
+        <w:t>Boolean</w:t>
+      </w:r>
+      <w:r>
+        <w:rPr>
+          <w:b w:val="0"/>
+        </w:rPr>
+        <w:t xml:space="preserve"> condition represents a yes-or-no result. And requires both conditions; checking only one boundary would accept values outside the intended interval.</w:t>
       </w:r>
     </w:p>
     <w:p>
-      <w:r>
-        <w:t>This condition checks a declared numeric interval, not identity or authorisation; unexpected input types need separate handling.</w:t>
+      <w:pPr>
+        <w:pStyle w:val="Heading3"/>
+      </w:pPr>
+      <w:r>
+        <w:t>What this example does not establish</w:t>
       </w:r>
     </w:p>
     <w:p>
@@ -1205,43 +1855,180 @@
         <w:pStyle w:val="Heading3"/>
       </w:pPr>
       <w:r>
-        <w:t>Change one thing in the pictured case</w:t>
+        <w:t>Keep the stated limit</w:t>
       </w:r>
     </w:p>
     <w:p>
-      <w:r>
-        <w:t>Change: Change age to 16.</w:t>
+      <w:pPr>
+        <w:spacing w:line="336" w:lineRule="auto" w:after="180"/>
+        <w:shd w:fill="FFF5E6"/>
+      </w:pPr>
+      <w:r>
+        <w:rPr>
+          <w:b w:val="0"/>
+        </w:rPr>
+        <w:t xml:space="preserve">This condition checks a declared numeric interval, not identity or authorisation; unexpected </w:t>
+      </w:r>
+      <w:r>
+        <w:rPr>
+          <w:b/>
+        </w:rPr>
+        <w:t>input</w:t>
+      </w:r>
+      <w:r>
+        <w:rPr>
+          <w:b w:val="0"/>
+        </w:rPr>
+        <w:t xml:space="preserve"> types need separate handling.</w:t>
       </w:r>
     </w:p>
     <w:p>
-      <w:r>
-        <w:t>Prediction: The result becomes False.</w:t>
+      <w:pPr>
+        <w:pStyle w:val="Heading3"/>
+      </w:pPr>
+      <w:r>
+        <w:t>Change one thing in the pictured case</w:t>
       </w:r>
     </w:p>
     <w:p>
-      <w:r>
-        <w:t>Reason: The lower condition remains True, but the upper condition fails.</w:t>
+      <w:pPr>
+        <w:pStyle w:val="Heading3"/>
+      </w:pPr>
+      <w:r>
+        <w:t>Change one thing</w:t>
       </w:r>
     </w:p>
     <w:p>
       <w:pPr>
-        <w:pStyle w:val="Heading3"/>
-      </w:pPr>
-      <w:r>
-        <w:t>Ask while showing the picture</w:t>
+        <w:spacing w:line="336" w:lineRule="auto" w:after="180"/>
+        <w:shd w:fill="F5F1FB"/>
+      </w:pPr>
+      <w:r>
+        <w:rPr>
+          <w:b w:val="0"/>
+        </w:rPr>
+        <w:t>Change: Change age to 16.</w:t>
       </w:r>
     </w:p>
     <w:p>
-      <w:r>
-        <w:t>Cover the result. Ask learners to name the inputs and predict the next step. Uncover one step, connect the icon to the actual procedure, and explain its evidence. Then change the supplied condition and compare. The picture is a representation; it does not document execution of a real AI model.</w:t>
+      <w:pPr>
+        <w:pStyle w:val="Heading3"/>
+      </w:pPr>
+      <w:r>
+        <w:t>Predicted result</w:t>
       </w:r>
     </w:p>
     <w:p>
       <w:pPr>
+        <w:spacing w:line="336" w:lineRule="auto" w:after="180"/>
+        <w:shd w:fill="F1F6FC"/>
+      </w:pPr>
+      <w:r>
+        <w:rPr>
+          <w:b/>
+        </w:rPr>
+        <w:t>Prediction</w:t>
+      </w:r>
+      <w:r>
+        <w:rPr>
+          <w:b w:val="0"/>
+        </w:rPr>
+        <w:t>: The result becomes False.</w:t>
+      </w:r>
+    </w:p>
+    <w:p>
+      <w:pPr>
+        <w:pStyle w:val="Heading3"/>
+      </w:pPr>
+      <w:r>
+        <w:t>Why the result follows</w:t>
+      </w:r>
+    </w:p>
+    <w:p>
+      <w:pPr>
+        <w:spacing w:line="336" w:lineRule="auto" w:after="180"/>
+        <w:shd w:fill="F1F6FC"/>
+      </w:pPr>
+      <w:r>
+        <w:rPr>
+          <w:b w:val="0"/>
+        </w:rPr>
+        <w:t>Reason: The lower condition remains True, but the upper condition fails.</w:t>
+      </w:r>
+    </w:p>
+    <w:p>
+      <w:pPr>
+        <w:pStyle w:val="Heading3"/>
+      </w:pPr>
+      <w:r>
+        <w:t>Ask while showing the picture</w:t>
+      </w:r>
+    </w:p>
+    <w:p>
+      <w:pPr>
+        <w:pStyle w:val="Heading3"/>
+      </w:pPr>
+      <w:r>
+        <w:t>Ask while showing the picture · 4</w:t>
+      </w:r>
+    </w:p>
+    <w:p>
+      <w:pPr>
+        <w:spacing w:line="336" w:lineRule="auto" w:after="180"/>
+      </w:pPr>
+      <w:r>
+        <w:rPr>
+          <w:b w:val="0"/>
+        </w:rPr>
+        <w:t xml:space="preserve">Cover the result. Ask learners to name the </w:t>
+      </w:r>
+      <w:r>
+        <w:rPr>
+          <w:b/>
+        </w:rPr>
+        <w:t>input</w:t>
+      </w:r>
+      <w:r>
+        <w:rPr>
+          <w:b w:val="0"/>
+        </w:rPr>
+        <w:t xml:space="preserve">s and predict the next step. Uncover one step, connect the icon to the actual procedure, and explain its </w:t>
+      </w:r>
+      <w:r>
+        <w:rPr>
+          <w:b/>
+        </w:rPr>
+        <w:t>evidence</w:t>
+      </w:r>
+      <w:r>
+        <w:rPr>
+          <w:b w:val="0"/>
+        </w:rPr>
+        <w:t>. Then change the supplied condition and compare.</w:t>
+      </w:r>
+    </w:p>
+    <w:p>
+      <w:pPr>
+        <w:spacing w:line="336" w:lineRule="auto" w:after="180"/>
+      </w:pPr>
+      <w:r>
+        <w:rPr>
+          <w:b w:val="0"/>
+        </w:rPr>
+        <w:t>The picture is a representation; it does not document execution of a real AI model.</w:t>
+      </w:r>
+    </w:p>
+    <w:p>
+      <w:pPr>
         <w:pStyle w:val="Heading1"/>
       </w:pPr>
       <w:r>
         <w:t>03. Demonstrate and guide practice</w:t>
+      </w:r>
+    </w:p>
+    <w:p>
+      <w:r>
+        <w:t>Demonstrate Boolean conditions, reduce support deliberately and check individual reasoning before discussing answers.</w:t>
       </w:r>
     </w:p>
     <w:tbl>
@@ -1457,36 +2244,112 @@
       </w:tr>
     </w:tbl>
     <w:p>
-      <w:r>
-        <w:t>Use the worked example in Sections 3 and 6. Collect a prediction before revealing its result; ask the learner to point to each intermediate fact.</w:t>
+      <w:pPr>
+        <w:spacing w:line="336" w:lineRule="auto" w:after="180"/>
+      </w:pPr>
+      <w:r>
+        <w:rPr>
+          <w:b w:val="0"/>
+        </w:rPr>
+        <w:t xml:space="preserve">Use the worked example in Sections 3 and 6. Collect a </w:t>
+      </w:r>
+      <w:r>
+        <w:rPr>
+          <w:b/>
+        </w:rPr>
+        <w:t>prediction</w:t>
+      </w:r>
+      <w:r>
+        <w:rPr>
+          <w:b w:val="0"/>
+        </w:rPr>
+        <w:t xml:space="preserve"> before revealing its result; ask the learner to point to each intermediate fact.</w:t>
       </w:r>
     </w:p>
     <w:p>
-      <w:r>
-        <w:t>Use separate cards for each comparison, then combine them. Read at most and at least aloud with number lines. Extension: explain why not ((minutes &gt;= 5) and (minutes &lt;= 9)) identifies out-of-range numeric values under the stated input contract.</w:t>
+      <w:pPr>
+        <w:spacing w:line="336" w:lineRule="auto" w:after="180"/>
+      </w:pPr>
+      <w:r>
+        <w:rPr>
+          <w:b w:val="0"/>
+        </w:rPr>
+        <w:t xml:space="preserve">Use separate cards for each </w:t>
+      </w:r>
+      <w:r>
+        <w:rPr>
+          <w:b/>
+        </w:rPr>
+        <w:t>comparison</w:t>
+      </w:r>
+      <w:r>
+        <w:rPr>
+          <w:b w:val="0"/>
+        </w:rPr>
+        <w:t>, then combine them. Read at most and at least aloud with number lines.</w:t>
       </w:r>
     </w:p>
     <w:p>
       <w:pPr>
-        <w:pStyle w:val="Heading3"/>
-      </w:pPr>
-      <w:r>
-        <w:t>Reduce help deliberately</w:t>
+        <w:spacing w:line="336" w:lineRule="auto" w:after="180"/>
+      </w:pPr>
+      <w:r>
+        <w:rPr>
+          <w:b w:val="0"/>
+        </w:rPr>
+        <w:t xml:space="preserve">Extension: explain why not ((minutes &gt;= 5) and (minutes &lt;= 9)) identifies out-of-range numeric values under the stated </w:t>
+      </w:r>
+      <w:r>
+        <w:rPr>
+          <w:b/>
+        </w:rPr>
+        <w:t>input</w:t>
+      </w:r>
+      <w:r>
+        <w:rPr>
+          <w:b w:val="0"/>
+        </w:rPr>
+        <w:t xml:space="preserve"> contract.</w:t>
       </w:r>
     </w:p>
     <w:p>
-      <w:r>
-        <w:t>Completion task: For (minutes, quiet) cases (11, True), (12, False), and (13, True), write the time comparison and final suitability values before running the program.</w:t>
+      <w:pPr>
+        <w:pStyle w:val="Heading3"/>
+      </w:pPr>
+      <w:r>
+        <w:t>Reduce help deliberately</w:t>
       </w:r>
     </w:p>
     <w:p>
-      <w:r>
-        <w:t>Teacher check: Time results are True, True, False. Combined results are True, False, False; the second case fails quiet and the third fails time.</w:t>
+      <w:pPr>
+        <w:pStyle w:val="Heading3"/>
+      </w:pPr>
+      <w:r>
+        <w:t>Completion practice</w:t>
       </w:r>
     </w:p>
     <w:p>
-      <w:r>
-        <w:t>Start by identifying the given inputs together. Leave the intermediate steps blank. If needed, model one step, then withdraw that help on the next step. Move to a full trace only when the partial trace is understood. For partners, alternate explainer and checker; collect a response from every learner before discussion.</w:t>
+      <w:pPr>
+        <w:spacing w:line="336" w:lineRule="auto" w:after="180"/>
+        <w:shd w:fill="F5F1FB"/>
+      </w:pPr>
+      <w:r>
+        <w:rPr>
+          <w:b w:val="0"/>
+        </w:rPr>
+        <w:t xml:space="preserve">Completion task: For (minutes, quiet) cases (11, True), (12, False), and (13, True), write the time </w:t>
+      </w:r>
+      <w:r>
+        <w:rPr>
+          <w:b/>
+        </w:rPr>
+        <w:t>comparison</w:t>
+      </w:r>
+      <w:r>
+        <w:rPr>
+          <w:b w:val="0"/>
+        </w:rPr>
+        <w:t xml:space="preserve"> and final suitability values before running the program.</w:t>
       </w:r>
     </w:p>
     <w:p>
@@ -1494,22 +2357,53 @@
         <w:pStyle w:val="Heading3"/>
       </w:pPr>
       <w:r>
-        <w:t>Individual reasoning check</w:t>
+        <w:t>Reasoning to listen for</w:t>
       </w:r>
     </w:p>
     <w:p>
-      <w:r>
-        <w:t>Use the worked case for Boolean conditions. Proposed explanation: “At most excludes the boundary”. Decide whether this explanation is supported. Point to the step or supplied fact that decides; explain your repair if needed.</w:t>
+      <w:pPr>
+        <w:spacing w:line="336" w:lineRule="auto" w:after="180"/>
+        <w:shd w:fill="F1F6FC"/>
+      </w:pPr>
+      <w:r>
+        <w:rPr>
+          <w:b w:val="0"/>
+        </w:rPr>
+        <w:t>Teacher check: Time results are True, True, False. Combined results are True, False, False; the second case fails quiet and the third fails time.</w:t>
       </w:r>
     </w:p>
     <w:p>
-      <w:r>
-        <w:t>Expected correction: At most 12 includes 12; compare &lt; and &lt;= at exactly 12.</w:t>
+      <w:pPr>
+        <w:spacing w:line="336" w:lineRule="auto" w:after="180"/>
+      </w:pPr>
+      <w:r>
+        <w:rPr>
+          <w:b w:val="0"/>
+        </w:rPr>
+        <w:t xml:space="preserve">Start by identifying the given </w:t>
+      </w:r>
+      <w:r>
+        <w:rPr>
+          <w:b/>
+        </w:rPr>
+        <w:t>input</w:t>
+      </w:r>
+      <w:r>
+        <w:rPr>
+          <w:b w:val="0"/>
+        </w:rPr>
+        <w:t>s together. Leave the intermediate steps blank. If needed, model one step, then withdraw that help on the next step. Move to a full trace only when the partial trace is understood.</w:t>
       </w:r>
     </w:p>
     <w:p>
-      <w:r>
-        <w:t>Collect explanations, not only yes/no votes. If a misunderstanding is common, re-model the relevant step for the class. If it affects a few learners, give a short targeted group explanation while others solve a more demanding variation.</w:t>
+      <w:pPr>
+        <w:spacing w:line="336" w:lineRule="auto" w:after="180"/>
+      </w:pPr>
+      <w:r>
+        <w:rPr>
+          <w:b w:val="0"/>
+        </w:rPr>
+        <w:t>For partners, alternate explainer and checker; collect a response from every learner before discussion.</w:t>
       </w:r>
     </w:p>
     <w:p>
@@ -1517,12 +2411,30 @@
         <w:pStyle w:val="Heading3"/>
       </w:pPr>
       <w:r>
-        <w:t>Pictorial practice question</w:t>
+        <w:t>Individual reasoning check</w:t>
       </w:r>
     </w:p>
     <w:p>
-      <w:r>
-        <w:t>Give both comparison results for ages 11, 15 and 16. Which comparison rejects each outside value, and why does and matter?</w:t>
+      <w:pPr>
+        <w:spacing w:line="336" w:lineRule="auto" w:after="180"/>
+      </w:pPr>
+      <w:r>
+        <w:rPr>
+          <w:b w:val="0"/>
+        </w:rPr>
+        <w:t xml:space="preserve">Use the worked case for </w:t>
+      </w:r>
+      <w:r>
+        <w:rPr>
+          <w:b/>
+        </w:rPr>
+        <w:t>Boolean</w:t>
+      </w:r>
+      <w:r>
+        <w:rPr>
+          <w:b w:val="0"/>
+        </w:rPr>
+        <w:t xml:space="preserve"> conditions. Proposed explanation: “At most excludes the boundary”. Decide whether this explanation is supported. Point to the step or supplied fact that decides; explain your repair if needed.</w:t>
       </w:r>
     </w:p>
     <w:p>
@@ -1530,55 +2442,254 @@
         <w:pStyle w:val="Heading3"/>
       </w:pPr>
       <w:r>
-        <w:t>Reasoned teacher answer</w:t>
+        <w:t>Expected repair</w:t>
       </w:r>
     </w:p>
     <w:p>
-      <w:r>
-        <w:t>Age 11 gives False/True, so False. Age 15 gives True/True, so True. Age 16 gives True/False, so False. Both interval boundaries must hold.</w:t>
+      <w:pPr>
+        <w:spacing w:line="336" w:lineRule="auto" w:after="180"/>
+        <w:shd w:fill="F1F6FC"/>
+      </w:pPr>
+      <w:r>
+        <w:rPr>
+          <w:b w:val="0"/>
+        </w:rPr>
+        <w:t>Expected correction: At most 12 includes 12; compare &lt; and &lt;= at exactly 12.</w:t>
       </w:r>
     </w:p>
     <w:p>
-      <w:r>
-        <w:t>Changed-case reasoning: The result becomes False. The lower condition remains True, but the upper condition fails.</w:t>
+      <w:pPr>
+        <w:spacing w:line="336" w:lineRule="auto" w:after="180"/>
+      </w:pPr>
+      <w:r>
+        <w:rPr>
+          <w:b w:val="0"/>
+        </w:rPr>
+        <w:t>Collect explanations, not only yes/no votes. If a misunderstanding is common, re-model the relevant step for the class.</w:t>
       </w:r>
     </w:p>
     <w:p>
-      <w:r>
-        <w:t>Collect each learner’s explanation before discussion. Use the first missing connection between input, deciding step and result to choose support. This question is worked-case practice, not fresh mastery evidence.</w:t>
+      <w:pPr>
+        <w:spacing w:line="336" w:lineRule="auto" w:after="180"/>
+      </w:pPr>
+      <w:r>
+        <w:rPr>
+          <w:b w:val="0"/>
+        </w:rPr>
+        <w:t>If it affects a few learners, give a short targeted group explanation while others solve a more demanding variation.</w:t>
       </w:r>
     </w:p>
     <w:p>
       <w:pPr>
-        <w:pStyle w:val="Heading1"/>
-      </w:pPr>
-      <w:r>
-        <w:t>04. Run the investigation and diagnose misconceptions</w:t>
+        <w:pStyle w:val="Heading3"/>
+      </w:pPr>
+      <w:r>
+        <w:t>Pictorial practice question</w:t>
       </w:r>
     </w:p>
     <w:p>
-      <w:r>
-        <w:t>At most excludes the boundary: At most 12 includes 12; compare &lt; and &lt;= at exactly 12.</w:t>
+      <w:pPr>
+        <w:spacing w:line="336" w:lineRule="auto" w:after="180"/>
+        <w:shd w:fill="F5F1FB"/>
+      </w:pPr>
+      <w:r>
+        <w:rPr>
+          <w:b w:val="0"/>
+        </w:rPr>
+        <w:t xml:space="preserve">Give both </w:t>
+      </w:r>
+      <w:r>
+        <w:rPr>
+          <w:b/>
+        </w:rPr>
+        <w:t>comparison</w:t>
+      </w:r>
+      <w:r>
+        <w:rPr>
+          <w:b w:val="0"/>
+        </w:rPr>
+        <w:t xml:space="preserve"> results for ages 11, 15 and 16. Which </w:t>
+      </w:r>
+      <w:r>
+        <w:rPr>
+          <w:b/>
+        </w:rPr>
+        <w:t>comparison</w:t>
+      </w:r>
+      <w:r>
+        <w:rPr>
+          <w:b w:val="0"/>
+        </w:rPr>
+        <w:t xml:space="preserve"> rejects each outside value, and why does and matter?</w:t>
       </w:r>
     </w:p>
     <w:p>
-      <w:r>
-        <w:t>or means exactly one: Inclusive or also accepts two True values.</w:t>
+      <w:pPr>
+        <w:pStyle w:val="Heading3"/>
+      </w:pPr>
+      <w:r>
+        <w:t>Reasoned teacher answer</w:t>
       </w:r>
     </w:p>
     <w:p>
-      <w:r>
-        <w:t>A single equals sign tests equality: = assigns; == compares.</w:t>
+      <w:pPr>
+        <w:spacing w:line="336" w:lineRule="auto" w:after="180"/>
+      </w:pPr>
+      <w:r>
+        <w:rPr>
+          <w:b w:val="0"/>
+        </w:rPr>
+        <w:t>Age 11 gives False/True, so False. Age 15 gives True/True, so True. Age 16 gives True/False, so False. Both interval boundaries must hold.</w:t>
       </w:r>
     </w:p>
     <w:p>
-      <w:r>
-        <w:t>A True result proves a fact about the world: It establishes only that the supplied values satisfy this expression.</w:t>
+      <w:pPr>
+        <w:spacing w:line="336" w:lineRule="auto" w:after="180"/>
+      </w:pPr>
+      <w:r>
+        <w:rPr>
+          <w:b w:val="0"/>
+        </w:rPr>
+        <w:t>Changed-case reasoning: The result becomes False. The lower condition remains True, but the upper condition fails.</w:t>
       </w:r>
     </w:p>
     <w:p>
-      <w:r>
-        <w:t>Use Section 9 for the evidence ledger. Add a boundary or missing-input case and record the expected response before checking. More successful repeats of one case do not establish wider coverage.</w:t>
+      <w:pPr>
+        <w:spacing w:line="336" w:lineRule="auto" w:after="180"/>
+      </w:pPr>
+      <w:r>
+        <w:rPr>
+          <w:b w:val="0"/>
+        </w:rPr>
+        <w:t xml:space="preserve">Collect each learner’s explanation before discussion. Use the first missing connection between </w:t>
+      </w:r>
+      <w:r>
+        <w:rPr>
+          <w:b/>
+        </w:rPr>
+        <w:t>input</w:t>
+      </w:r>
+      <w:r>
+        <w:rPr>
+          <w:b w:val="0"/>
+        </w:rPr>
+        <w:t xml:space="preserve">, deciding step and result to choose support. This question is worked-case practice, not fresh mastery </w:t>
+      </w:r>
+      <w:r>
+        <w:rPr>
+          <w:b/>
+        </w:rPr>
+        <w:t>evidence</w:t>
+      </w:r>
+      <w:r>
+        <w:rPr>
+          <w:b w:val="0"/>
+        </w:rPr>
+        <w:t>.</w:t>
+      </w:r>
+    </w:p>
+    <w:p>
+      <w:pPr>
+        <w:pStyle w:val="Heading1"/>
+      </w:pPr>
+      <w:r>
+        <w:t>04. Run the investigation and diagnose misconceptions</w:t>
+      </w:r>
+    </w:p>
+    <w:p>
+      <w:r>
+        <w:t>Run the Boolean conditions investigation and use the first unsupported step to choose a teaching response.</w:t>
+      </w:r>
+    </w:p>
+    <w:p>
+      <w:pPr>
+        <w:spacing w:line="336" w:lineRule="auto" w:after="180"/>
+      </w:pPr>
+      <w:r>
+        <w:rPr>
+          <w:b w:val="0"/>
+        </w:rPr>
+        <w:t>At most excludes the boundary: At most 12 includes 12; compare &lt; and &lt;= at exactly 12.</w:t>
+      </w:r>
+    </w:p>
+    <w:p>
+      <w:pPr>
+        <w:spacing w:line="336" w:lineRule="auto" w:after="180"/>
+      </w:pPr>
+      <w:r>
+        <w:rPr>
+          <w:b w:val="0"/>
+        </w:rPr>
+        <w:t xml:space="preserve">or means exactly one: </w:t>
+      </w:r>
+      <w:r>
+        <w:rPr>
+          <w:b/>
+        </w:rPr>
+        <w:t>Inclusive or</w:t>
+      </w:r>
+      <w:r>
+        <w:rPr>
+          <w:b w:val="0"/>
+        </w:rPr>
+        <w:t xml:space="preserve"> also accepts two True values.</w:t>
+      </w:r>
+    </w:p>
+    <w:p>
+      <w:pPr>
+        <w:spacing w:line="336" w:lineRule="auto" w:after="180"/>
+      </w:pPr>
+      <w:r>
+        <w:rPr>
+          <w:b w:val="0"/>
+        </w:rPr>
+        <w:t>A single equals sign tests equality: = assigns; == compares.</w:t>
+      </w:r>
+    </w:p>
+    <w:p>
+      <w:pPr>
+        <w:spacing w:line="336" w:lineRule="auto" w:after="180"/>
+      </w:pPr>
+      <w:r>
+        <w:rPr>
+          <w:b w:val="0"/>
+        </w:rPr>
+        <w:t>A True result proves a fact about the world: It establishes only that the supplied values satisfy this expression.</w:t>
+      </w:r>
+    </w:p>
+    <w:p>
+      <w:pPr>
+        <w:spacing w:line="336" w:lineRule="auto" w:after="180"/>
+      </w:pPr>
+      <w:r>
+        <w:rPr>
+          <w:b w:val="0"/>
+        </w:rPr>
+        <w:t xml:space="preserve">Use Section 9 for the </w:t>
+      </w:r>
+      <w:r>
+        <w:rPr>
+          <w:b/>
+        </w:rPr>
+        <w:t>evidence</w:t>
+      </w:r>
+      <w:r>
+        <w:rPr>
+          <w:b w:val="0"/>
+        </w:rPr>
+        <w:t xml:space="preserve"> ledger. Add a boundary or missing-</w:t>
+      </w:r>
+      <w:r>
+        <w:rPr>
+          <w:b/>
+        </w:rPr>
+        <w:t>input</w:t>
+      </w:r>
+      <w:r>
+        <w:rPr>
+          <w:b w:val="0"/>
+        </w:rPr>
+        <w:t xml:space="preserve"> case and record the expected response before checking. More successful repeats of one case do not establish wider coverage.</w:t>
       </w:r>
     </w:p>
     <w:p>
@@ -1736,29 +2847,38 @@
       </w:tr>
     </w:tbl>
     <w:p>
-      <w:r>
-        <w:t>Offer an oral explanation, drawing, enlarged visual or fewer examples when that removes a reading/writing barrier. Keep the same reasoning goal. Stretch secure learners by changing a boundary or assumption and asking them to defend the effect, not simply by assigning more of the same questions.</w:t>
+      <w:pPr>
+        <w:spacing w:line="336" w:lineRule="auto" w:after="180"/>
+      </w:pPr>
+      <w:r>
+        <w:rPr>
+          <w:b w:val="0"/>
+        </w:rPr>
+        <w:t>Offer an oral explanation, drawing, enlarged visual or fewer examples when that removes a reading/writing barrier. Keep the same reasoning goal.</w:t>
       </w:r>
     </w:p>
     <w:p>
       <w:pPr>
-        <w:pStyle w:val="Heading1"/>
-      </w:pPr>
-      <w:r>
-        <w:t>05. Assess and explain the answers</w:t>
+        <w:spacing w:line="336" w:lineRule="auto" w:after="180"/>
+      </w:pPr>
+      <w:r>
+        <w:rPr>
+          <w:b w:val="0"/>
+        </w:rPr>
+        <w:t>Stretch secure learners by changing a boundary or assumption and asking them to defend the effect, not simply by assigning more of the same questions.</w:t>
       </w:r>
     </w:p>
     <w:p>
       <w:pPr>
-        <w:pStyle w:val="Heading3"/>
-      </w:pPr>
-      <w:r>
-        <w:t>Guided and exit questions</w:t>
+        <w:pStyle w:val="Heading1"/>
+      </w:pPr>
+      <w:r>
+        <w:t>05. Assess and explain the answers</w:t>
       </w:r>
     </w:p>
     <w:p>
       <w:r>
-        <w:t>Inclusive or accepts both available; exactly one would reject both. Exit: (12, True) should pass and reveals &lt;= changed to &lt;. (8, False) should fail and reveals and changed to or. Other inputs are acceptable if they distinguish the versions.</w:t>
+        <w:t>Use the Boolean conditions questions, teacher keys and criteria after the relevant attempts. Previously discussed cases are practice; protect the separately selected independent task.</w:t>
       </w:r>
     </w:p>
     <w:p>
@@ -1766,17 +2886,47 @@
         <w:pStyle w:val="Heading3"/>
       </w:pPr>
       <w:r>
-        <w:t>W1 Translate the requirement</w:t>
+        <w:t>Guided and exit questions</w:t>
       </w:r>
     </w:p>
     <w:p>
-      <w:r>
-        <w:t>Write a condition for an activity taking at most 12 minutes and being quiet. Explain why exactly 12 minutes is included.</w:t>
+      <w:pPr>
+        <w:spacing w:line="336" w:lineRule="auto" w:after="180"/>
+      </w:pPr>
+      <w:r>
+        <w:rPr>
+          <w:b/>
+        </w:rPr>
+        <w:t>Inclusive or</w:t>
+      </w:r>
+      <w:r>
+        <w:rPr>
+          <w:b w:val="0"/>
+        </w:rPr>
+        <w:t xml:space="preserve"> accepts both available; exactly one would reject both. Exit: (12, True) should pass and reveals &lt;= changed to &lt;. (8, False) should fail and reveals and changed to or.</w:t>
       </w:r>
     </w:p>
     <w:p>
-      <w:r>
-        <w:t>(minutes &lt;= 12) and quiet. At most includes equality, so &lt;= is required; the nonnegative integer and Boolean input contract still applies.</w:t>
+      <w:pPr>
+        <w:spacing w:line="336" w:lineRule="auto" w:after="180"/>
+      </w:pPr>
+      <w:r>
+        <w:rPr>
+          <w:b w:val="0"/>
+        </w:rPr>
+        <w:t xml:space="preserve">Other </w:t>
+      </w:r>
+      <w:r>
+        <w:rPr>
+          <w:b/>
+        </w:rPr>
+        <w:t>input</w:t>
+      </w:r>
+      <w:r>
+        <w:rPr>
+          <w:b w:val="0"/>
+        </w:rPr>
+        <w:t>s are acceptable if they distinguish the versions.</w:t>
       </w:r>
     </w:p>
     <w:p>
@@ -1784,17 +2934,51 @@
         <w:pStyle w:val="Heading3"/>
       </w:pPr>
       <w:r>
-        <w:t>W2 Trace separate checks</w:t>
+        <w:t>W1 Translate the requirement</w:t>
       </w:r>
     </w:p>
     <w:p>
-      <w:r>
-        <w:t>For (minutes, quiet) cases (11, True), (12, False), and (13, True), write the time comparison and final suitability values before running the program.</w:t>
+      <w:pPr>
+        <w:pStyle w:val="Heading3"/>
+      </w:pPr>
+      <w:r>
+        <w:t>Workbook question · W1</w:t>
       </w:r>
     </w:p>
     <w:p>
-      <w:r>
-        <w:t>Time results are True, True, False. Combined results are True, False, False; the second case fails quiet and the third fails time.</w:t>
+      <w:pPr>
+        <w:spacing w:line="336" w:lineRule="auto" w:after="180"/>
+        <w:shd w:fill="F5F1FB"/>
+      </w:pPr>
+      <w:r>
+        <w:rPr>
+          <w:b w:val="0"/>
+        </w:rPr>
+        <w:t xml:space="preserve">Write a condition for an activity taking at most </w:t>
+      </w:r>
+      <w:r>
+        <w:rPr>
+          <w:b/>
+        </w:rPr>
+        <w:t>12 minutes</w:t>
+      </w:r>
+      <w:r>
+        <w:rPr>
+          <w:b w:val="0"/>
+        </w:rPr>
+        <w:t xml:space="preserve"> and being quiet. Explain why exactly </w:t>
+      </w:r>
+      <w:r>
+        <w:rPr>
+          <w:b/>
+        </w:rPr>
+        <w:t>12 minutes</w:t>
+      </w:r>
+      <w:r>
+        <w:rPr>
+          <w:b w:val="0"/>
+        </w:rPr>
+        <w:t xml:space="preserve"> is included.</w:t>
       </w:r>
     </w:p>
     <w:p>
@@ -1802,17 +2986,51 @@
         <w:pStyle w:val="Heading3"/>
       </w:pPr>
       <w:r>
-        <w:t>W3 Distinguish alternatives</w:t>
+        <w:t>Teacher reasoning · W1</w:t>
       </w:r>
     </w:p>
     <w:p>
-      <w:r>
-        <w:t>Complete all four Boolean combinations for pencil or crayon. Explain the both-available case and the effect of not pencil.</w:t>
+      <w:pPr>
+        <w:spacing w:line="336" w:lineRule="auto" w:after="180"/>
+        <w:shd w:fill="F1F6FC"/>
+      </w:pPr>
+      <w:r>
+        <w:rPr>
+          <w:b w:val="0"/>
+        </w:rPr>
+        <w:t xml:space="preserve">(minutes &lt;= 12) and quiet. At most includes equality, so &lt;= is required; the nonnegative integer and </w:t>
+      </w:r>
+      <w:r>
+        <w:rPr>
+          <w:b/>
+        </w:rPr>
+        <w:t>Boolean</w:t>
+      </w:r>
+      <w:r>
+        <w:rPr>
+          <w:b w:val="0"/>
+        </w:rPr>
+        <w:t xml:space="preserve"> </w:t>
+      </w:r>
+      <w:r>
+        <w:rPr>
+          <w:b/>
+        </w:rPr>
+        <w:t>input</w:t>
+      </w:r>
+      <w:r>
+        <w:rPr>
+          <w:b w:val="0"/>
+        </w:rPr>
+        <w:t xml:space="preserve"> contract still applies.</w:t>
       </w:r>
     </w:p>
     <w:p>
-      <w:r>
-        <w:t>or gives False, True, True, True for FF, FT, TF, TT. Both available is accepted. not pencil is True when pencil is False and False when pencil is True.</w:t>
+      <w:pPr>
+        <w:pStyle w:val="Heading3"/>
+      </w:pPr>
+      <w:r>
+        <w:t>W2 Trace separate checks</w:t>
       </w:r>
     </w:p>
     <w:p>
@@ -1820,61 +3038,335 @@
         <w:pStyle w:val="Heading3"/>
       </w:pPr>
       <w:r>
-        <w:t>W4 Write a new rule independently</w:t>
+        <w:t>Workbook question · W2</w:t>
       </w:r>
     </w:p>
     <w:p>
-      <w:r>
-        <w:t>A fictional puzzle qualifies when its duration is at least 5 and at most 9 minutes and its available flag is True. Write the condition. Predict results for (5, True), (9, True), (10, True), and (7, False). Choose a case that detects replacing and with or between the range check and available.</w:t>
+      <w:pPr>
+        <w:spacing w:line="336" w:lineRule="auto" w:after="180"/>
+        <w:shd w:fill="F5F1FB"/>
+      </w:pPr>
+      <w:r>
+        <w:rPr>
+          <w:b w:val="0"/>
+        </w:rPr>
+        <w:t xml:space="preserve">For (minutes, quiet) cases (11, True), (12, False), and (13, True), write the time </w:t>
+      </w:r>
+      <w:r>
+        <w:rPr>
+          <w:b/>
+        </w:rPr>
+        <w:t>comparison</w:t>
+      </w:r>
+      <w:r>
+        <w:rPr>
+          <w:b w:val="0"/>
+        </w:rPr>
+        <w:t xml:space="preserve"> and final suitability values before running the program.</w:t>
       </w:r>
     </w:p>
     <w:p>
-      <w:r>
-        <w:t>(minutes &gt;= 5) and (minutes &lt;= 9) and available. Results True, True, False, False. (7, False) distinguishes (range_check and available) from (range_check or available): correct False versus faulty True.</w:t>
+      <w:pPr>
+        <w:pStyle w:val="Heading3"/>
+      </w:pPr>
+      <w:r>
+        <w:t>Teacher reasoning · W2</w:t>
       </w:r>
     </w:p>
     <w:p>
       <w:pPr>
-        <w:pStyle w:val="Heading3"/>
-      </w:pPr>
-      <w:r>
-        <w:t>W5 Separate a check from a guarantee</w:t>
+        <w:spacing w:line="336" w:lineRule="auto" w:after="180"/>
+        <w:shd w:fill="F1F6FC"/>
+      </w:pPr>
+      <w:r>
+        <w:rPr>
+          <w:b w:val="0"/>
+        </w:rPr>
+        <w:t>Time results are True, True, False. Combined results are True, False, False; the second case fails quiet and the third fails time.</w:t>
       </w:r>
     </w:p>
     <w:p>
-      <w:r>
-        <w:t>Explain why a True suitability result does not prove that the supplied duration is accurate or that a child has permission to start the activity.</w:t>
+      <w:pPr>
+        <w:pStyle w:val="Heading3"/>
+      </w:pPr>
+      <w:r>
+        <w:t>W3 Distinguish alternatives</w:t>
       </w:r>
     </w:p>
     <w:p>
-      <w:r>
-        <w:t>The expression checks supplied values against stated conditions. Inaccurate input can still pass. Permission is a separate human decision and must not be inferred from suitability.</w:t>
+      <w:pPr>
+        <w:pStyle w:val="Heading3"/>
+      </w:pPr>
+      <w:r>
+        <w:t>Workbook question · W3</w:t>
       </w:r>
     </w:p>
     <w:p>
       <w:pPr>
-        <w:pStyle w:val="Heading3"/>
-      </w:pPr>
-      <w:r>
-        <w:t>Independent assessment and fresh retry</w:t>
+        <w:spacing w:line="336" w:lineRule="auto" w:after="180"/>
+        <w:shd w:fill="F5F1FB"/>
+      </w:pPr>
+      <w:r>
+        <w:rPr>
+          <w:b w:val="0"/>
+        </w:rPr>
+        <w:t xml:space="preserve">Complete all four </w:t>
+      </w:r>
+      <w:r>
+        <w:rPr>
+          <w:b/>
+        </w:rPr>
+        <w:t>Boolean</w:t>
+      </w:r>
+      <w:r>
+        <w:rPr>
+          <w:b w:val="0"/>
+        </w:rPr>
+        <w:t xml:space="preserve"> combinations for pencil or crayon. Explain the both-available case and the effect of not pencil.</w:t>
       </w:r>
     </w:p>
     <w:p>
-      <w:r>
-        <w:t>W4 requires both inclusive bounds, the available flag, all four outcomes and a distinguishing case with reasoning. After support, retry a 2-to-4-minute inclusive rule with an open flag: (2, True) passes, (4, False) fails and (5, True) fails. Record initial independent work before the retry.</w:t>
+      <w:pPr>
+        <w:pStyle w:val="Heading3"/>
+      </w:pPr>
+      <w:r>
+        <w:t>Teacher reasoning · W3</w:t>
       </w:r>
     </w:p>
     <w:p>
       <w:pPr>
-        <w:pStyle w:val="Heading3"/>
-      </w:pPr>
-      <w:r>
-        <w:t>Assess independent transfer</w:t>
+        <w:spacing w:line="336" w:lineRule="auto" w:after="180"/>
+        <w:shd w:fill="F1F6FC"/>
+      </w:pPr>
+      <w:r>
+        <w:rPr>
+          <w:b w:val="0"/>
+        </w:rPr>
+        <w:t>or gives False, True, True, True for FF, FT, TF, TT. Both available is accepted. not pencil is True when pencil is False and False when pencil is True.</w:t>
       </w:r>
     </w:p>
     <w:p>
-      <w:r>
-        <w:t>Selected case: Predict all four booleans. Eligibility requires science AND at most100 pages AND availability. Repeat with genre="history" and all other values unchanged. Which OR result could wrongly suggest the genre requirement passed?</w:t>
+      <w:pPr>
+        <w:pStyle w:val="Heading3"/>
+      </w:pPr>
+      <w:r>
+        <w:t>W4 Write a new rule independently</w:t>
+      </w:r>
+    </w:p>
+    <w:p>
+      <w:pPr>
+        <w:pStyle w:val="Heading3"/>
+      </w:pPr>
+      <w:r>
+        <w:t>Workbook question · W4</w:t>
+      </w:r>
+    </w:p>
+    <w:p>
+      <w:pPr>
+        <w:spacing w:line="336" w:lineRule="auto" w:after="180"/>
+        <w:shd w:fill="F5F1FB"/>
+      </w:pPr>
+      <w:r>
+        <w:rPr>
+          <w:b w:val="0"/>
+        </w:rPr>
+        <w:t>A fictional puzzle qualifies when its duration is at least 5 and at most 9 minutes and its available flag is True. Write the condition. Predict results for (5, True), (9, True), (10, True), and (7, False).</w:t>
+      </w:r>
+    </w:p>
+    <w:p>
+      <w:pPr>
+        <w:spacing w:line="336" w:lineRule="auto" w:after="180"/>
+        <w:shd w:fill="F5F1FB"/>
+      </w:pPr>
+      <w:r>
+        <w:rPr>
+          <w:b w:val="0"/>
+        </w:rPr>
+        <w:t>Choose a case that detects replacing and with or between the range check and available.</w:t>
+      </w:r>
+    </w:p>
+    <w:p>
+      <w:pPr>
+        <w:pStyle w:val="Heading3"/>
+      </w:pPr>
+      <w:r>
+        <w:t>Teacher reasoning · W4</w:t>
+      </w:r>
+    </w:p>
+    <w:p>
+      <w:pPr>
+        <w:spacing w:line="336" w:lineRule="auto" w:after="180"/>
+        <w:shd w:fill="F1F6FC"/>
+      </w:pPr>
+      <w:r>
+        <w:rPr>
+          <w:b w:val="0"/>
+        </w:rPr>
+        <w:t>(minutes &gt;= 5) and (minutes &lt;= 9) and available. Results True, True, False, False. (7, False) distinguishes (range_check and available) from (range_check or available): correct False versus faulty True.</w:t>
+      </w:r>
+    </w:p>
+    <w:p>
+      <w:pPr>
+        <w:pStyle w:val="Heading3"/>
+      </w:pPr>
+      <w:r>
+        <w:t>W5 Separate a check from a guarantee</w:t>
+      </w:r>
+    </w:p>
+    <w:p>
+      <w:pPr>
+        <w:pStyle w:val="Heading3"/>
+      </w:pPr>
+      <w:r>
+        <w:t>Workbook question · W5</w:t>
+      </w:r>
+    </w:p>
+    <w:p>
+      <w:pPr>
+        <w:spacing w:line="336" w:lineRule="auto" w:after="180"/>
+        <w:shd w:fill="F5F1FB"/>
+      </w:pPr>
+      <w:r>
+        <w:rPr>
+          <w:b w:val="0"/>
+        </w:rPr>
+        <w:t>Explain why a True suitability result does not prove that the supplied duration is accurate or that a child has permission to start the activity.</w:t>
+      </w:r>
+    </w:p>
+    <w:p>
+      <w:pPr>
+        <w:pStyle w:val="Heading3"/>
+      </w:pPr>
+      <w:r>
+        <w:t>Teacher reasoning · W5</w:t>
+      </w:r>
+    </w:p>
+    <w:p>
+      <w:pPr>
+        <w:spacing w:line="336" w:lineRule="auto" w:after="180"/>
+        <w:shd w:fill="F1F6FC"/>
+      </w:pPr>
+      <w:r>
+        <w:rPr>
+          <w:b w:val="0"/>
+        </w:rPr>
+        <w:t xml:space="preserve">The expression checks supplied values against stated conditions. Inaccurate </w:t>
+      </w:r>
+      <w:r>
+        <w:rPr>
+          <w:b/>
+        </w:rPr>
+        <w:t>input</w:t>
+      </w:r>
+      <w:r>
+        <w:rPr>
+          <w:b w:val="0"/>
+        </w:rPr>
+        <w:t xml:space="preserve"> can still pass. Permission is a separate </w:t>
+      </w:r>
+      <w:r>
+        <w:rPr>
+          <w:b/>
+        </w:rPr>
+        <w:t>human decision</w:t>
+      </w:r>
+      <w:r>
+        <w:rPr>
+          <w:b w:val="0"/>
+        </w:rPr>
+        <w:t xml:space="preserve"> and must not be inferred from suitability.</w:t>
+      </w:r>
+    </w:p>
+    <w:p>
+      <w:pPr>
+        <w:pStyle w:val="Heading3"/>
+      </w:pPr>
+      <w:r>
+        <w:t>Independent assessment and fresh retry</w:t>
+      </w:r>
+    </w:p>
+    <w:p>
+      <w:pPr>
+        <w:pStyle w:val="Heading3"/>
+      </w:pPr>
+      <w:r>
+        <w:t>Teacher key · Independent assessment and fresh retry</w:t>
+      </w:r>
+    </w:p>
+    <w:p>
+      <w:pPr>
+        <w:spacing w:line="336" w:lineRule="auto" w:after="180"/>
+        <w:shd w:fill="F1F6FC"/>
+      </w:pPr>
+      <w:r>
+        <w:rPr>
+          <w:b w:val="0"/>
+        </w:rPr>
+        <w:t>W4 requires both inclusive bounds, the available flag, all four outcomes and a distinguishing case with reasoning.</w:t>
+      </w:r>
+    </w:p>
+    <w:p>
+      <w:pPr>
+        <w:spacing w:line="336" w:lineRule="auto" w:after="180"/>
+        <w:shd w:fill="F1F6FC"/>
+      </w:pPr>
+      <w:r>
+        <w:rPr>
+          <w:b w:val="0"/>
+        </w:rPr>
+        <w:t>After support, retry a 2-to-4-minute inclusive rule with an open flag: (2, True) passes, (4, False) fails and (5, True) fails. Record initial independent work before the retry.</w:t>
+      </w:r>
+    </w:p>
+    <w:p>
+      <w:pPr>
+        <w:pStyle w:val="Heading3"/>
+      </w:pPr>
+      <w:r>
+        <w:t>Assess independent transfer</w:t>
+      </w:r>
+    </w:p>
+    <w:p>
+      <w:pPr>
+        <w:pStyle w:val="Heading3"/>
+      </w:pPr>
+      <w:r>
+        <w:t>Independent question · withhold the key</w:t>
+      </w:r>
+    </w:p>
+    <w:p>
+      <w:pPr>
+        <w:spacing w:line="336" w:lineRule="auto" w:after="180"/>
+        <w:shd w:fill="F5F1FB"/>
+      </w:pPr>
+      <w:r>
+        <w:rPr>
+          <w:b w:val="0"/>
+        </w:rPr>
+        <w:t xml:space="preserve">Selected case: Predict all four </w:t>
+      </w:r>
+      <w:r>
+        <w:rPr>
+          <w:b/>
+        </w:rPr>
+        <w:t>boolean</w:t>
+      </w:r>
+      <w:r>
+        <w:rPr>
+          <w:b w:val="0"/>
+        </w:rPr>
+        <w:t>s. Eligibility requires science AND at most100 pages AND availability. Repeat with genre="history" and all other values unchanged.</w:t>
+      </w:r>
+    </w:p>
+    <w:p>
+      <w:pPr>
+        <w:spacing w:line="336" w:lineRule="auto" w:after="180"/>
+        <w:shd w:fill="F5F1FB"/>
+      </w:pPr>
+      <w:r>
+        <w:rPr>
+          <w:b w:val="0"/>
+        </w:rPr>
+        <w:t>Which OR result could wrongly suggest the genre requirement passed?</w:t>
       </w:r>
     </w:p>
     <w:p>
@@ -1908,8 +3400,35 @@
       </w:r>
     </w:p>
     <w:p>
-      <w:r>
-        <w:t>Original results: True, False, True, True. Full eligibility is False because availability is False. With history: False, False, True, True. The final OR remains True because90&lt;=100; it does not establish that the science requirement passed. NOT available is True in both traces.</w:t>
+      <w:pPr>
+        <w:pStyle w:val="Heading3"/>
+      </w:pPr>
+      <w:r>
+        <w:t>Teacher key · Selected case answer</w:t>
+      </w:r>
+    </w:p>
+    <w:p>
+      <w:pPr>
+        <w:spacing w:line="336" w:lineRule="auto" w:after="180"/>
+        <w:shd w:fill="F1F6FC"/>
+      </w:pPr>
+      <w:r>
+        <w:rPr>
+          <w:b w:val="0"/>
+        </w:rPr>
+        <w:t>Original results: True, False, True, True. Full eligibility is False because availability is False. With history: False, False, True, True.</w:t>
+      </w:r>
+    </w:p>
+    <w:p>
+      <w:pPr>
+        <w:spacing w:line="336" w:lineRule="auto" w:after="180"/>
+        <w:shd w:fill="F1F6FC"/>
+      </w:pPr>
+      <w:r>
+        <w:rPr>
+          <w:b w:val="0"/>
+        </w:rPr>
+        <w:t>The final OR remains True because90&lt;=100; it does not establish that the science requirement passed. NOT available is True in both traces.</w:t>
       </w:r>
     </w:p>
     <w:tbl>
@@ -2015,67 +3534,292 @@
       </w:tr>
     </w:tbl>
     <w:p>
-      <w:r>
-        <w:t>Record each dimension as not yet, with support, or independent. Accept a valid alternative procedure with a defensible trace. Do not penalise an honestly recorded model failure if the learner correctly explains its evidence and limits.</w:t>
+      <w:pPr>
+        <w:pStyle w:val="Heading3"/>
+      </w:pPr>
+      <w:r>
+        <w:t>Teacher key · Selected case answer</w:t>
       </w:r>
     </w:p>
     <w:p>
       <w:pPr>
-        <w:pStyle w:val="Heading3"/>
-      </w:pPr>
-      <w:r>
-        <w:t>Feedback that the learner uses</w:t>
+        <w:spacing w:line="336" w:lineRule="auto" w:after="180"/>
+        <w:shd w:fill="F1F6FC"/>
+      </w:pPr>
+      <w:r>
+        <w:rPr>
+          <w:b w:val="0"/>
+        </w:rPr>
+        <w:t>Record each dimension as not yet, with support, or independent. Accept a valid alternative procedure with a defensible trace.</w:t>
       </w:r>
     </w:p>
     <w:p>
-      <w:r>
-        <w:t>Name the earliest unsupported step and give one action to repair it. Have the learner make that repair now and explain why. Then assess the relevant skill on a fresh, fully specified case. Confirm it was not previously practised with feedback; solve and check the new case before assigning it. A follow-up design prompt is a starting brief, not automatically an equivalent test.</w:t>
+      <w:pPr>
+        <w:spacing w:line="336" w:lineRule="auto" w:after="180"/>
+        <w:shd w:fill="F1F6FC"/>
+      </w:pPr>
+      <w:r>
+        <w:rPr>
+          <w:b w:val="0"/>
+        </w:rPr>
+        <w:t xml:space="preserve">Do not penalise an honestly recorded model failure if the learner correctly explains its </w:t>
+      </w:r>
+      <w:r>
+        <w:rPr>
+          <w:b/>
+        </w:rPr>
+        <w:t>evidence</w:t>
+      </w:r>
+      <w:r>
+        <w:rPr>
+          <w:b w:val="0"/>
+        </w:rPr>
+        <w:t xml:space="preserve"> and limits.</w:t>
       </w:r>
     </w:p>
     <w:p>
       <w:pPr>
-        <w:pStyle w:val="Heading1"/>
-      </w:pPr>
-      <w:r>
-        <w:t>06. Connect the project, support and next lesson</w:t>
+        <w:pStyle w:val="Heading3"/>
+      </w:pPr>
+      <w:r>
+        <w:t>Feedback that the learner uses</w:t>
       </w:r>
     </w:p>
     <w:p>
-      <w:r>
-        <w:t>Add a labelled boolean conditions evidence sheet to Python readiness portfolio. Show how you can translate stated requirements into comparisons. Use the supplied fictional case and keep its inputs, intermediate steps, calculation or prediction, and limitation. Connect this record to last week’s record; a matching answer without a trace is insufficient.</w:t>
+      <w:pPr>
+        <w:spacing w:line="336" w:lineRule="auto" w:after="180"/>
+      </w:pPr>
+      <w:r>
+        <w:rPr>
+          <w:b w:val="0"/>
+        </w:rPr>
+        <w:t>Name the earliest unsupported step and give one action to repair it. Have the learner make that repair now and explain why. Then assess the relevant skill on a fresh, fully specified case.</w:t>
       </w:r>
     </w:p>
     <w:p>
-      <w:r>
-        <w:t>Use separate cards for each comparison, then combine them. Read at most and at least aloud with number lines. Extension: explain why not ((minutes &gt;= 5) and (minutes &lt;= 9)) identifies out-of-range numeric values under the stated input contract.</w:t>
+      <w:pPr>
+        <w:spacing w:line="336" w:lineRule="auto" w:after="180"/>
+      </w:pPr>
+      <w:r>
+        <w:rPr>
+          <w:b w:val="0"/>
+        </w:rPr>
+        <w:t>Confirm it was not previously practised with feedback; solve and check the new case before assigning it. A follow-up design prompt is a starting brief, not automatically an equivalent test.</w:t>
       </w:r>
     </w:p>
     <w:p>
-      <w:r>
-        <w:t>Week 5 uses conditions in if elif and else branches, then tests exact boundaries.</w:t>
+      <w:pPr>
+        <w:pStyle w:val="Heading1"/>
+      </w:pPr>
+      <w:r>
+        <w:t>06. Connect the project, support and next lesson</w:t>
       </w:r>
     </w:p>
     <w:p>
       <w:r>
-        <w:t>Retain the project ledger and assess a changed case after support. Check the relevant prerequisite before carrying this component forward.</w:t>
+        <w:t>Connect Boolean conditions to Python readiness portfolio, adapt support and plan a later changed-case check.</w:t>
       </w:r>
     </w:p>
     <w:p>
       <w:pPr>
-        <w:pStyle w:val="Heading3"/>
-      </w:pPr>
-      <w:r>
-        <w:t>Plan the delayed return</w:t>
+        <w:spacing w:line="336" w:lineRule="auto" w:after="180"/>
+      </w:pPr>
+      <w:r>
+        <w:rPr>
+          <w:b w:val="0"/>
+        </w:rPr>
+        <w:t xml:space="preserve">Add a labelled </w:t>
+      </w:r>
+      <w:r>
+        <w:rPr>
+          <w:b/>
+        </w:rPr>
+        <w:t>boolean</w:t>
+      </w:r>
+      <w:r>
+        <w:rPr>
+          <w:b w:val="0"/>
+        </w:rPr>
+        <w:t xml:space="preserve"> conditions </w:t>
+      </w:r>
+      <w:r>
+        <w:rPr>
+          <w:b/>
+        </w:rPr>
+        <w:t>evidence</w:t>
+      </w:r>
+      <w:r>
+        <w:rPr>
+          <w:b w:val="0"/>
+        </w:rPr>
+        <w:t xml:space="preserve"> sheet to Python readiness portfolio. Show how you can translate stated requirements into </w:t>
+      </w:r>
+      <w:r>
+        <w:rPr>
+          <w:b/>
+        </w:rPr>
+        <w:t>comparison</w:t>
+      </w:r>
+      <w:r>
+        <w:rPr>
+          <w:b w:val="0"/>
+        </w:rPr>
+        <w:t>s.</w:t>
       </w:r>
     </w:p>
     <w:p>
-      <w:r>
-        <w:t>Suggested return points in this level: python-bridge/5, python-bridge/7, python-bridge/10. Use actual classroom dates, adjusting for holidays and gaps. One, three and six teaching weeks are scheduling choices, not a claimed optimal spacing.</w:t>
+      <w:pPr>
+        <w:spacing w:line="336" w:lineRule="auto" w:after="180"/>
+      </w:pPr>
+      <w:r>
+        <w:rPr>
+          <w:b w:val="0"/>
+        </w:rPr>
+        <w:t xml:space="preserve">Use the supplied fictional case and keep its </w:t>
+      </w:r>
+      <w:r>
+        <w:rPr>
+          <w:b/>
+        </w:rPr>
+        <w:t>input</w:t>
+      </w:r>
+      <w:r>
+        <w:rPr>
+          <w:b w:val="0"/>
+        </w:rPr>
+        <w:t xml:space="preserve">s, intermediate steps, calculation or </w:t>
+      </w:r>
+      <w:r>
+        <w:rPr>
+          <w:b/>
+        </w:rPr>
+        <w:t>prediction</w:t>
+      </w:r>
+      <w:r>
+        <w:rPr>
+          <w:b w:val="0"/>
+        </w:rPr>
+        <w:t>, and limitation. Connect this record to last week’s record; a matching answer without a trace is insufficient.</w:t>
       </w:r>
     </w:p>
     <w:p>
-      <w:r>
-        <w:t>At a delayed check, ask for the idea from memory and a changed application. Compare with the earlier independent response and record support used. For a new level, revisit the previous capstone before checking the new prerequisites.</w:t>
+      <w:pPr>
+        <w:spacing w:line="336" w:lineRule="auto" w:after="180"/>
+      </w:pPr>
+      <w:r>
+        <w:rPr>
+          <w:b w:val="0"/>
+        </w:rPr>
+        <w:t xml:space="preserve">Use separate cards for each </w:t>
+      </w:r>
+      <w:r>
+        <w:rPr>
+          <w:b/>
+        </w:rPr>
+        <w:t>comparison</w:t>
+      </w:r>
+      <w:r>
+        <w:rPr>
+          <w:b w:val="0"/>
+        </w:rPr>
+        <w:t>, then combine them. Read at most and at least aloud with number lines.</w:t>
+      </w:r>
+    </w:p>
+    <w:p>
+      <w:pPr>
+        <w:spacing w:line="336" w:lineRule="auto" w:after="180"/>
+      </w:pPr>
+      <w:r>
+        <w:rPr>
+          <w:b w:val="0"/>
+        </w:rPr>
+        <w:t xml:space="preserve">Extension: explain why not ((minutes &gt;= 5) and (minutes &lt;= 9)) identifies out-of-range numeric values under the stated </w:t>
+      </w:r>
+      <w:r>
+        <w:rPr>
+          <w:b/>
+        </w:rPr>
+        <w:t>input</w:t>
+      </w:r>
+      <w:r>
+        <w:rPr>
+          <w:b w:val="0"/>
+        </w:rPr>
+        <w:t xml:space="preserve"> contract.</w:t>
+      </w:r>
+    </w:p>
+    <w:p>
+      <w:pPr>
+        <w:spacing w:line="336" w:lineRule="auto" w:after="180"/>
+      </w:pPr>
+      <w:r>
+        <w:rPr>
+          <w:b w:val="0"/>
+        </w:rPr>
+        <w:t>Week 5 uses conditions in if elif and else branches, then tests exact boundaries.</w:t>
+      </w:r>
+    </w:p>
+    <w:p>
+      <w:pPr>
+        <w:spacing w:line="336" w:lineRule="auto" w:after="180"/>
+      </w:pPr>
+      <w:r>
+        <w:rPr>
+          <w:b w:val="0"/>
+        </w:rPr>
+        <w:t>Retain the project ledger and assess a changed case after support. Check the relevant prerequisite before carrying this component forward.</w:t>
+      </w:r>
+    </w:p>
+    <w:p>
+      <w:pPr>
+        <w:pStyle w:val="Heading3"/>
+      </w:pPr>
+      <w:r>
+        <w:t>Plan the delayed return</w:t>
+      </w:r>
+    </w:p>
+    <w:p>
+      <w:pPr>
+        <w:spacing w:line="336" w:lineRule="auto" w:after="180"/>
+      </w:pPr>
+      <w:r>
+        <w:rPr>
+          <w:b w:val="0"/>
+        </w:rPr>
+        <w:t>Suggested return points in this level: python-bridge/5, python-bridge/7, python-bridge/10. Use actual classroom dates, adjusting for holidays and gaps.</w:t>
+      </w:r>
+    </w:p>
+    <w:p>
+      <w:pPr>
+        <w:spacing w:line="336" w:lineRule="auto" w:after="180"/>
+      </w:pPr>
+      <w:r>
+        <w:rPr>
+          <w:b w:val="0"/>
+        </w:rPr>
+        <w:t>One, three and six teaching weeks are scheduling choices, not a claimed optimal spacing.</w:t>
+      </w:r>
+    </w:p>
+    <w:p>
+      <w:pPr>
+        <w:spacing w:line="336" w:lineRule="auto" w:after="180"/>
+      </w:pPr>
+      <w:r>
+        <w:rPr>
+          <w:b w:val="0"/>
+        </w:rPr>
+        <w:t>At a delayed check, ask for the idea from memory and a changed application. Compare with the earlier independent response and record support used.</w:t>
+      </w:r>
+    </w:p>
+    <w:p>
+      <w:pPr>
+        <w:spacing w:line="336" w:lineRule="auto" w:after="180"/>
+      </w:pPr>
+      <w:r>
+        <w:rPr>
+          <w:b w:val="0"/>
+        </w:rPr>
+        <w:t>For a new level, revisit the previous capstone before checking the new prerequisites.</w:t>
       </w:r>
     </w:p>
     <w:tbl>
@@ -2235,8 +3979,26 @@
       </w:tr>
     </w:tbl>
     <w:p>
-      <w:r>
-        <w:t>Use the evidence to choose reteaching or the next step. A completed page, confidence rating or attractive project does not by itself demonstrate understanding.</w:t>
+      <w:pPr>
+        <w:spacing w:line="336" w:lineRule="auto" w:after="180"/>
+      </w:pPr>
+      <w:r>
+        <w:rPr>
+          <w:b w:val="0"/>
+        </w:rPr>
+        <w:t xml:space="preserve">Use the </w:t>
+      </w:r>
+      <w:r>
+        <w:rPr>
+          <w:b/>
+        </w:rPr>
+        <w:t>evidence</w:t>
+      </w:r>
+      <w:r>
+        <w:rPr>
+          <w:b w:val="0"/>
+        </w:rPr>
+        <w:t xml:space="preserve"> to choose reteaching or the next step. A completed page, confidence rating or attractive project does not by itself demonstrate understanding.</w:t>
       </w:r>
     </w:p>
     <w:p>
@@ -2248,8 +4010,38 @@
       </w:r>
     </w:p>
     <w:p>
-      <w:r>
-        <w:t>For Python readiness before the Responsible Plant Classifier, retain a trace of the values, the predicted outputs and the changed-case explanation. Use actual Python 3 results to check the prediction after reasoning first.</w:t>
+      <w:pPr>
+        <w:spacing w:line="336" w:lineRule="auto" w:after="180"/>
+      </w:pPr>
+      <w:r>
+        <w:rPr>
+          <w:b w:val="0"/>
+        </w:rPr>
+        <w:t xml:space="preserve">For Python readiness before the Responsible Plant Classifier, retain a trace of the values, the predicted </w:t>
+      </w:r>
+      <w:r>
+        <w:rPr>
+          <w:b/>
+        </w:rPr>
+        <w:t>output</w:t>
+      </w:r>
+      <w:r>
+        <w:rPr>
+          <w:b w:val="0"/>
+        </w:rPr>
+        <w:t xml:space="preserve">s and the changed-case explanation. Use actual Python 3 results to check the </w:t>
+      </w:r>
+      <w:r>
+        <w:rPr>
+          <w:b/>
+        </w:rPr>
+        <w:t>prediction</w:t>
+      </w:r>
+      <w:r>
+        <w:rPr>
+          <w:b w:val="0"/>
+        </w:rPr>
+        <w:t xml:space="preserve"> after reasoning first.</w:t>
       </w:r>
     </w:p>
     <w:p>
@@ -2262,12 +4054,62 @@
     </w:p>
     <w:p>
       <w:r>
-        <w:t>Teaching target: Translate stated requirements into comparisons</w:t>
+        <w:t>Use this preparation summary alongside the detailed Boolean conditions lesson; it is a checklist rather than a replacement for the full sequence.</w:t>
       </w:r>
     </w:p>
     <w:p>
-      <w:r>
-        <w:t>Prepare the labelled worked-case picture, the matching workbook, fictional input cards and a place for individual responses. Check a local Python 3 environment before class; have a paper-trace version ready.</w:t>
+      <w:pPr>
+        <w:pStyle w:val="Heading3"/>
+      </w:pPr>
+      <w:r>
+        <w:t>Teaching target</w:t>
+      </w:r>
+    </w:p>
+    <w:p>
+      <w:pPr>
+        <w:spacing w:line="336" w:lineRule="auto" w:after="180"/>
+        <w:shd w:fill="EDF7F3"/>
+      </w:pPr>
+      <w:r>
+        <w:rPr>
+          <w:b w:val="0"/>
+        </w:rPr>
+        <w:t xml:space="preserve">Teaching target: Translate stated requirements into </w:t>
+      </w:r>
+      <w:r>
+        <w:rPr>
+          <w:b/>
+        </w:rPr>
+        <w:t>comparison</w:t>
+      </w:r>
+      <w:r>
+        <w:rPr>
+          <w:b w:val="0"/>
+        </w:rPr>
+        <w:t>s</w:t>
+      </w:r>
+    </w:p>
+    <w:p>
+      <w:pPr>
+        <w:spacing w:line="336" w:lineRule="auto" w:after="180"/>
+      </w:pPr>
+      <w:r>
+        <w:rPr>
+          <w:b w:val="0"/>
+        </w:rPr>
+        <w:t xml:space="preserve">Prepare the labelled worked-case picture, the matching workbook, fictional </w:t>
+      </w:r>
+      <w:r>
+        <w:rPr>
+          <w:b/>
+        </w:rPr>
+        <w:t>input</w:t>
+      </w:r>
+      <w:r>
+        <w:rPr>
+          <w:b w:val="0"/>
+        </w:rPr>
+        <w:t xml:space="preserve"> cards and a place for individual responses. Check a local Python 3 environment before class; have a paper-trace version ready.</w:t>
       </w:r>
     </w:p>
     <w:tbl>
@@ -2414,37 +4256,183 @@
       </w:tr>
     </w:tbl>
     <w:p>
-      <w:r>
-        <w:t>Before class, solve the supported practice: For (minutes, quiet) cases (11, True), (12, False), and (13, True), write the time comparison and final suitability values before running the program.</w:t>
+      <w:pPr>
+        <w:spacing w:line="336" w:lineRule="auto" w:after="180"/>
+      </w:pPr>
+      <w:r>
+        <w:rPr>
+          <w:b w:val="0"/>
+        </w:rPr>
+        <w:t xml:space="preserve">Before class, solve the supported practice: For (minutes, quiet) cases (11, True), (12, False), and (13, True), write the time </w:t>
+      </w:r>
+      <w:r>
+        <w:rPr>
+          <w:b/>
+        </w:rPr>
+        <w:t>comparison</w:t>
+      </w:r>
+      <w:r>
+        <w:rPr>
+          <w:b w:val="0"/>
+        </w:rPr>
+        <w:t xml:space="preserve"> and final suitability values before running the program.</w:t>
       </w:r>
     </w:p>
     <w:p>
-      <w:r>
-        <w:t>Reasoned practice answer: Time results are True, True, False. Combined results are True, False, False; the second case fails quiet and the third fails time.</w:t>
+      <w:pPr>
+        <w:pStyle w:val="Heading3"/>
+      </w:pPr>
+      <w:r>
+        <w:t>Supported practice answer</w:t>
       </w:r>
     </w:p>
     <w:p>
-      <w:r>
-        <w:t>Check every learner before discussion: Use the worked case for Boolean conditions. Proposed explanation: “At most excludes the boundary”. Decide whether this explanation is supported. Point to the step or supplied fact that decides; explain your repair if needed.</w:t>
+      <w:pPr>
+        <w:spacing w:line="336" w:lineRule="auto" w:after="180"/>
+        <w:shd w:fill="F1F6FC"/>
+      </w:pPr>
+      <w:r>
+        <w:rPr>
+          <w:b w:val="0"/>
+        </w:rPr>
+        <w:t>Reasoned practice answer: Time results are True, True, False. Combined results are True, False, False; the second case fails quiet and the third fails time.</w:t>
       </w:r>
     </w:p>
     <w:p>
-      <w:r>
-        <w:t>Misconception repair: At most 12 includes 12; compare &lt; and &lt;= at exactly 12.</w:t>
+      <w:pPr>
+        <w:spacing w:line="336" w:lineRule="auto" w:after="180"/>
+      </w:pPr>
+      <w:r>
+        <w:rPr>
+          <w:b w:val="0"/>
+        </w:rPr>
+        <w:t xml:space="preserve">Check every learner before discussion: Use the worked case for </w:t>
+      </w:r>
+      <w:r>
+        <w:rPr>
+          <w:b/>
+        </w:rPr>
+        <w:t>Boolean</w:t>
+      </w:r>
+      <w:r>
+        <w:rPr>
+          <w:b w:val="0"/>
+        </w:rPr>
+        <w:t xml:space="preserve"> conditions. Proposed explanation: “At most excludes the boundary”. Decide whether this explanation is supported.</w:t>
       </w:r>
     </w:p>
     <w:p>
-      <w:r>
-        <w:t>Support: read the exact case aloud, enlarge the labelled picture, supply input cards and model only the first deciding step. Accept a spoken explanation or drawing; retain the reasoning goal.</w:t>
+      <w:pPr>
+        <w:spacing w:line="336" w:lineRule="auto" w:after="180"/>
+      </w:pPr>
+      <w:r>
+        <w:rPr>
+          <w:b w:val="0"/>
+        </w:rPr>
+        <w:t>Point to the step or supplied fact that decides; explain your repair if needed.</w:t>
       </w:r>
     </w:p>
     <w:p>
-      <w:r>
-        <w:t>Extension: Change age to 16. Require a prediction and a reason before comparing. Expected result: The result becomes False. Reason: The lower condition remains True, but the upper condition fails.</w:t>
+      <w:pPr>
+        <w:pStyle w:val="Heading3"/>
+      </w:pPr>
+      <w:r>
+        <w:t>Repair the misconception</w:t>
       </w:r>
     </w:p>
     <w:p>
-      <w:r>
+      <w:pPr>
+        <w:spacing w:line="336" w:lineRule="auto" w:after="180"/>
+        <w:shd w:fill="FFF5E6"/>
+      </w:pPr>
+      <w:r>
+        <w:rPr>
+          <w:b w:val="0"/>
+        </w:rPr>
+        <w:t>Misconception repair: At most 12 includes 12; compare &lt; and &lt;= at exactly 12.</w:t>
+      </w:r>
+    </w:p>
+    <w:p>
+      <w:pPr>
+        <w:pStyle w:val="Heading3"/>
+      </w:pPr>
+      <w:r>
+        <w:t>Support without giving away the answer</w:t>
+      </w:r>
+    </w:p>
+    <w:p>
+      <w:pPr>
+        <w:spacing w:line="336" w:lineRule="auto" w:after="180"/>
+        <w:shd w:fill="F1F6F8"/>
+      </w:pPr>
+      <w:r>
+        <w:rPr>
+          <w:b w:val="0"/>
+        </w:rPr>
+        <w:t xml:space="preserve">Support: read the exact case aloud, enlarge the labelled picture, supply </w:t>
+      </w:r>
+      <w:r>
+        <w:rPr>
+          <w:b/>
+        </w:rPr>
+        <w:t>input</w:t>
+      </w:r>
+      <w:r>
+        <w:rPr>
+          <w:b w:val="0"/>
+        </w:rPr>
+        <w:t xml:space="preserve"> cards and model only the first deciding step. Accept a spoken explanation or drawing; retain the reasoning goal.</w:t>
+      </w:r>
+    </w:p>
+    <w:p>
+      <w:pPr>
+        <w:pStyle w:val="Heading3"/>
+      </w:pPr>
+      <w:r>
+        <w:t>Extend the reasoning</w:t>
+      </w:r>
+    </w:p>
+    <w:p>
+      <w:pPr>
+        <w:spacing w:line="336" w:lineRule="auto" w:after="180"/>
+        <w:shd w:fill="F5F1FB"/>
+      </w:pPr>
+      <w:r>
+        <w:rPr>
+          <w:b w:val="0"/>
+        </w:rPr>
+        <w:t xml:space="preserve">Extension: Change age to 16. Require a </w:t>
+      </w:r>
+      <w:r>
+        <w:rPr>
+          <w:b/>
+        </w:rPr>
+        <w:t>prediction</w:t>
+      </w:r>
+      <w:r>
+        <w:rPr>
+          <w:b w:val="0"/>
+        </w:rPr>
+        <w:t xml:space="preserve"> and a reason before comparing. Expected result: The result becomes False. Reason: The lower condition remains True, but the upper condition fails.</w:t>
+      </w:r>
+    </w:p>
+    <w:p>
+      <w:pPr>
+        <w:pStyle w:val="Heading3"/>
+      </w:pPr>
+      <w:r>
+        <w:t>Protect the independent attempt</w:t>
+      </w:r>
+    </w:p>
+    <w:p>
+      <w:pPr>
+        <w:spacing w:line="336" w:lineRule="auto" w:after="180"/>
+        <w:shd w:fill="FFF5E6"/>
+      </w:pPr>
+      <w:r>
+        <w:rPr>
+          <w:b w:val="0"/>
+        </w:rPr>
         <w:t>Independent assessment: withhold the reserved answer until the learner has attempted the new case. Record support separately from correctness.</w:t>
       </w:r>
     </w:p>
@@ -2633,46 +4621,970 @@
       </w:tr>
     </w:tbl>
     <w:p>
-      <w:r>
-        <w:t>Project checkpoint: Python readiness portfolio. Keep runnable code, predictions, actual outputs, one repaired error and an explanation of a function on changed inputs.</w:t>
+      <w:pPr>
+        <w:pStyle w:val="Heading3"/>
+      </w:pPr>
+      <w:r>
+        <w:t>Project checkpoint</w:t>
       </w:r>
     </w:p>
     <w:p>
-      <w:r>
-        <w:t>Use the weekly teacher answer for topic-specific reasoning. A saved progress tick is an activity record; judge mastery from the learner’s explanation and evidence.</w:t>
+      <w:pPr>
+        <w:spacing w:line="336" w:lineRule="auto" w:after="180"/>
+        <w:shd w:fill="EDF7F3"/>
+      </w:pPr>
+      <w:r>
+        <w:rPr>
+          <w:b w:val="0"/>
+        </w:rPr>
+        <w:t xml:space="preserve">Project checkpoint: Python readiness portfolio. Keep runnable code, </w:t>
+      </w:r>
+      <w:r>
+        <w:rPr>
+          <w:b/>
+        </w:rPr>
+        <w:t>prediction</w:t>
+      </w:r>
+      <w:r>
+        <w:rPr>
+          <w:b w:val="0"/>
+        </w:rPr>
+        <w:t xml:space="preserve">s, actual </w:t>
+      </w:r>
+      <w:r>
+        <w:rPr>
+          <w:b/>
+        </w:rPr>
+        <w:t>output</w:t>
+      </w:r>
+      <w:r>
+        <w:rPr>
+          <w:b w:val="0"/>
+        </w:rPr>
+        <w:t xml:space="preserve">s, one repaired error and an explanation of a function on changed </w:t>
+      </w:r>
+      <w:r>
+        <w:rPr>
+          <w:b/>
+        </w:rPr>
+        <w:t>input</w:t>
+      </w:r>
+      <w:r>
+        <w:rPr>
+          <w:b w:val="0"/>
+        </w:rPr>
+        <w:t>s.</w:t>
       </w:r>
     </w:p>
     <w:p>
       <w:pPr>
-        <w:pStyle w:val="Heading1"/>
-      </w:pPr>
-      <w:r>
-        <w:t>08. Use feedback, labs and repair paths</w:t>
+        <w:spacing w:line="336" w:lineRule="auto" w:after="180"/>
+      </w:pPr>
+      <w:r>
+        <w:rPr>
+          <w:b w:val="0"/>
+        </w:rPr>
+        <w:t xml:space="preserve">Use the weekly teacher answer for topic-specific reasoning. A saved progress tick is an activity record; judge mastery from the learner’s explanation and </w:t>
+      </w:r>
+      <w:r>
+        <w:rPr>
+          <w:b/>
+        </w:rPr>
+        <w:t>evidence</w:t>
+      </w:r>
+      <w:r>
+        <w:rPr>
+          <w:b w:val="0"/>
+        </w:rPr>
+        <w:t>.</w:t>
       </w:r>
     </w:p>
     <w:p>
-      <w:r>
-        <w:t>Use the two formative questions as supported practice, not as independent mastery scores. Discuss the deciding evidence rather than accepting a guessed selection.</w:t>
+      <w:pPr>
+        <w:pStyle w:val="Heading1"/>
+      </w:pPr>
+      <w:r>
+        <w:t>08. Use feedback, labs and repair paths</w:t>
       </w:r>
     </w:p>
     <w:p>
       <w:r>
-        <w:t>The feedback comes from the reviewed public worked case. Do not reveal the separately reserved independent teacher answer until the learner has attempted that case.</w:t>
+        <w:t>Use feedback, earlier review and portfolios purposefully. Apply the coding routine only when this lesson has an executable lab.</w:t>
       </w:r>
     </w:p>
     <w:p>
-      <w:r>
-        <w:t>Ask students to predict before running code. Preserve errors and actual outputs; collect a changed test and an explanation. The branch-boundary and indexing lessons deliberately include failure cases.</w:t>
+      <w:pPr>
+        <w:spacing w:line="336" w:lineRule="auto" w:after="180"/>
+      </w:pPr>
+      <w:r>
+        <w:rPr>
+          <w:b w:val="0"/>
+        </w:rPr>
+        <w:t xml:space="preserve">Use the two formative questions as supported practice, not as independent mastery scores. Discuss the deciding </w:t>
+      </w:r>
+      <w:r>
+        <w:rPr>
+          <w:b/>
+        </w:rPr>
+        <w:t>evidence</w:t>
+      </w:r>
+      <w:r>
+        <w:rPr>
+          <w:b w:val="0"/>
+        </w:rPr>
+        <w:t xml:space="preserve"> rather than accepting a guessed selection.</w:t>
       </w:r>
     </w:p>
     <w:p>
-      <w:r>
-        <w:t>Use the earlier worked-explanation links to address a specific missing building block, then return to the current question. Adapt this suggestion after observing the learner; it is not an automatic diagnosis.</w:t>
+      <w:pPr>
+        <w:spacing w:line="336" w:lineRule="auto" w:after="180"/>
+      </w:pPr>
+      <w:r>
+        <w:rPr>
+          <w:b w:val="0"/>
+        </w:rPr>
+        <w:t>The feedback comes from the reviewed public worked case. Do not reveal the separately reserved independent teacher answer until the learner has attempted that case.</w:t>
       </w:r>
     </w:p>
     <w:p>
-      <w:r>
-        <w:t>Collect the completed-work portfolio as evidence. Record support separately from correctness, and assess explanation, trace/test and limitations. Progress ticks and quiz selections alone do not establish mastery.</w:t>
+      <w:pPr>
+        <w:spacing w:line="336" w:lineRule="auto" w:after="180"/>
+      </w:pPr>
+      <w:r>
+        <w:rPr>
+          <w:b w:val="0"/>
+        </w:rPr>
+        <w:t xml:space="preserve">Ask students to predict before running code. Preserve errors and actual </w:t>
+      </w:r>
+      <w:r>
+        <w:rPr>
+          <w:b/>
+        </w:rPr>
+        <w:t>output</w:t>
+      </w:r>
+      <w:r>
+        <w:rPr>
+          <w:b w:val="0"/>
+        </w:rPr>
+        <w:t>s; collect a changed test and an explanation. The branch-boundary and indexing lessons deliberately include failure cases.</w:t>
+      </w:r>
+    </w:p>
+    <w:p>
+      <w:pPr>
+        <w:spacing w:line="336" w:lineRule="auto" w:after="180"/>
+      </w:pPr>
+      <w:r>
+        <w:rPr>
+          <w:b w:val="0"/>
+        </w:rPr>
+        <w:t>Use the earlier worked-explanation links to address a specific missing building block, then return to the current question. Adapt this suggestion after observing the learner; it is not an automatic diagnosis.</w:t>
+      </w:r>
+    </w:p>
+    <w:p>
+      <w:pPr>
+        <w:spacing w:line="336" w:lineRule="auto" w:after="180"/>
+      </w:pPr>
+      <w:r>
+        <w:rPr>
+          <w:b w:val="0"/>
+        </w:rPr>
+        <w:t xml:space="preserve">Collect the completed-work portfolio as </w:t>
+      </w:r>
+      <w:r>
+        <w:rPr>
+          <w:b/>
+        </w:rPr>
+        <w:t>evidence</w:t>
+      </w:r>
+      <w:r>
+        <w:rPr>
+          <w:b w:val="0"/>
+        </w:rPr>
+        <w:t>. Record support separately from correctness, and assess explanation, trace/test and limitations. Progress ticks and quiz selections alone do not establish mastery.</w:t>
+      </w:r>
+    </w:p>
+    <w:p>
+      <w:pPr>
+        <w:pStyle w:val="Heading1"/>
+      </w:pPr>
+      <w:r>
+        <w:t>09. Visual concept journey</w:t>
+      </w:r>
+    </w:p>
+    <w:p>
+      <w:r>
+        <w:t>Show one Boolean conditions graphic at a time, request a prediction and discuss its trace before the independent assessment.</w:t>
+      </w:r>
+    </w:p>
+    <w:p>
+      <w:pPr>
+        <w:spacing w:line="336" w:lineRule="auto" w:after="180"/>
+      </w:pPr>
+      <w:r>
+        <w:rPr>
+          <w:b w:val="0"/>
+        </w:rPr>
+        <w:t xml:space="preserve">Use one picture at a time. Hide a worked result before asking for a </w:t>
+      </w:r>
+      <w:r>
+        <w:rPr>
+          <w:b/>
+        </w:rPr>
+        <w:t>prediction</w:t>
+      </w:r>
+      <w:r>
+        <w:rPr>
+          <w:b w:val="0"/>
+        </w:rPr>
+        <w:t>, then reveal it for feedback. These are supported teaching cases; retain the separate independent assessment for a fresh first attempt.</w:t>
+      </w:r>
+    </w:p>
+    <w:p>
+      <w:pPr>
+        <w:pStyle w:val="Heading3"/>
+      </w:pPr>
+      <w:r>
+        <w:t>01. Boolean conditions: the case</w:t>
+      </w:r>
+    </w:p>
+    <w:p>
+      <w:r>
+        <w:drawing>
+          <wp:inline xmlns:a="http://schemas.openxmlformats.org/drawingml/2006/main" xmlns:pic="http://schemas.openxmlformats.org/drawingml/2006/picture">
+            <wp:extent cx="5486400" cy="2834640"/>
+            <wp:docPr id="2" name="Picture 2" descr="Two conditions for entry. A toy club accepts integer ages from 12 through 15 inclusive. Supplied facts: Python 3: age=15; allowed=(age&gt;=12) and (age&lt;=15); print(allowed). No type validation is implemented here."/>
+            <wp:cNvGraphicFramePr>
+              <a:graphicFrameLocks noChangeAspect="1"/>
+            </wp:cNvGraphicFramePr>
+            <a:graphic>
+              <a:graphicData uri="http://schemas.openxmlformats.org/drawingml/2006/picture">
+                <pic:pic>
+                  <pic:nvPicPr>
+                    <pic:cNvPr id="0" name="academy-story-python-bridge-4-01.png"/>
+                    <pic:cNvPicPr/>
+                  </pic:nvPicPr>
+                  <pic:blipFill>
+                    <a:blip r:embed="rId10"/>
+                    <a:stretch>
+                      <a:fillRect/>
+                    </a:stretch>
+                  </pic:blipFill>
+                  <pic:spPr>
+                    <a:xfrm>
+                      <a:off x="0" y="0"/>
+                      <a:ext cx="5486400" cy="2834640"/>
+                    </a:xfrm>
+                    <a:prstGeom prst="rect"/>
+                  </pic:spPr>
+                </pic:pic>
+              </a:graphicData>
+            </a:graphic>
+          </wp:inline>
+        </w:drawing>
+      </w:r>
+    </w:p>
+    <w:p>
+      <w:pPr>
+        <w:spacing w:line="336" w:lineRule="auto" w:after="180"/>
+      </w:pPr>
+      <w:r>
+        <w:rPr>
+          <w:b w:val="0"/>
+        </w:rPr>
+        <w:t>Two conditions for entry. A toy club accepts integer ages from 12 through 15 inclusive. Supplied facts: Python 3: age=15; allowed=(age&gt;=12) and (age&lt;=15); print(allowed). No type validation is implemented here.</w:t>
+      </w:r>
+    </w:p>
+    <w:p>
+      <w:pPr>
+        <w:spacing w:line="336" w:lineRule="auto" w:after="180"/>
+        <w:shd w:fill="F5F1FB"/>
+      </w:pPr>
+      <w:r>
+        <w:rPr>
+          <w:b w:val="0"/>
+        </w:rPr>
+        <w:t>Point to the given fact that matters most. Explain why it matters.</w:t>
+      </w:r>
+    </w:p>
+    <w:p>
+      <w:pPr>
+        <w:pStyle w:val="Heading3"/>
+      </w:pPr>
+      <w:r>
+        <w:t>Discuss while showing the picture</w:t>
+      </w:r>
+    </w:p>
+    <w:p>
+      <w:pPr>
+        <w:spacing w:line="336" w:lineRule="auto" w:after="180"/>
+        <w:shd w:fill="F1F6F8"/>
+      </w:pPr>
+      <w:r>
+        <w:rPr>
+          <w:b w:val="0"/>
+        </w:rPr>
+        <w:t>Teacher prompt: Point to the given fact that matters most. Explain why it matters. Ask learners to describe one label or arrow in ordinary words. Use the adjacent transcript if the image is difficult to see.</w:t>
+      </w:r>
+    </w:p>
+    <w:p>
+      <w:pPr>
+        <w:pStyle w:val="Heading3"/>
+      </w:pPr>
+      <w:r>
+        <w:t>02. Follow the deciding steps</w:t>
+      </w:r>
+    </w:p>
+    <w:p>
+      <w:r>
+        <w:drawing>
+          <wp:inline xmlns:a="http://schemas.openxmlformats.org/drawingml/2006/main" xmlns:pic="http://schemas.openxmlformats.org/drawingml/2006/picture">
+            <wp:extent cx="5486400" cy="3182112"/>
+            <wp:docPr id="3" name="Picture 3" descr="Check lower boundary: 15&gt;=12 is True. → Check upper boundary: 15&lt;=15 is also True. → Combine with and: Both comparisons are True, so allowed is True."/>
+            <wp:cNvGraphicFramePr>
+              <a:graphicFrameLocks noChangeAspect="1"/>
+            </wp:cNvGraphicFramePr>
+            <a:graphic>
+              <a:graphicData uri="http://schemas.openxmlformats.org/drawingml/2006/picture">
+                <pic:pic>
+                  <pic:nvPicPr>
+                    <pic:cNvPr id="0" name="academy-story-python-bridge-4-02.png"/>
+                    <pic:cNvPicPr/>
+                  </pic:nvPicPr>
+                  <pic:blipFill>
+                    <a:blip r:embed="rId11"/>
+                    <a:stretch>
+                      <a:fillRect/>
+                    </a:stretch>
+                  </pic:blipFill>
+                  <pic:spPr>
+                    <a:xfrm>
+                      <a:off x="0" y="0"/>
+                      <a:ext cx="5486400" cy="3182112"/>
+                    </a:xfrm>
+                    <a:prstGeom prst="rect"/>
+                  </pic:spPr>
+                </pic:pic>
+              </a:graphicData>
+            </a:graphic>
+          </wp:inline>
+        </w:drawing>
+      </w:r>
+    </w:p>
+    <w:p>
+      <w:pPr>
+        <w:spacing w:line="336" w:lineRule="auto" w:after="180"/>
+      </w:pPr>
+      <w:r>
+        <w:rPr>
+          <w:b w:val="0"/>
+        </w:rPr>
+        <w:t xml:space="preserve">Check lower boundary: 15&gt;=12 is True. → Check upper boundary: 15&lt;=15 is also True. → Combine with and: Both </w:t>
+      </w:r>
+      <w:r>
+        <w:rPr>
+          <w:b/>
+        </w:rPr>
+        <w:t>comparison</w:t>
+      </w:r>
+      <w:r>
+        <w:rPr>
+          <w:b w:val="0"/>
+        </w:rPr>
+        <w:t>s are True, so allowed is True.</w:t>
+      </w:r>
+    </w:p>
+    <w:p>
+      <w:pPr>
+        <w:spacing w:line="336" w:lineRule="auto" w:after="180"/>
+        <w:shd w:fill="F5F1FB"/>
+      </w:pPr>
+      <w:r>
+        <w:rPr>
+          <w:b w:val="0"/>
+        </w:rPr>
+        <w:t xml:space="preserve">Point to each numbered stage and explain which recorded </w:t>
+      </w:r>
+      <w:r>
+        <w:rPr>
+          <w:b/>
+        </w:rPr>
+        <w:t>input</w:t>
+      </w:r>
+      <w:r>
+        <w:rPr>
+          <w:b w:val="0"/>
+        </w:rPr>
+        <w:t xml:space="preserve"> it uses.</w:t>
+      </w:r>
+    </w:p>
+    <w:p>
+      <w:pPr>
+        <w:pStyle w:val="Heading3"/>
+      </w:pPr>
+      <w:r>
+        <w:t>Discuss while showing the picture</w:t>
+      </w:r>
+    </w:p>
+    <w:p>
+      <w:pPr>
+        <w:spacing w:line="336" w:lineRule="auto" w:after="180"/>
+        <w:shd w:fill="F1F6F8"/>
+      </w:pPr>
+      <w:r>
+        <w:rPr>
+          <w:b w:val="0"/>
+        </w:rPr>
+        <w:t xml:space="preserve">Teacher prompt: Point to each numbered stage and explain which recorded </w:t>
+      </w:r>
+      <w:r>
+        <w:rPr>
+          <w:b/>
+        </w:rPr>
+        <w:t>input</w:t>
+      </w:r>
+      <w:r>
+        <w:rPr>
+          <w:b w:val="0"/>
+        </w:rPr>
+        <w:t xml:space="preserve"> it uses. Ask learners to describe one label or arrow in ordinary words. Use the adjacent transcript if the image is difficult to see.</w:t>
+      </w:r>
+    </w:p>
+    <w:p>
+      <w:pPr>
+        <w:pStyle w:val="Heading3"/>
+      </w:pPr>
+      <w:r>
+        <w:t>03. Two requirements must both hold</w:t>
+      </w:r>
+    </w:p>
+    <w:p>
+      <w:r>
+        <w:drawing>
+          <wp:inline xmlns:a="http://schemas.openxmlformats.org/drawingml/2006/main" xmlns:pic="http://schemas.openxmlformats.org/drawingml/2006/picture">
+            <wp:extent cx="5486400" cy="2834640"/>
+            <wp:docPr id="4" name="Picture 4" descr="Two requirements must both hold. 12 min, quiet False | 12 &lt;= 12 is True | True and False is False. 12 min, quiet True | 12 &lt;= 12 is True | True and True is True. 15 min, quiet True | 15 &lt;= 12 is False | False and True is False"/>
+            <wp:cNvGraphicFramePr>
+              <a:graphicFrameLocks noChangeAspect="1"/>
+            </wp:cNvGraphicFramePr>
+            <a:graphic>
+              <a:graphicData uri="http://schemas.openxmlformats.org/drawingml/2006/picture">
+                <pic:pic>
+                  <pic:nvPicPr>
+                    <pic:cNvPr id="0" name="academy-story-python-bridge-4-03.png"/>
+                    <pic:cNvPicPr/>
+                  </pic:nvPicPr>
+                  <pic:blipFill>
+                    <a:blip r:embed="rId12"/>
+                    <a:stretch>
+                      <a:fillRect/>
+                    </a:stretch>
+                  </pic:blipFill>
+                  <pic:spPr>
+                    <a:xfrm>
+                      <a:off x="0" y="0"/>
+                      <a:ext cx="5486400" cy="2834640"/>
+                    </a:xfrm>
+                    <a:prstGeom prst="rect"/>
+                  </pic:spPr>
+                </pic:pic>
+              </a:graphicData>
+            </a:graphic>
+          </wp:inline>
+        </w:drawing>
+      </w:r>
+    </w:p>
+    <w:p>
+      <w:pPr>
+        <w:spacing w:line="336" w:lineRule="auto" w:after="180"/>
+      </w:pPr>
+      <w:r>
+        <w:rPr>
+          <w:b w:val="0"/>
+        </w:rPr>
+        <w:t>Two requirements must both hold. 12 min, quiet False | 12 &lt;= 12 is True | True and False is False. 12 min, quiet True | 12 &lt;= 12 is True | True and True is True. 15 min, quiet True | 15 &lt;= 12 is False | False and True is False</w:t>
+      </w:r>
+    </w:p>
+    <w:p>
+      <w:pPr>
+        <w:spacing w:line="336" w:lineRule="auto" w:after="180"/>
+        <w:shd w:fill="F5F1FB"/>
+      </w:pPr>
+      <w:r>
+        <w:rPr>
+          <w:b w:val="0"/>
+        </w:rPr>
+        <w:t>Read the labels and values. Explain the relationship the model shows.</w:t>
+      </w:r>
+    </w:p>
+    <w:p>
+      <w:pPr>
+        <w:pStyle w:val="Heading3"/>
+      </w:pPr>
+      <w:r>
+        <w:t>Discuss while showing the picture</w:t>
+      </w:r>
+    </w:p>
+    <w:p>
+      <w:pPr>
+        <w:spacing w:line="336" w:lineRule="auto" w:after="180"/>
+        <w:shd w:fill="F1F6F8"/>
+      </w:pPr>
+      <w:r>
+        <w:rPr>
+          <w:b w:val="0"/>
+        </w:rPr>
+        <w:t>Teacher prompt: Read the labels and values. Explain the relationship the model shows. Ask learners to describe one label or arrow in ordinary words. Use the adjacent transcript if the image is difficult to see.</w:t>
+      </w:r>
+    </w:p>
+    <w:p>
+      <w:pPr>
+        <w:pStyle w:val="Heading3"/>
+      </w:pPr>
+      <w:r>
+        <w:t>04. Change one thing. Trace what follows.</w:t>
+      </w:r>
+    </w:p>
+    <w:p>
+      <w:r>
+        <w:drawing>
+          <wp:inline xmlns:a="http://schemas.openxmlformats.org/drawingml/2006/main" xmlns:pic="http://schemas.openxmlformats.org/drawingml/2006/picture">
+            <wp:extent cx="5486400" cy="3026664"/>
+            <wp:docPr id="5" name="Picture 5" descr="Original case: Both comparisons are True, so allowed is True. Changed condition: Change age to 16. Expected result: The result becomes False. Reason: The lower condition remains True, but the upper condition fails."/>
+            <wp:cNvGraphicFramePr>
+              <a:graphicFrameLocks noChangeAspect="1"/>
+            </wp:cNvGraphicFramePr>
+            <a:graphic>
+              <a:graphicData uri="http://schemas.openxmlformats.org/drawingml/2006/picture">
+                <pic:pic>
+                  <pic:nvPicPr>
+                    <pic:cNvPr id="0" name="academy-story-python-bridge-4-04.png"/>
+                    <pic:cNvPicPr/>
+                  </pic:nvPicPr>
+                  <pic:blipFill>
+                    <a:blip r:embed="rId13"/>
+                    <a:stretch>
+                      <a:fillRect/>
+                    </a:stretch>
+                  </pic:blipFill>
+                  <pic:spPr>
+                    <a:xfrm>
+                      <a:off x="0" y="0"/>
+                      <a:ext cx="5486400" cy="3026664"/>
+                    </a:xfrm>
+                    <a:prstGeom prst="rect"/>
+                  </pic:spPr>
+                </pic:pic>
+              </a:graphicData>
+            </a:graphic>
+          </wp:inline>
+        </w:drawing>
+      </w:r>
+    </w:p>
+    <w:p>
+      <w:pPr>
+        <w:spacing w:line="336" w:lineRule="auto" w:after="180"/>
+      </w:pPr>
+      <w:r>
+        <w:rPr>
+          <w:b w:val="0"/>
+        </w:rPr>
+        <w:t xml:space="preserve">Original case: Both </w:t>
+      </w:r>
+      <w:r>
+        <w:rPr>
+          <w:b/>
+        </w:rPr>
+        <w:t>comparison</w:t>
+      </w:r>
+      <w:r>
+        <w:rPr>
+          <w:b w:val="0"/>
+        </w:rPr>
+        <w:t>s are True, so allowed is True. Changed condition: Change age to 16. Expected result: The result becomes False. Reason: The lower condition remains True, but the upper condition fails.</w:t>
+      </w:r>
+    </w:p>
+    <w:p>
+      <w:pPr>
+        <w:spacing w:line="336" w:lineRule="auto" w:after="180"/>
+        <w:shd w:fill="F5F1FB"/>
+      </w:pPr>
+      <w:r>
+        <w:rPr>
+          <w:b w:val="0"/>
+        </w:rPr>
+        <w:t>Predict before checking the worked changed-case result. Name what changed and what the supplied facts allow you to conclude.</w:t>
+      </w:r>
+    </w:p>
+    <w:p>
+      <w:pPr>
+        <w:pStyle w:val="Heading3"/>
+      </w:pPr>
+      <w:r>
+        <w:t>Discuss while showing the picture</w:t>
+      </w:r>
+    </w:p>
+    <w:p>
+      <w:pPr>
+        <w:spacing w:line="336" w:lineRule="auto" w:after="180"/>
+        <w:shd w:fill="F1F6F8"/>
+      </w:pPr>
+      <w:r>
+        <w:rPr>
+          <w:b w:val="0"/>
+        </w:rPr>
+        <w:t>Teacher prompt: Predict before checking the worked changed-case result. Name what changed and what the supplied facts allow you to conclude. Ask learners to describe one label or arrow in ordinary words.</w:t>
+      </w:r>
+    </w:p>
+    <w:p>
+      <w:pPr>
+        <w:spacing w:line="336" w:lineRule="auto" w:after="180"/>
+        <w:shd w:fill="F1F6F8"/>
+      </w:pPr>
+      <w:r>
+        <w:rPr>
+          <w:b w:val="0"/>
+        </w:rPr>
+        <w:t>Use the adjacent transcript if the image is difficult to see. Changed-case reasoning: The lower condition remains True, but the upper condition fails.</w:t>
+      </w:r>
+    </w:p>
+    <w:p>
+      <w:pPr>
+        <w:pStyle w:val="Heading3"/>
+      </w:pPr>
+      <w:r>
+        <w:t>05. Connect the explanation to its limit</w:t>
+      </w:r>
+    </w:p>
+    <w:p>
+      <w:r>
+        <w:drawing>
+          <wp:inline xmlns:a="http://schemas.openxmlformats.org/drawingml/2006/main" xmlns:pic="http://schemas.openxmlformats.org/drawingml/2006/picture">
+            <wp:extent cx="5486400" cy="2834640"/>
+            <wp:docPr id="6" name="Picture 6" descr="A Boolean condition represents a yes-or-no result. And requires both conditions; checking only one boundary would accept values outside the intended interval. Limit: This condition checks a declared numeric interval, not identity or authorisation; unexpected input types need separate handling."/>
+            <wp:cNvGraphicFramePr>
+              <a:graphicFrameLocks noChangeAspect="1"/>
+            </wp:cNvGraphicFramePr>
+            <a:graphic>
+              <a:graphicData uri="http://schemas.openxmlformats.org/drawingml/2006/picture">
+                <pic:pic>
+                  <pic:nvPicPr>
+                    <pic:cNvPr id="0" name="academy-story-python-bridge-4-05.png"/>
+                    <pic:cNvPicPr/>
+                  </pic:nvPicPr>
+                  <pic:blipFill>
+                    <a:blip r:embed="rId14"/>
+                    <a:stretch>
+                      <a:fillRect/>
+                    </a:stretch>
+                  </pic:blipFill>
+                  <pic:spPr>
+                    <a:xfrm>
+                      <a:off x="0" y="0"/>
+                      <a:ext cx="5486400" cy="2834640"/>
+                    </a:xfrm>
+                    <a:prstGeom prst="rect"/>
+                  </pic:spPr>
+                </pic:pic>
+              </a:graphicData>
+            </a:graphic>
+          </wp:inline>
+        </w:drawing>
+      </w:r>
+    </w:p>
+    <w:p>
+      <w:pPr>
+        <w:spacing w:line="336" w:lineRule="auto" w:after="180"/>
+      </w:pPr>
+      <w:r>
+        <w:rPr>
+          <w:b w:val="0"/>
+        </w:rPr>
+        <w:t xml:space="preserve">A </w:t>
+      </w:r>
+      <w:r>
+        <w:rPr>
+          <w:b/>
+        </w:rPr>
+        <w:t>Boolean</w:t>
+      </w:r>
+      <w:r>
+        <w:rPr>
+          <w:b w:val="0"/>
+        </w:rPr>
+        <w:t xml:space="preserve"> condition represents a yes-or-no result. And requires both conditions; checking only one boundary would accept values outside the intended interval.</w:t>
+      </w:r>
+    </w:p>
+    <w:p>
+      <w:pPr>
+        <w:spacing w:line="336" w:lineRule="auto" w:after="180"/>
+      </w:pPr>
+      <w:r>
+        <w:rPr>
+          <w:b w:val="0"/>
+        </w:rPr>
+        <w:t xml:space="preserve">Limit: This condition checks a declared numeric interval, not identity or authorisation; unexpected </w:t>
+      </w:r>
+      <w:r>
+        <w:rPr>
+          <w:b/>
+        </w:rPr>
+        <w:t>input</w:t>
+      </w:r>
+      <w:r>
+        <w:rPr>
+          <w:b w:val="0"/>
+        </w:rPr>
+        <w:t xml:space="preserve"> types need separate handling.</w:t>
+      </w:r>
+    </w:p>
+    <w:p>
+      <w:pPr>
+        <w:spacing w:line="336" w:lineRule="auto" w:after="180"/>
+        <w:shd w:fill="F5F1FB"/>
+      </w:pPr>
+      <w:r>
+        <w:rPr>
+          <w:b w:val="0"/>
+        </w:rPr>
+        <w:t>Explain the case, then point to a limit on the claim.</w:t>
+      </w:r>
+    </w:p>
+    <w:p>
+      <w:pPr>
+        <w:pStyle w:val="Heading3"/>
+      </w:pPr>
+      <w:r>
+        <w:t>Discuss while showing the picture</w:t>
+      </w:r>
+    </w:p>
+    <w:p>
+      <w:pPr>
+        <w:spacing w:line="336" w:lineRule="auto" w:after="180"/>
+        <w:shd w:fill="F1F6F8"/>
+      </w:pPr>
+      <w:r>
+        <w:rPr>
+          <w:b w:val="0"/>
+        </w:rPr>
+        <w:t>Teacher prompt: Explain the case, then point to a limit on the claim. Ask learners to describe one label or arrow in ordinary words. Use the adjacent transcript if the image is difficult to see.</w:t>
+      </w:r>
+    </w:p>
+    <w:p>
+      <w:pPr>
+        <w:spacing w:line="336" w:lineRule="auto" w:after="180"/>
+        <w:shd w:fill="F1F6F8"/>
+      </w:pPr>
+      <w:r>
+        <w:rPr>
+          <w:b w:val="0"/>
+        </w:rPr>
+        <w:t xml:space="preserve">Keep the stated scope: This condition checks a declared numeric interval, not identity or authorisation; unexpected </w:t>
+      </w:r>
+      <w:r>
+        <w:rPr>
+          <w:b/>
+        </w:rPr>
+        <w:t>input</w:t>
+      </w:r>
+      <w:r>
+        <w:rPr>
+          <w:b w:val="0"/>
+        </w:rPr>
+        <w:t xml:space="preserve"> types need separate handling.</w:t>
+      </w:r>
+    </w:p>
+    <w:p>
+      <w:pPr>
+        <w:pStyle w:val="Heading3"/>
+      </w:pPr>
+      <w:r>
+        <w:t>06. Make the idea visible in your project</w:t>
+      </w:r>
+    </w:p>
+    <w:p>
+      <w:r>
+        <w:drawing>
+          <wp:inline xmlns:a="http://schemas.openxmlformats.org/drawingml/2006/main" xmlns:pic="http://schemas.openxmlformats.org/drawingml/2006/picture">
+            <wp:extent cx="5486400" cy="3681984"/>
+            <wp:docPr id="7" name="Picture 7" descr="For Python readiness before the Responsible Plant Classifier, retain a trace of the values, the predicted outputs and the changed-case explanation. Use actual Python 3 results to check the prediction after reasoning first. Draw your input, deciding step, result and limit. Supported question: Give both comparison results for ages 11, 15 and 16. Which comparison rejects each outside value, and why does and matter?"/>
+            <wp:cNvGraphicFramePr>
+              <a:graphicFrameLocks noChangeAspect="1"/>
+            </wp:cNvGraphicFramePr>
+            <a:graphic>
+              <a:graphicData uri="http://schemas.openxmlformats.org/drawingml/2006/picture">
+                <pic:pic>
+                  <pic:nvPicPr>
+                    <pic:cNvPr id="0" name="academy-story-python-bridge-4-06.png"/>
+                    <pic:cNvPicPr/>
+                  </pic:nvPicPr>
+                  <pic:blipFill>
+                    <a:blip r:embed="rId15"/>
+                    <a:stretch>
+                      <a:fillRect/>
+                    </a:stretch>
+                  </pic:blipFill>
+                  <pic:spPr>
+                    <a:xfrm>
+                      <a:off x="0" y="0"/>
+                      <a:ext cx="5486400" cy="3681984"/>
+                    </a:xfrm>
+                    <a:prstGeom prst="rect"/>
+                  </pic:spPr>
+                </pic:pic>
+              </a:graphicData>
+            </a:graphic>
+          </wp:inline>
+        </w:drawing>
+      </w:r>
+    </w:p>
+    <w:p>
+      <w:pPr>
+        <w:spacing w:line="336" w:lineRule="auto" w:after="180"/>
+      </w:pPr>
+      <w:r>
+        <w:rPr>
+          <w:b w:val="0"/>
+        </w:rPr>
+        <w:t xml:space="preserve">For Python readiness before the Responsible Plant Classifier, retain a trace of the values, the predicted </w:t>
+      </w:r>
+      <w:r>
+        <w:rPr>
+          <w:b/>
+        </w:rPr>
+        <w:t>output</w:t>
+      </w:r>
+      <w:r>
+        <w:rPr>
+          <w:b w:val="0"/>
+        </w:rPr>
+        <w:t xml:space="preserve">s and the changed-case explanation. Use actual Python 3 results to check the </w:t>
+      </w:r>
+      <w:r>
+        <w:rPr>
+          <w:b/>
+        </w:rPr>
+        <w:t>prediction</w:t>
+      </w:r>
+      <w:r>
+        <w:rPr>
+          <w:b w:val="0"/>
+        </w:rPr>
+        <w:t xml:space="preserve"> after reasoning first.</w:t>
+      </w:r>
+    </w:p>
+    <w:p>
+      <w:pPr>
+        <w:spacing w:line="336" w:lineRule="auto" w:after="180"/>
+      </w:pPr>
+      <w:r>
+        <w:rPr>
+          <w:b w:val="0"/>
+        </w:rPr>
+        <w:t xml:space="preserve">Draw your </w:t>
+      </w:r>
+      <w:r>
+        <w:rPr>
+          <w:b/>
+        </w:rPr>
+        <w:t>input</w:t>
+      </w:r>
+      <w:r>
+        <w:rPr>
+          <w:b w:val="0"/>
+        </w:rPr>
+        <w:t xml:space="preserve">, deciding step, result and limit. Supported question: Give both </w:t>
+      </w:r>
+      <w:r>
+        <w:rPr>
+          <w:b/>
+        </w:rPr>
+        <w:t>comparison</w:t>
+      </w:r>
+      <w:r>
+        <w:rPr>
+          <w:b w:val="0"/>
+        </w:rPr>
+        <w:t xml:space="preserve"> results for ages 11, 15 and 16. Which </w:t>
+      </w:r>
+      <w:r>
+        <w:rPr>
+          <w:b/>
+        </w:rPr>
+        <w:t>comparison</w:t>
+      </w:r>
+      <w:r>
+        <w:rPr>
+          <w:b w:val="0"/>
+        </w:rPr>
+        <w:t xml:space="preserve"> rejects each outside value, and why does and matter?</w:t>
+      </w:r>
+    </w:p>
+    <w:p>
+      <w:pPr>
+        <w:spacing w:line="336" w:lineRule="auto" w:after="180"/>
+        <w:shd w:fill="F5F1FB"/>
+      </w:pPr>
+      <w:r>
+        <w:rPr>
+          <w:b w:val="0"/>
+        </w:rPr>
+        <w:t xml:space="preserve">Draw your project trace and justify the deciding step using </w:t>
+      </w:r>
+      <w:r>
+        <w:rPr>
+          <w:b/>
+        </w:rPr>
+        <w:t>evidence</w:t>
+      </w:r>
+      <w:r>
+        <w:rPr>
+          <w:b w:val="0"/>
+        </w:rPr>
+        <w:t>.</w:t>
+      </w:r>
+    </w:p>
+    <w:p>
+      <w:pPr>
+        <w:pStyle w:val="Heading3"/>
+      </w:pPr>
+      <w:r>
+        <w:t>Discuss while showing the picture</w:t>
+      </w:r>
+    </w:p>
+    <w:p>
+      <w:pPr>
+        <w:spacing w:line="336" w:lineRule="auto" w:after="180"/>
+        <w:shd w:fill="F1F6F8"/>
+      </w:pPr>
+      <w:r>
+        <w:rPr>
+          <w:b w:val="0"/>
+        </w:rPr>
+        <w:t xml:space="preserve">Teacher prompt: Draw your project trace and justify the deciding step using </w:t>
+      </w:r>
+      <w:r>
+        <w:rPr>
+          <w:b/>
+        </w:rPr>
+        <w:t>evidence</w:t>
+      </w:r>
+      <w:r>
+        <w:rPr>
+          <w:b w:val="0"/>
+        </w:rPr>
+        <w:t>. Ask learners to describe one label or arrow in ordinary words. Use the adjacent transcript if the image is difficult to see.</w:t>
+      </w:r>
+    </w:p>
+    <w:p>
+      <w:pPr>
+        <w:spacing w:line="336" w:lineRule="auto" w:after="180"/>
+        <w:shd w:fill="F1F6F8"/>
+      </w:pPr>
+      <w:r>
+        <w:rPr>
+          <w:b w:val="0"/>
+        </w:rPr>
+        <w:t>Supported practice key: Age 11 gives False/True, so False. Age 15 gives True/True, so True. Age 16 gives True/False, so False. Both interval boundaries must hold.</w:t>
       </w:r>
     </w:p>
     <w:sectPr>

--- a/downloads/teacher/bridge-week-04.docx
+++ b/downloads/teacher/bridge-week-04.docx
@@ -201,7 +201,7 @@
           </w:tcPr>
           <w:p>
             <w:r>
-              <w:t>Sections 9 and 11–14. Give extra time to finish the full task set; use Section 15 when the week includes a coding lab.</w:t>
+              <w:t>Use “Run the investigation”, “Connect your project”, “Show what you know”, “Study a complete case” and “Try a new case independently”. Give extra time for the full task set. If this week has a coding lab, use its named section; section numbers can change when extra explanations are included.</w:t>
             </w:r>
           </w:p>
         </w:tc>
@@ -2031,6 +2031,26 @@
         <w:t>Demonstrate Boolean conditions, reduce support deliberately and check individual reasoning before discussing answers.</w:t>
       </w:r>
     </w:p>
+    <w:p>
+      <w:pPr>
+        <w:pStyle w:val="Heading3"/>
+      </w:pPr>
+      <w:r>
+        <w:t>Choose the pacing route</w:t>
+      </w:r>
+    </w:p>
+    <w:p>
+      <w:pPr>
+        <w:spacing w:line="336" w:lineRule="auto" w:after="180"/>
+        <w:shd w:fill="F1F6F8"/>
+      </w:pPr>
+      <w:r>
+        <w:rPr>
+          <w:b w:val="0"/>
+        </w:rPr>
+        <w:t>Compact alternative: this two-session sequence covers selected core tasks. Use the three-session weekly plan for the full lesson, independent transfer, feedback and project work; allow extra time for extensions.</w:t>
+      </w:r>
+    </w:p>
     <w:tbl>
       <w:tblPr>
         <w:tblStyle w:val="LightShading-Accent1"/>
@@ -4249,7 +4269,7 @@
           </w:tcPr>
           <w:p>
             <w:r>
-              <w:t>Sections 9 and 11–14. Give extra time to finish the full task set; use Section 15 when the week includes a coding lab.</w:t>
+              <w:t>Use “Run the investigation”, “Connect your project”, “Show what you know”, “Study a complete case” and “Try a new case independently”. Give extra time for the full task set. If this week has a coding lab, use its named section; section numbers can change when extra explanations are included.</w:t>
             </w:r>
           </w:p>
         </w:tc>

--- a/downloads/teacher/bridge-week-04.docx
+++ b/downloads/teacher/bridge-week-04.docx
@@ -25,20 +25,38 @@
         <w:pStyle w:val="Heading1"/>
       </w:pPr>
       <w:r>
-        <w:t>01. Prepare the purpose, prerequisites and materials</w:t>
+        <w:t>Teach conditions through explicit contracts and counterexamples.</w:t>
       </w:r>
     </w:p>
     <w:p>
       <w:r>
-        <w:t>Prepare Boolean conditions: check the target, prerequisites, resources and adaptable teaching schedule.</w:t>
+        <w:t>Supply valid-type toy inputs, preserve each sub-result and assess a fresh multi-requirement script.</w:t>
       </w:r>
     </w:p>
     <w:p>
-      <w:pPr>
-        <w:pStyle w:val="Heading3"/>
-      </w:pPr>
-      <w:r>
-        <w:t>Teach the learning cycle</w:t>
+      <w:r>
+        <w:t>Ask which exact requirement failed and which input would distinguish the two proposed rules.</w:t>
+      </w:r>
+    </w:p>
+    <w:p>
+      <w:pPr>
+        <w:pStyle w:val="Heading1"/>
+      </w:pPr>
+      <w:r>
+        <w:t>01. Prepare the connected bridge lesson</w:t>
+      </w:r>
+    </w:p>
+    <w:p>
+      <w:r>
+        <w:t>Check prior exposure and keep execution practice distinct from paper reasoning.</w:t>
+      </w:r>
+    </w:p>
+    <w:p>
+      <w:pPr>
+        <w:pStyle w:val="Heading2"/>
+      </w:pPr>
+      <w:r>
+        <w:t>Goal and main plan</w:t>
       </w:r>
     </w:p>
     <w:p>
@@ -251,10 +269,10 @@
     </w:p>
     <w:p>
       <w:pPr>
-        <w:pStyle w:val="Heading3"/>
-      </w:pPr>
-      <w:r>
-        <w:t>Expressions and operator order</w:t>
+        <w:pStyle w:val="Heading2"/>
+      </w:pPr>
+      <w:r>
+        <w:t>Retrieval and prerequisite guidance</w:t>
       </w:r>
     </w:p>
     <w:p>
@@ -414,10 +432,10 @@
     </w:p>
     <w:p>
       <w:pPr>
-        <w:pStyle w:val="Heading3"/>
-      </w:pPr>
-      <w:r>
-        <w:t>Outcomes</w:t>
+        <w:pStyle w:val="Heading2"/>
+      </w:pPr>
+      <w:r>
+        <w:t>Materials and readiness</w:t>
       </w:r>
     </w:p>
     <w:p>
@@ -428,19 +446,7 @@
         <w:rPr>
           <w:b w:val="0"/>
         </w:rPr>
-        <w:t xml:space="preserve">Translate stated requirements into </w:t>
-      </w:r>
-      <w:r>
-        <w:rPr>
-          <w:b/>
-        </w:rPr>
-        <w:t>comparison</w:t>
-      </w:r>
-      <w:r>
-        <w:rPr>
-          <w:b w:val="0"/>
-        </w:rPr>
-        <w:t>s</w:t>
+        <w:t>Python 3 editor and conditions.py</w:t>
       </w:r>
     </w:p>
     <w:p>
@@ -451,19 +457,7 @@
         <w:rPr>
           <w:b w:val="0"/>
         </w:rPr>
-        <w:t xml:space="preserve">Combine </w:t>
-      </w:r>
-      <w:r>
-        <w:rPr>
-          <w:b/>
-        </w:rPr>
-        <w:t>Boolean</w:t>
-      </w:r>
-      <w:r>
-        <w:rPr>
-          <w:b w:val="0"/>
-        </w:rPr>
-        <w:t xml:space="preserve"> values with and or and not</w:t>
+        <w:t>True and False cards and written activity requirements</w:t>
       </w:r>
     </w:p>
     <w:p>
@@ -474,26 +468,62 @@
         <w:rPr>
           <w:b w:val="0"/>
         </w:rPr>
-        <w:t>Choose a case that distinguishes two conditions</w:t>
+        <w:t xml:space="preserve">Blank </w:t>
+      </w:r>
+      <w:r>
+        <w:rPr>
+          <w:b/>
+        </w:rPr>
+        <w:t>input</w:t>
+      </w:r>
+      <w:r>
+        <w:rPr>
+          <w:b w:val="0"/>
+        </w:rPr>
+        <w:t>, separate checks, expected and observed columns</w:t>
       </w:r>
     </w:p>
     <w:p>
       <w:pPr>
-        <w:pStyle w:val="Heading3"/>
-      </w:pPr>
-      <w:r>
-        <w:t>Preparation</w:t>
+        <w:spacing w:line="336" w:lineRule="auto" w:after="180"/>
+      </w:pPr>
+      <w:r>
+        <w:rPr>
+          <w:b w:val="0"/>
+        </w:rPr>
+        <w:t xml:space="preserve">False is a </w:t>
+      </w:r>
+      <w:r>
+        <w:rPr>
+          <w:b/>
+        </w:rPr>
+        <w:t>Boolean</w:t>
+      </w:r>
+      <w:r>
+        <w:rPr>
+          <w:b w:val="0"/>
+        </w:rPr>
+        <w:t xml:space="preserve"> value; "False" is text. This week uses actual </w:t>
+      </w:r>
+      <w:r>
+        <w:rPr>
+          <w:b/>
+        </w:rPr>
+        <w:t>Boolean</w:t>
+      </w:r>
+      <w:r>
+        <w:rPr>
+          <w:b w:val="0"/>
+        </w:rPr>
+        <w:t xml:space="preserve"> values for yes-or-no flags.</w:t>
       </w:r>
     </w:p>
     <w:p>
       <w:pPr>
-        <w:spacing w:line="336" w:lineRule="auto" w:after="180"/>
-      </w:pPr>
-      <w:r>
-        <w:rPr>
-          <w:b w:val="0"/>
-        </w:rPr>
-        <w:t>Python 3 editor and conditions.py</w:t>
+        <w:pStyle w:val="Heading2"/>
+      </w:pPr>
+      <w:r>
+        <w:t>End goal</w:t>
       </w:r>
     </w:p>
     <w:p>
@@ -504,30 +534,27 @@
         <w:rPr>
           <w:b w:val="0"/>
         </w:rPr>
-        <w:t>True and False cards and written activity requirements</w:t>
+        <w:t xml:space="preserve">Trace </w:t>
+      </w:r>
+      <w:r>
+        <w:rPr>
+          <w:b/>
+        </w:rPr>
+        <w:t>boolean</w:t>
+      </w:r>
+      <w:r>
+        <w:rPr>
+          <w:b w:val="0"/>
+        </w:rPr>
+        <w:t xml:space="preserve"> conditions and explain the changed program before running it.</w:t>
       </w:r>
     </w:p>
     <w:p>
       <w:pPr>
-        <w:spacing w:line="336" w:lineRule="auto" w:after="180"/>
-      </w:pPr>
-      <w:r>
-        <w:rPr>
-          <w:b w:val="0"/>
-        </w:rPr>
-        <w:t xml:space="preserve">Blank </w:t>
-      </w:r>
-      <w:r>
-        <w:rPr>
-          <w:b/>
-        </w:rPr>
-        <w:t>input</w:t>
-      </w:r>
-      <w:r>
-        <w:rPr>
-          <w:b w:val="0"/>
-        </w:rPr>
-        <w:t>, separate checks, expected and observed columns</w:t>
+        <w:pStyle w:val="Heading2"/>
+      </w:pPr>
+      <w:r>
+        <w:t>Earlier wording, alternatives and picture transcripts · reference / check after trying</w:t>
       </w:r>
     </w:p>
     <w:p>
@@ -535,42 +562,15 @@
         <w:pStyle w:val="Heading3"/>
       </w:pPr>
       <w:r>
-        <w:t>Prerequisite answer</w:t>
+        <w:t>Teach the learning cycle</w:t>
       </w:r>
     </w:p>
     <w:p>
       <w:pPr>
-        <w:spacing w:line="336" w:lineRule="auto" w:after="180"/>
-      </w:pPr>
-      <w:r>
-        <w:rPr>
-          <w:b w:val="0"/>
-        </w:rPr>
-        <w:t xml:space="preserve">False is a </w:t>
-      </w:r>
-      <w:r>
-        <w:rPr>
-          <w:b/>
-        </w:rPr>
-        <w:t>Boolean</w:t>
-      </w:r>
-      <w:r>
-        <w:rPr>
-          <w:b w:val="0"/>
-        </w:rPr>
-        <w:t xml:space="preserve"> value; "False" is text. This week uses actual </w:t>
-      </w:r>
-      <w:r>
-        <w:rPr>
-          <w:b/>
-        </w:rPr>
-        <w:t>Boolean</w:t>
-      </w:r>
-      <w:r>
-        <w:rPr>
-          <w:b w:val="0"/>
-        </w:rPr>
-        <w:t xml:space="preserve"> values for yes-or-no flags.</w:t>
+        <w:pStyle w:val="Heading3"/>
+      </w:pPr>
+      <w:r>
+        <w:t>Expressions and operator order</w:t>
       </w:r>
     </w:p>
     <w:p>
@@ -578,7 +578,7 @@
         <w:pStyle w:val="Heading3"/>
       </w:pPr>
       <w:r>
-        <w:t>End goal for the pictorial case</w:t>
+        <w:t>Outcomes</w:t>
       </w:r>
     </w:p>
     <w:p>
@@ -589,19 +589,19 @@
         <w:rPr>
           <w:b w:val="0"/>
         </w:rPr>
-        <w:t xml:space="preserve">Trace </w:t>
+        <w:t xml:space="preserve">Translate stated requirements into </w:t>
       </w:r>
       <w:r>
         <w:rPr>
           <w:b/>
         </w:rPr>
-        <w:t>boolean</w:t>
+        <w:t>comparison</w:t>
       </w:r>
       <w:r>
         <w:rPr>
           <w:b w:val="0"/>
         </w:rPr>
-        <w:t xml:space="preserve"> conditions and explain the changed program before running it.</w:t>
+        <w:t>s</w:t>
       </w:r>
     </w:p>
     <w:p>
@@ -612,20 +612,38 @@
         <w:rPr>
           <w:b w:val="0"/>
         </w:rPr>
-        <w:t>This added worked case illustrates the week’s main idea. Retain all original and connected topics; schedule its practice within the teaching cycle.</w:t>
+        <w:t xml:space="preserve">Combine </w:t>
+      </w:r>
+      <w:r>
+        <w:rPr>
+          <w:b/>
+        </w:rPr>
+        <w:t>Boolean</w:t>
+      </w:r>
+      <w:r>
+        <w:rPr>
+          <w:b w:val="0"/>
+        </w:rPr>
+        <w:t xml:space="preserve"> values with and or and not</w:t>
       </w:r>
     </w:p>
     <w:p>
       <w:pPr>
-        <w:pStyle w:val="Heading1"/>
-      </w:pPr>
-      <w:r>
-        <w:t>02. Explain and model the mechanism</w:t>
+        <w:spacing w:line="336" w:lineRule="auto" w:after="180"/>
+      </w:pPr>
+      <w:r>
+        <w:rPr>
+          <w:b w:val="0"/>
+        </w:rPr>
+        <w:t>Choose a case that distinguishes two conditions</w:t>
       </w:r>
     </w:p>
     <w:p>
-      <w:r>
-        <w:t>Model Boolean conditions using the supplied case, labelled mechanism and reasoning. Make the scope of each conclusion explicit.</w:t>
+      <w:pPr>
+        <w:pStyle w:val="Heading3"/>
+      </w:pPr>
+      <w:r>
+        <w:t>Preparation</w:t>
       </w:r>
     </w:p>
     <w:p>
@@ -633,42 +651,15 @@
         <w:pStyle w:val="Heading3"/>
       </w:pPr>
       <w:r>
-        <w:t>Explain Boolean conditions · 1</w:t>
+        <w:t>Prerequisite answer</w:t>
       </w:r>
     </w:p>
     <w:p>
       <w:pPr>
-        <w:spacing w:line="336" w:lineRule="auto" w:after="180"/>
-      </w:pPr>
-      <w:r>
-        <w:rPr>
-          <w:b w:val="0"/>
-        </w:rPr>
-        <w:t xml:space="preserve">A fictional activity must take at most </w:t>
-      </w:r>
-      <w:r>
-        <w:rPr>
-          <w:b/>
-        </w:rPr>
-        <w:t>12 minutes</w:t>
-      </w:r>
-      <w:r>
-        <w:rPr>
-          <w:b w:val="0"/>
-        </w:rPr>
-        <w:t xml:space="preserve"> and be quiet. An activity taking exactly </w:t>
-      </w:r>
-      <w:r>
-        <w:rPr>
-          <w:b/>
-        </w:rPr>
-        <w:t>12 minutes</w:t>
-      </w:r>
-      <w:r>
-        <w:rPr>
-          <w:b w:val="0"/>
-        </w:rPr>
-        <w:t xml:space="preserve"> meets the time requirement. A quiet 15-minute activity does not.</w:t>
+        <w:pStyle w:val="Heading3"/>
+      </w:pPr>
+      <w:r>
+        <w:t>End goal for the pictorial case</w:t>
       </w:r>
     </w:p>
     <w:p>
@@ -679,61 +670,28 @@
         <w:rPr>
           <w:b w:val="0"/>
         </w:rPr>
-        <w:t>Before writing code, underline each requirement and decide whether all requirements must hold or whether alternatives are allowed.</w:t>
+        <w:t>This added worked case illustrates the week’s main idea. Retain all original and connected topics; schedule its practice within the teaching cycle.</w:t>
       </w:r>
     </w:p>
     <w:p>
       <w:pPr>
-        <w:pStyle w:val="Heading3"/>
-      </w:pPr>
-      <w:r>
-        <w:t>Explain Boolean conditions · 2</w:t>
+        <w:pStyle w:val="Heading1"/>
+      </w:pPr>
+      <w:r>
+        <w:t>02. Teach partial checks before the combined decision</w:t>
       </w:r>
     </w:p>
     <w:p>
-      <w:pPr>
-        <w:spacing w:line="336" w:lineRule="auto" w:after="180"/>
-      </w:pPr>
-      <w:r>
-        <w:rPr>
-          <w:b w:val="0"/>
-        </w:rPr>
-        <w:t xml:space="preserve">Use a fresh conditions.py file with nonnegative integer minutes and an actual </w:t>
-      </w:r>
-      <w:r>
-        <w:rPr>
-          <w:b/>
-        </w:rPr>
-        <w:t>Boolean</w:t>
-      </w:r>
-      <w:r>
-        <w:rPr>
-          <w:b w:val="0"/>
-        </w:rPr>
-        <w:t xml:space="preserve"> quiet flag. A </w:t>
-      </w:r>
-      <w:r>
-        <w:rPr>
-          <w:b/>
-        </w:rPr>
-        <w:t>comparison</w:t>
-      </w:r>
-      <w:r>
-        <w:rPr>
-          <w:b w:val="0"/>
-        </w:rPr>
-        <w:t xml:space="preserve"> produces True or False for these values. The expression minutes &lt;= 12 includes 12; minutes &lt; 12 excludes it.</w:t>
+      <w:r>
+        <w:t>Use distinguishing cases and keep both toy contracts labelled.</w:t>
       </w:r>
     </w:p>
     <w:p>
       <w:pPr>
-        <w:spacing w:line="336" w:lineRule="auto" w:after="180"/>
-      </w:pPr>
-      <w:r>
-        <w:rPr>
-          <w:b w:val="0"/>
-        </w:rPr>
-        <w:t>Use == for equality and != for inequality. A single = assigns a value to a name; it does not ask whether two values are equal.</w:t>
+        <w:pStyle w:val="Heading2"/>
+      </w:pPr>
+      <w:r>
+        <w:t>Read minutes/quiet requirements and syntax</w:t>
       </w:r>
     </w:p>
     <w:p>
@@ -744,7 +702,31 @@
         <w:rPr>
           <w:b w:val="0"/>
         </w:rPr>
-        <w:t>The script prints True then False. The first result concerns time only. The second requires time_ok and quiet. These are separate claims.</w:t>
+        <w:t xml:space="preserve">A fictional activity must take at most </w:t>
+      </w:r>
+      <w:r>
+        <w:rPr>
+          <w:b/>
+        </w:rPr>
+        <w:t>12 minutes</w:t>
+      </w:r>
+      <w:r>
+        <w:rPr>
+          <w:b w:val="0"/>
+        </w:rPr>
+        <w:t xml:space="preserve"> and be quiet. An activity taking exactly </w:t>
+      </w:r>
+      <w:r>
+        <w:rPr>
+          <w:b/>
+        </w:rPr>
+        <w:t>12 minutes</w:t>
+      </w:r>
+      <w:r>
+        <w:rPr>
+          <w:b w:val="0"/>
+        </w:rPr>
+        <w:t xml:space="preserve"> meets the time requirement. A quiet 15-minute activity does not.</w:t>
       </w:r>
     </w:p>
     <w:p>
@@ -755,321 +737,7 @@
         <w:rPr>
           <w:b w:val="0"/>
         </w:rPr>
-        <w:t xml:space="preserve">Trace each </w:t>
-      </w:r>
-      <w:r>
-        <w:rPr>
-          <w:b/>
-        </w:rPr>
-        <w:t>input</w:t>
-      </w:r>
-      <w:r>
-        <w:rPr>
-          <w:b w:val="0"/>
-        </w:rPr>
-        <w:t xml:space="preserve"> before explaining the combined result; a result without its conditions can be misleading.</w:t>
-      </w:r>
-    </w:p>
-    <w:tbl>
-      <w:tblPr>
-        <w:tblStyle w:val="LightShading-Accent1"/>
-        <w:tblW w:type="auto" w:w="0"/>
-        <w:tblLook w:firstColumn="1" w:firstRow="1" w:lastColumn="0" w:lastRow="0" w:noHBand="0" w:noVBand="1" w:val="04A0"/>
-      </w:tblPr>
-      <w:tblGrid>
-        <w:gridCol w:w="5112"/>
-        <w:gridCol w:w="5112"/>
-      </w:tblGrid>
-      <w:tr>
-        <w:trPr>
-          <w:tblHeader/>
-        </w:trPr>
-        <w:tc>
-          <w:tcPr>
-            <w:tcW w:type="dxa" w:w="5112"/>
-          </w:tcPr>
-          <w:p>
-            <w:r>
-              <w:t>Term</w:t>
-            </w:r>
-          </w:p>
-        </w:tc>
-        <w:tc>
-          <w:tcPr>
-            <w:tcW w:type="dxa" w:w="5112"/>
-          </w:tcPr>
-          <w:p>
-            <w:r>
-              <w:t>Meaning</w:t>
-            </w:r>
-          </w:p>
-        </w:tc>
-      </w:tr>
-      <w:tr>
-        <w:tc>
-          <w:tcPr>
-            <w:tcW w:type="dxa" w:w="5112"/>
-          </w:tcPr>
-          <w:p>
-            <w:r>
-              <w:t>Comparison</w:t>
-            </w:r>
-          </w:p>
-        </w:tc>
-        <w:tc>
-          <w:tcPr>
-            <w:tcW w:type="dxa" w:w="5112"/>
-          </w:tcPr>
-          <w:p>
-            <w:r>
-              <w:t>An expression that checks a relation between values</w:t>
-            </w:r>
-          </w:p>
-        </w:tc>
-      </w:tr>
-      <w:tr>
-        <w:tc>
-          <w:tcPr>
-            <w:tcW w:type="dxa" w:w="5112"/>
-          </w:tcPr>
-          <w:p>
-            <w:r>
-              <w:t>Boolean</w:t>
-            </w:r>
-          </w:p>
-        </w:tc>
-        <w:tc>
-          <w:tcPr>
-            <w:tcW w:type="dxa" w:w="5112"/>
-          </w:tcPr>
-          <w:p>
-            <w:r>
-              <w:t>A type with the values True and False</w:t>
-            </w:r>
-          </w:p>
-        </w:tc>
-      </w:tr>
-      <w:tr>
-        <w:tc>
-          <w:tcPr>
-            <w:tcW w:type="dxa" w:w="5112"/>
-          </w:tcPr>
-          <w:p>
-            <w:r>
-              <w:t>Conjunction</w:t>
-            </w:r>
-          </w:p>
-        </w:tc>
-        <w:tc>
-          <w:tcPr>
-            <w:tcW w:type="dxa" w:w="5112"/>
-          </w:tcPr>
-          <w:p>
-            <w:r>
-              <w:t>A requirement that both conditions hold</w:t>
-            </w:r>
-          </w:p>
-        </w:tc>
-      </w:tr>
-      <w:tr>
-        <w:tc>
-          <w:tcPr>
-            <w:tcW w:type="dxa" w:w="5112"/>
-          </w:tcPr>
-          <w:p>
-            <w:r>
-              <w:t>Inclusive or</w:t>
-            </w:r>
-          </w:p>
-        </w:tc>
-        <w:tc>
-          <w:tcPr>
-            <w:tcW w:type="dxa" w:w="5112"/>
-          </w:tcPr>
-          <w:p>
-            <w:r>
-              <w:t>A condition satisfied when either or both parts hold</w:t>
-            </w:r>
-          </w:p>
-        </w:tc>
-      </w:tr>
-      <w:tr>
-        <w:tc>
-          <w:tcPr>
-            <w:tcW w:type="dxa" w:w="5112"/>
-          </w:tcPr>
-          <w:p>
-            <w:r>
-              <w:t>Counterexample</w:t>
-            </w:r>
-          </w:p>
-        </w:tc>
-        <w:tc>
-          <w:tcPr>
-            <w:tcW w:type="dxa" w:w="5112"/>
-          </w:tcPr>
-          <w:p>
-            <w:r>
-              <w:t>A case that shows a claim or rule is wrong</w:t>
-            </w:r>
-          </w:p>
-        </w:tc>
-      </w:tr>
-    </w:tbl>
-    <w:p>
-      <w:pPr>
-        <w:pStyle w:val="Heading3"/>
-      </w:pPr>
-      <w:r>
-        <w:t>Two requirements must both hold</w:t>
-      </w:r>
-    </w:p>
-    <w:tbl>
-      <w:tblPr>
-        <w:tblStyle w:val="LightShading-Accent1"/>
-        <w:tblW w:type="auto" w:w="0"/>
-        <w:tblLook w:firstColumn="1" w:firstRow="1" w:lastColumn="0" w:lastRow="0" w:noHBand="0" w:noVBand="1" w:val="04A0"/>
-      </w:tblPr>
-      <w:tblGrid>
-        <w:gridCol w:w="3408"/>
-        <w:gridCol w:w="3408"/>
-        <w:gridCol w:w="3408"/>
-      </w:tblGrid>
-      <w:tr>
-        <w:trPr>
-          <w:tblHeader/>
-        </w:trPr>
-        <w:tc>
-          <w:tcPr>
-            <w:tcW w:type="dxa" w:w="3408"/>
-          </w:tcPr>
-          <w:p>
-            <w:r>
-              <w:t>Input case</w:t>
-            </w:r>
-          </w:p>
-        </w:tc>
-        <w:tc>
-          <w:tcPr>
-            <w:tcW w:type="dxa" w:w="3408"/>
-          </w:tcPr>
-          <w:p>
-            <w:r>
-              <w:t>Time check</w:t>
-            </w:r>
-          </w:p>
-        </w:tc>
-        <w:tc>
-          <w:tcPr>
-            <w:tcW w:type="dxa" w:w="3408"/>
-          </w:tcPr>
-          <w:p>
-            <w:r>
-              <w:t>Combined result</w:t>
-            </w:r>
-          </w:p>
-        </w:tc>
-      </w:tr>
-      <w:tr>
-        <w:tc>
-          <w:tcPr>
-            <w:tcW w:type="dxa" w:w="3408"/>
-          </w:tcPr>
-          <w:p>
-            <w:r>
-              <w:t>12 min, quiet False</w:t>
-            </w:r>
-          </w:p>
-        </w:tc>
-        <w:tc>
-          <w:tcPr>
-            <w:tcW w:type="dxa" w:w="3408"/>
-          </w:tcPr>
-          <w:p>
-            <w:r>
-              <w:t>12 &lt;= 12 is True</w:t>
-            </w:r>
-          </w:p>
-        </w:tc>
-        <w:tc>
-          <w:tcPr>
-            <w:tcW w:type="dxa" w:w="3408"/>
-          </w:tcPr>
-          <w:p>
-            <w:r>
-              <w:t>True and False is False</w:t>
-            </w:r>
-          </w:p>
-        </w:tc>
-      </w:tr>
-      <w:tr>
-        <w:tc>
-          <w:tcPr>
-            <w:tcW w:type="dxa" w:w="3408"/>
-          </w:tcPr>
-          <w:p>
-            <w:r>
-              <w:t>12 min, quiet True</w:t>
-            </w:r>
-          </w:p>
-        </w:tc>
-        <w:tc>
-          <w:tcPr>
-            <w:tcW w:type="dxa" w:w="3408"/>
-          </w:tcPr>
-          <w:p>
-            <w:r>
-              <w:t>12 &lt;= 12 is True</w:t>
-            </w:r>
-          </w:p>
-        </w:tc>
-        <w:tc>
-          <w:tcPr>
-            <w:tcW w:type="dxa" w:w="3408"/>
-          </w:tcPr>
-          <w:p>
-            <w:r>
-              <w:t>True and True is True</w:t>
-            </w:r>
-          </w:p>
-        </w:tc>
-      </w:tr>
-      <w:tr>
-        <w:tc>
-          <w:tcPr>
-            <w:tcW w:type="dxa" w:w="3408"/>
-          </w:tcPr>
-          <w:p>
-            <w:r>
-              <w:t>15 min, quiet True</w:t>
-            </w:r>
-          </w:p>
-        </w:tc>
-        <w:tc>
-          <w:tcPr>
-            <w:tcW w:type="dxa" w:w="3408"/>
-          </w:tcPr>
-          <w:p>
-            <w:r>
-              <w:t>15 &lt;= 12 is False</w:t>
-            </w:r>
-          </w:p>
-        </w:tc>
-        <w:tc>
-          <w:tcPr>
-            <w:tcW w:type="dxa" w:w="3408"/>
-          </w:tcPr>
-          <w:p>
-            <w:r>
-              <w:t>False and True is False</w:t>
-            </w:r>
-          </w:p>
-        </w:tc>
-      </w:tr>
-    </w:tbl>
-    <w:p>
-      <w:r>
-        <w:t>Passing only one requirement does not make the activity suitable.</w:t>
+        <w:t>Before writing code, underline each requirement and decide whether all requirements must hold or whether alternatives are allowed.</w:t>
       </w:r>
     </w:p>
     <w:p>
@@ -1078,15 +746,33 @@
       </w:pPr>
       <w:r>
         <w:rPr>
+          <w:b w:val="0"/>
+        </w:rPr>
+        <w:t xml:space="preserve">Use a fresh conditions.py file with nonnegative integer minutes and an actual </w:t>
+      </w:r>
+      <w:r>
+        <w:rPr>
           <w:b/>
         </w:rPr>
-        <w:t>Inclusive or</w:t>
+        <w:t>Boolean</w:t>
       </w:r>
       <w:r>
         <w:rPr>
           <w:b w:val="0"/>
         </w:rPr>
-        <w:t xml:space="preserve"> accepts both available; exactly one would reject both. Exit: (12, True) should pass and reveals &lt;= changed to &lt;. (8, False) should fail and reveals and changed to or.</w:t>
+        <w:t xml:space="preserve"> quiet flag. A </w:t>
+      </w:r>
+      <w:r>
+        <w:rPr>
+          <w:b/>
+        </w:rPr>
+        <w:t>comparison</w:t>
+      </w:r>
+      <w:r>
+        <w:rPr>
+          <w:b w:val="0"/>
+        </w:rPr>
+        <w:t xml:space="preserve"> produces True or False for these values. The expression minutes &lt;= 12 includes 12; minutes &lt; 12 excludes it.</w:t>
       </w:r>
     </w:p>
     <w:p>
@@ -1097,27 +783,18 @@
         <w:rPr>
           <w:b w:val="0"/>
         </w:rPr>
-        <w:t xml:space="preserve">Other </w:t>
-      </w:r>
-      <w:r>
-        <w:rPr>
-          <w:b/>
-        </w:rPr>
-        <w:t>input</w:t>
-      </w:r>
-      <w:r>
-        <w:rPr>
-          <w:b w:val="0"/>
-        </w:rPr>
-        <w:t>s are acceptable if they distinguish the versions.</w:t>
+        <w:t>Use == for equality and != for inequality. A single = assigns a value to a name; it does not ask whether two values are equal.</w:t>
       </w:r>
     </w:p>
     <w:p>
       <w:pPr>
-        <w:pStyle w:val="Heading3"/>
-      </w:pPr>
-      <w:r>
-        <w:t>Model the reasoning aloud</w:t>
+        <w:spacing w:line="336" w:lineRule="auto" w:after="180"/>
+      </w:pPr>
+      <w:r>
+        <w:rPr>
+          <w:b w:val="0"/>
+        </w:rPr>
+        <w:t>The script prints True then False. The first result concerns time only. The second requires time_ok and quiet. These are separate claims.</w:t>
       </w:r>
     </w:p>
     <w:p>
@@ -1128,30 +805,27 @@
         <w:rPr>
           <w:b w:val="0"/>
         </w:rPr>
-        <w:t xml:space="preserve">Use the complete worked example below before asking learners to complete W2. Reveal a small part, invite a </w:t>
+        <w:t xml:space="preserve">Trace each </w:t>
       </w:r>
       <w:r>
         <w:rPr>
           <w:b/>
         </w:rPr>
-        <w:t>prediction</w:t>
+        <w:t>input</w:t>
       </w:r>
       <w:r>
         <w:rPr>
           <w:b w:val="0"/>
         </w:rPr>
-        <w:t>, then explain the deciding step.</w:t>
+        <w:t xml:space="preserve"> before explaining the combined result; a result without its conditions can be misleading.</w:t>
       </w:r>
     </w:p>
     <w:p>
       <w:pPr>
-        <w:spacing w:line="336" w:lineRule="auto" w:after="180"/>
-      </w:pPr>
-      <w:r>
-        <w:rPr>
-          <w:b w:val="0"/>
-        </w:rPr>
-        <w:t>These teacher notes contain solutions; do not reveal the independent case answer during modelling.</w:t>
+        <w:pStyle w:val="Heading2"/>
+      </w:pPr>
+      <w:r>
+        <w:t>Use the Boolean-only truth table</w:t>
       </w:r>
     </w:p>
     <w:tbl>
@@ -1382,10 +1056,49 @@
     </w:tbl>
     <w:p>
       <w:pPr>
-        <w:pStyle w:val="Heading3"/>
-      </w:pPr>
-      <w:r>
-        <w:t>Model the reasoning aloud · 3</w:t>
+        <w:spacing w:line="336" w:lineRule="auto" w:after="180"/>
+      </w:pPr>
+      <w:r>
+        <w:rPr>
+          <w:b w:val="0"/>
+        </w:rPr>
+        <w:t xml:space="preserve">With </w:t>
+      </w:r>
+      <w:r>
+        <w:rPr>
+          <w:b/>
+        </w:rPr>
+        <w:t>Boolean</w:t>
+      </w:r>
+      <w:r>
+        <w:rPr>
+          <w:b w:val="0"/>
+        </w:rPr>
+        <w:t xml:space="preserve"> operands, and needs both parts True. </w:t>
+      </w:r>
+      <w:r>
+        <w:rPr>
+          <w:b/>
+        </w:rPr>
+        <w:t>Inclusive or</w:t>
+      </w:r>
+      <w:r>
+        <w:rPr>
+          <w:b w:val="0"/>
+        </w:rPr>
+        <w:t xml:space="preserve"> needs at least one True, so both True is allowed. not reverses a </w:t>
+      </w:r>
+      <w:r>
+        <w:rPr>
+          <w:b/>
+        </w:rPr>
+        <w:t>Boolean</w:t>
+      </w:r>
+      <w:r>
+        <w:rPr>
+          <w:b w:val="0"/>
+        </w:rPr>
+        <w:t>: not True is False and not False is True.</w:t>
       </w:r>
     </w:p>
     <w:p>
@@ -1396,7 +1109,7 @@
         <w:rPr>
           <w:b w:val="0"/>
         </w:rPr>
-        <w:t xml:space="preserve">With </w:t>
+        <w:t xml:space="preserve">Python can also apply and and or to other types; keep operands </w:t>
       </w:r>
       <w:r>
         <w:rPr>
@@ -1408,42 +1121,207 @@
         <w:rPr>
           <w:b w:val="0"/>
         </w:rPr>
-        <w:t xml:space="preserve"> operands, and needs both parts True. </w:t>
-      </w:r>
-      <w:r>
-        <w:rPr>
-          <w:b/>
-        </w:rPr>
-        <w:t>Inclusive or</w:t>
-      </w:r>
-      <w:r>
-        <w:rPr>
-          <w:b w:val="0"/>
-        </w:rPr>
-        <w:t xml:space="preserve"> needs at least one True, so both True is allowed. not reverses a </w:t>
-      </w:r>
-      <w:r>
-        <w:rPr>
-          <w:b/>
-        </w:rPr>
-        <w:t>Boolean</w:t>
-      </w:r>
-      <w:r>
-        <w:rPr>
-          <w:b w:val="0"/>
-        </w:rPr>
-        <w:t>: not True is False and not False is True.</w:t>
+        <w:t xml:space="preserve"> here so this table directly describes the result.</w:t>
       </w:r>
     </w:p>
     <w:p>
       <w:pPr>
+        <w:pStyle w:val="Heading2"/>
+      </w:pPr>
+      <w:r>
+        <w:t>Read the separate age interval</w:t>
+      </w:r>
+    </w:p>
+    <w:p>
+      <w:pPr>
         <w:spacing w:line="336" w:lineRule="auto" w:after="180"/>
       </w:pPr>
       <w:r>
         <w:rPr>
           <w:b w:val="0"/>
         </w:rPr>
-        <w:t xml:space="preserve">Python can also apply and and or to other types; keep operands </w:t>
+        <w:t>Two conditions for entry. A toy club accepts integer ages from 12 through 15 inclusive.</w:t>
+      </w:r>
+    </w:p>
+    <w:p>
+      <w:pPr>
+        <w:spacing w:line="336" w:lineRule="auto" w:after="180"/>
+      </w:pPr>
+      <w:r>
+        <w:rPr>
+          <w:b w:val="0"/>
+        </w:rPr>
+        <w:t>Python 3: age=15; allowed=(age&gt;=12) and (age&lt;=15); print(allowed). No type validation is implemented here.</w:t>
+      </w:r>
+    </w:p>
+    <w:p>
+      <w:pPr>
+        <w:pStyle w:val="Heading2"/>
+      </w:pPr>
+      <w:r>
+        <w:t>Trace lower, upper and combined results</w:t>
+      </w:r>
+    </w:p>
+    <w:p>
+      <w:r>
+        <w:drawing>
+          <wp:inline xmlns:a="http://schemas.openxmlformats.org/drawingml/2006/main" xmlns:pic="http://schemas.openxmlformats.org/drawingml/2006/picture">
+            <wp:extent cx="5486400" cy="3182112"/>
+            <wp:docPr id="1" name="Picture 1" descr="Check lower boundary: 15&gt;=12 is True. → Check upper boundary: 15&lt;=15 is also True. → Combine with and: Both comparisons are True, so allowed is True."/>
+            <wp:cNvGraphicFramePr>
+              <a:graphicFrameLocks noChangeAspect="1"/>
+            </wp:cNvGraphicFramePr>
+            <a:graphic>
+              <a:graphicData uri="http://schemas.openxmlformats.org/drawingml/2006/picture">
+                <pic:pic>
+                  <pic:nvPicPr>
+                    <pic:cNvPr id="0" name="academy-story-python-bridge-4-02.png"/>
+                    <pic:cNvPicPr/>
+                  </pic:nvPicPr>
+                  <pic:blipFill>
+                    <a:blip r:embed="rId9"/>
+                    <a:stretch>
+                      <a:fillRect/>
+                    </a:stretch>
+                  </pic:blipFill>
+                  <pic:spPr>
+                    <a:xfrm>
+                      <a:off x="0" y="0"/>
+                      <a:ext cx="5486400" cy="3182112"/>
+                    </a:xfrm>
+                    <a:prstGeom prst="rect"/>
+                  </pic:spPr>
+                </pic:pic>
+              </a:graphicData>
+            </a:graphic>
+          </wp:inline>
+        </w:drawing>
+      </w:r>
+    </w:p>
+    <w:p>
+      <w:pPr>
+        <w:pStyle w:val="Heading3"/>
+      </w:pPr>
+      <w:r>
+        <w:t>Read the picture one step at a time</w:t>
+      </w:r>
+    </w:p>
+    <w:tbl>
+      <w:tblPr>
+        <w:tblStyle w:val="LightShading-Accent1"/>
+        <w:tblW w:type="auto" w:w="0"/>
+        <w:tblLook w:firstColumn="1" w:firstRow="1" w:lastColumn="0" w:lastRow="0" w:noHBand="0" w:noVBand="1" w:val="04A0"/>
+      </w:tblPr>
+      <w:tblGrid>
+        <w:gridCol w:w="5112"/>
+        <w:gridCol w:w="5112"/>
+      </w:tblGrid>
+      <w:tr>
+        <w:trPr>
+          <w:tblHeader/>
+        </w:trPr>
+        <w:tc>
+          <w:tcPr>
+            <w:tcW w:type="dxa" w:w="5112"/>
+          </w:tcPr>
+          <w:p>
+            <w:r>
+              <w:t>Step</w:t>
+            </w:r>
+          </w:p>
+        </w:tc>
+        <w:tc>
+          <w:tcPr>
+            <w:tcW w:type="dxa" w:w="5112"/>
+          </w:tcPr>
+          <w:p>
+            <w:r>
+              <w:t>What happens and why</w:t>
+            </w:r>
+          </w:p>
+        </w:tc>
+      </w:tr>
+      <w:tr>
+        <w:tc>
+          <w:tcPr>
+            <w:tcW w:type="dxa" w:w="5112"/>
+          </w:tcPr>
+          <w:p>
+            <w:r>
+              <w:t>1. Check lower boundary</w:t>
+            </w:r>
+          </w:p>
+        </w:tc>
+        <w:tc>
+          <w:tcPr>
+            <w:tcW w:type="dxa" w:w="5112"/>
+          </w:tcPr>
+          <w:p>
+            <w:r>
+              <w:t>15&gt;=12 is True.</w:t>
+            </w:r>
+          </w:p>
+        </w:tc>
+      </w:tr>
+      <w:tr>
+        <w:tc>
+          <w:tcPr>
+            <w:tcW w:type="dxa" w:w="5112"/>
+          </w:tcPr>
+          <w:p>
+            <w:r>
+              <w:t>2. Check upper boundary</w:t>
+            </w:r>
+          </w:p>
+        </w:tc>
+        <w:tc>
+          <w:tcPr>
+            <w:tcW w:type="dxa" w:w="5112"/>
+          </w:tcPr>
+          <w:p>
+            <w:r>
+              <w:t>15&lt;=15 is also True.</w:t>
+            </w:r>
+          </w:p>
+        </w:tc>
+      </w:tr>
+      <w:tr>
+        <w:tc>
+          <w:tcPr>
+            <w:tcW w:type="dxa" w:w="5112"/>
+          </w:tcPr>
+          <w:p>
+            <w:r>
+              <w:t>3. Combine with and</w:t>
+            </w:r>
+          </w:p>
+        </w:tc>
+        <w:tc>
+          <w:tcPr>
+            <w:tcW w:type="dxa" w:w="5112"/>
+          </w:tcPr>
+          <w:p>
+            <w:r>
+              <w:t>Both comparisons are True, so allowed is True.</w:t>
+            </w:r>
+          </w:p>
+        </w:tc>
+      </w:tr>
+    </w:tbl>
+    <w:p>
+      <w:r>
+        <w:t>Match each pictured step to the supplied facts. This is a worked teaching case, not an independent assessment.</w:t>
+      </w:r>
+    </w:p>
+    <w:p>
+      <w:pPr>
+        <w:spacing w:line="336" w:lineRule="auto" w:after="180"/>
+      </w:pPr>
+      <w:r>
+        <w:rPr>
+          <w:b w:val="0"/>
+        </w:rPr>
+        <w:t xml:space="preserve">A </w:t>
       </w:r>
       <w:r>
         <w:rPr>
@@ -1455,7 +1333,779 @@
         <w:rPr>
           <w:b w:val="0"/>
         </w:rPr>
-        <w:t xml:space="preserve"> here so this table directly describes the result.</w:t>
+        <w:t xml:space="preserve"> condition represents a yes-or-no result. And requires both conditions; checking only one boundary would accept values outside the intended interval.</w:t>
+      </w:r>
+    </w:p>
+    <w:p>
+      <w:r>
+        <w:rPr>
+          <w:rFonts w:ascii="Courier New" w:hAnsi="Courier New"/>
+          <w:sz w:val="18"/>
+        </w:rPr>
+        <w:t>age = 15</w:t>
+        <w:br/>
+        <w:t>lower_ok = age &gt;= 12</w:t>
+        <w:br/>
+        <w:t>upper_ok = age &lt;= 15</w:t>
+        <w:br/>
+        <w:t>allowed = lower_ok and upper_ok</w:t>
+        <w:br/>
+        <w:t>print(lower_ok)</w:t>
+        <w:br/>
+        <w:t>print(upper_ok)</w:t>
+        <w:br/>
+        <w:t>print(allowed)</w:t>
+        <w:br/>
+      </w:r>
+    </w:p>
+    <w:tbl>
+      <w:tblPr>
+        <w:tblStyle w:val="LightShading-Accent1"/>
+        <w:tblW w:type="auto" w:w="0"/>
+        <w:tblLook w:firstColumn="1" w:firstRow="1" w:lastColumn="0" w:lastRow="0" w:noHBand="0" w:noVBand="1" w:val="04A0"/>
+      </w:tblPr>
+      <w:tblGrid>
+        <w:gridCol w:w="2556"/>
+        <w:gridCol w:w="2556"/>
+        <w:gridCol w:w="2556"/>
+        <w:gridCol w:w="2556"/>
+      </w:tblGrid>
+      <w:tr>
+        <w:trPr>
+          <w:tblHeader/>
+        </w:trPr>
+        <w:tc>
+          <w:tcPr>
+            <w:tcW w:type="dxa" w:w="2556"/>
+          </w:tcPr>
+          <w:p>
+            <w:r>
+              <w:t>Supplied integer age</w:t>
+            </w:r>
+          </w:p>
+        </w:tc>
+        <w:tc>
+          <w:tcPr>
+            <w:tcW w:type="dxa" w:w="2556"/>
+          </w:tcPr>
+          <w:p>
+            <w:r>
+              <w:t>age&gt;=12</w:t>
+            </w:r>
+          </w:p>
+        </w:tc>
+        <w:tc>
+          <w:tcPr>
+            <w:tcW w:type="dxa" w:w="2556"/>
+          </w:tcPr>
+          <w:p>
+            <w:r>
+              <w:t>age&lt;=15</w:t>
+            </w:r>
+          </w:p>
+        </w:tc>
+        <w:tc>
+          <w:tcPr>
+            <w:tcW w:type="dxa" w:w="2556"/>
+          </w:tcPr>
+          <w:p>
+            <w:r>
+              <w:t>Both requirements</w:t>
+            </w:r>
+          </w:p>
+        </w:tc>
+      </w:tr>
+      <w:tr>
+        <w:tc>
+          <w:tcPr>
+            <w:tcW w:type="dxa" w:w="2556"/>
+          </w:tcPr>
+          <w:p>
+            <w:r>
+              <w:t>11</w:t>
+            </w:r>
+          </w:p>
+        </w:tc>
+        <w:tc>
+          <w:tcPr>
+            <w:tcW w:type="dxa" w:w="2556"/>
+          </w:tcPr>
+          <w:p>
+            <w:r>
+              <w:t>False</w:t>
+            </w:r>
+          </w:p>
+        </w:tc>
+        <w:tc>
+          <w:tcPr>
+            <w:tcW w:type="dxa" w:w="2556"/>
+          </w:tcPr>
+          <w:p>
+            <w:r>
+              <w:t>True</w:t>
+            </w:r>
+          </w:p>
+        </w:tc>
+        <w:tc>
+          <w:tcPr>
+            <w:tcW w:type="dxa" w:w="2556"/>
+          </w:tcPr>
+          <w:p>
+            <w:r>
+              <w:t>False</w:t>
+            </w:r>
+          </w:p>
+        </w:tc>
+      </w:tr>
+      <w:tr>
+        <w:tc>
+          <w:tcPr>
+            <w:tcW w:type="dxa" w:w="2556"/>
+          </w:tcPr>
+          <w:p>
+            <w:r>
+              <w:t>12</w:t>
+            </w:r>
+          </w:p>
+        </w:tc>
+        <w:tc>
+          <w:tcPr>
+            <w:tcW w:type="dxa" w:w="2556"/>
+          </w:tcPr>
+          <w:p>
+            <w:r>
+              <w:t>True</w:t>
+            </w:r>
+          </w:p>
+        </w:tc>
+        <w:tc>
+          <w:tcPr>
+            <w:tcW w:type="dxa" w:w="2556"/>
+          </w:tcPr>
+          <w:p>
+            <w:r>
+              <w:t>True</w:t>
+            </w:r>
+          </w:p>
+        </w:tc>
+        <w:tc>
+          <w:tcPr>
+            <w:tcW w:type="dxa" w:w="2556"/>
+          </w:tcPr>
+          <w:p>
+            <w:r>
+              <w:t>True</w:t>
+            </w:r>
+          </w:p>
+        </w:tc>
+      </w:tr>
+      <w:tr>
+        <w:tc>
+          <w:tcPr>
+            <w:tcW w:type="dxa" w:w="2556"/>
+          </w:tcPr>
+          <w:p>
+            <w:r>
+              <w:t>15</w:t>
+            </w:r>
+          </w:p>
+        </w:tc>
+        <w:tc>
+          <w:tcPr>
+            <w:tcW w:type="dxa" w:w="2556"/>
+          </w:tcPr>
+          <w:p>
+            <w:r>
+              <w:t>True</w:t>
+            </w:r>
+          </w:p>
+        </w:tc>
+        <w:tc>
+          <w:tcPr>
+            <w:tcW w:type="dxa" w:w="2556"/>
+          </w:tcPr>
+          <w:p>
+            <w:r>
+              <w:t>True</w:t>
+            </w:r>
+          </w:p>
+        </w:tc>
+        <w:tc>
+          <w:tcPr>
+            <w:tcW w:type="dxa" w:w="2556"/>
+          </w:tcPr>
+          <w:p>
+            <w:r>
+              <w:t>True</w:t>
+            </w:r>
+          </w:p>
+        </w:tc>
+      </w:tr>
+      <w:tr>
+        <w:tc>
+          <w:tcPr>
+            <w:tcW w:type="dxa" w:w="2556"/>
+          </w:tcPr>
+          <w:p>
+            <w:r>
+              <w:t>16</w:t>
+            </w:r>
+          </w:p>
+        </w:tc>
+        <w:tc>
+          <w:tcPr>
+            <w:tcW w:type="dxa" w:w="2556"/>
+          </w:tcPr>
+          <w:p>
+            <w:r>
+              <w:t>True</w:t>
+            </w:r>
+          </w:p>
+        </w:tc>
+        <w:tc>
+          <w:tcPr>
+            <w:tcW w:type="dxa" w:w="2556"/>
+          </w:tcPr>
+          <w:p>
+            <w:r>
+              <w:t>False</w:t>
+            </w:r>
+          </w:p>
+        </w:tc>
+        <w:tc>
+          <w:tcPr>
+            <w:tcW w:type="dxa" w:w="2556"/>
+          </w:tcPr>
+          <w:p>
+            <w:r>
+              <w:t>False</w:t>
+            </w:r>
+          </w:p>
+        </w:tc>
+      </w:tr>
+    </w:tbl>
+    <w:p>
+      <w:pPr>
+        <w:pStyle w:val="Heading2"/>
+      </w:pPr>
+      <w:r>
+        <w:t>Predict the upper-outside case</w:t>
+      </w:r>
+    </w:p>
+    <w:p>
+      <w:pPr>
+        <w:spacing w:line="336" w:lineRule="auto" w:after="180"/>
+      </w:pPr>
+      <w:r>
+        <w:rPr>
+          <w:b w:val="0"/>
+        </w:rPr>
+        <w:t>Change: Change age to 16.</w:t>
+      </w:r>
+    </w:p>
+    <w:p>
+      <w:pPr>
+        <w:spacing w:line="336" w:lineRule="auto" w:after="180"/>
+      </w:pPr>
+      <w:r>
+        <w:rPr>
+          <w:b/>
+        </w:rPr>
+        <w:t>Prediction</w:t>
+      </w:r>
+      <w:r>
+        <w:rPr>
+          <w:b w:val="0"/>
+        </w:rPr>
+        <w:t>: The result becomes False.</w:t>
+      </w:r>
+    </w:p>
+    <w:p>
+      <w:pPr>
+        <w:spacing w:line="336" w:lineRule="auto" w:after="180"/>
+      </w:pPr>
+      <w:r>
+        <w:rPr>
+          <w:b w:val="0"/>
+        </w:rPr>
+        <w:t>Reason: The lower condition remains True, but the upper condition fails.</w:t>
+      </w:r>
+    </w:p>
+    <w:p>
+      <w:pPr>
+        <w:pStyle w:val="Heading2"/>
+      </w:pPr>
+      <w:r>
+        <w:t>State supplied-type and authority limits</w:t>
+      </w:r>
+    </w:p>
+    <w:p>
+      <w:pPr>
+        <w:spacing w:line="336" w:lineRule="auto" w:after="180"/>
+      </w:pPr>
+      <w:r>
+        <w:rPr>
+          <w:b w:val="0"/>
+        </w:rPr>
+        <w:t xml:space="preserve">This condition checks a declared numeric interval, not identity or authorisation; unexpected </w:t>
+      </w:r>
+      <w:r>
+        <w:rPr>
+          <w:b/>
+        </w:rPr>
+        <w:t>input</w:t>
+      </w:r>
+      <w:r>
+        <w:rPr>
+          <w:b w:val="0"/>
+        </w:rPr>
+        <w:t xml:space="preserve"> types need separate handling.</w:t>
+      </w:r>
+    </w:p>
+    <w:p>
+      <w:pPr>
+        <w:spacing w:line="336" w:lineRule="auto" w:after="180"/>
+      </w:pPr>
+      <w:r>
+        <w:rPr>
+          <w:b w:val="0"/>
+        </w:rPr>
+        <w:t xml:space="preserve">Cover the result. Ask learners to name the </w:t>
+      </w:r>
+      <w:r>
+        <w:rPr>
+          <w:b/>
+        </w:rPr>
+        <w:t>input</w:t>
+      </w:r>
+      <w:r>
+        <w:rPr>
+          <w:b w:val="0"/>
+        </w:rPr>
+        <w:t xml:space="preserve">s and predict the next step. Uncover one step, connect the icon to the actual procedure, and explain its </w:t>
+      </w:r>
+      <w:r>
+        <w:rPr>
+          <w:b/>
+        </w:rPr>
+        <w:t>evidence</w:t>
+      </w:r>
+      <w:r>
+        <w:rPr>
+          <w:b w:val="0"/>
+        </w:rPr>
+        <w:t>. Then change the supplied condition and compare.</w:t>
+      </w:r>
+    </w:p>
+    <w:p>
+      <w:pPr>
+        <w:spacing w:line="336" w:lineRule="auto" w:after="180"/>
+      </w:pPr>
+      <w:r>
+        <w:rPr>
+          <w:b w:val="0"/>
+        </w:rPr>
+        <w:t>The picture is a representation; it does not document execution of a real AI model.</w:t>
+      </w:r>
+    </w:p>
+    <w:p>
+      <w:pPr>
+        <w:pStyle w:val="Heading2"/>
+      </w:pPr>
+      <w:r>
+        <w:t>Additional guided counterexamples · reference / check after trying</w:t>
+      </w:r>
+    </w:p>
+    <w:p>
+      <w:pPr>
+        <w:spacing w:line="336" w:lineRule="auto" w:after="180"/>
+      </w:pPr>
+      <w:r>
+        <w:rPr>
+          <w:b/>
+        </w:rPr>
+        <w:t>Inclusive or</w:t>
+      </w:r>
+      <w:r>
+        <w:rPr>
+          <w:b w:val="0"/>
+        </w:rPr>
+        <w:t xml:space="preserve"> accepts both available; exactly one would reject both. Exit: (12, True) should pass and reveals &lt;= changed to &lt;. (8, False) should fail and reveals and changed to or.</w:t>
+      </w:r>
+    </w:p>
+    <w:p>
+      <w:pPr>
+        <w:spacing w:line="336" w:lineRule="auto" w:after="180"/>
+      </w:pPr>
+      <w:r>
+        <w:rPr>
+          <w:b w:val="0"/>
+        </w:rPr>
+        <w:t xml:space="preserve">Other </w:t>
+      </w:r>
+      <w:r>
+        <w:rPr>
+          <w:b/>
+        </w:rPr>
+        <w:t>input</w:t>
+      </w:r>
+      <w:r>
+        <w:rPr>
+          <w:b w:val="0"/>
+        </w:rPr>
+        <w:t>s are acceptable if they distinguish the versions.</w:t>
+      </w:r>
+    </w:p>
+    <w:p>
+      <w:pPr>
+        <w:pStyle w:val="Heading2"/>
+      </w:pPr>
+      <w:r>
+        <w:t>Earlier wording, alternatives and picture transcripts · reference / check after trying</w:t>
+      </w:r>
+    </w:p>
+    <w:tbl>
+      <w:tblPr>
+        <w:tblStyle w:val="LightShading-Accent1"/>
+        <w:tblW w:type="auto" w:w="0"/>
+        <w:tblLook w:firstColumn="1" w:firstRow="1" w:lastColumn="0" w:lastRow="0" w:noHBand="0" w:noVBand="1" w:val="04A0"/>
+      </w:tblPr>
+      <w:tblGrid>
+        <w:gridCol w:w="5112"/>
+        <w:gridCol w:w="5112"/>
+      </w:tblGrid>
+      <w:tr>
+        <w:trPr>
+          <w:tblHeader/>
+        </w:trPr>
+        <w:tc>
+          <w:tcPr>
+            <w:tcW w:type="dxa" w:w="5112"/>
+          </w:tcPr>
+          <w:p>
+            <w:r>
+              <w:t>Term</w:t>
+            </w:r>
+          </w:p>
+        </w:tc>
+        <w:tc>
+          <w:tcPr>
+            <w:tcW w:type="dxa" w:w="5112"/>
+          </w:tcPr>
+          <w:p>
+            <w:r>
+              <w:t>Meaning</w:t>
+            </w:r>
+          </w:p>
+        </w:tc>
+      </w:tr>
+      <w:tr>
+        <w:tc>
+          <w:tcPr>
+            <w:tcW w:type="dxa" w:w="5112"/>
+          </w:tcPr>
+          <w:p>
+            <w:r>
+              <w:t>Comparison</w:t>
+            </w:r>
+          </w:p>
+        </w:tc>
+        <w:tc>
+          <w:tcPr>
+            <w:tcW w:type="dxa" w:w="5112"/>
+          </w:tcPr>
+          <w:p>
+            <w:r>
+              <w:t>An expression that checks a relation between values</w:t>
+            </w:r>
+          </w:p>
+        </w:tc>
+      </w:tr>
+      <w:tr>
+        <w:tc>
+          <w:tcPr>
+            <w:tcW w:type="dxa" w:w="5112"/>
+          </w:tcPr>
+          <w:p>
+            <w:r>
+              <w:t>Boolean</w:t>
+            </w:r>
+          </w:p>
+        </w:tc>
+        <w:tc>
+          <w:tcPr>
+            <w:tcW w:type="dxa" w:w="5112"/>
+          </w:tcPr>
+          <w:p>
+            <w:r>
+              <w:t>A type with the values True and False</w:t>
+            </w:r>
+          </w:p>
+        </w:tc>
+      </w:tr>
+      <w:tr>
+        <w:tc>
+          <w:tcPr>
+            <w:tcW w:type="dxa" w:w="5112"/>
+          </w:tcPr>
+          <w:p>
+            <w:r>
+              <w:t>Conjunction</w:t>
+            </w:r>
+          </w:p>
+        </w:tc>
+        <w:tc>
+          <w:tcPr>
+            <w:tcW w:type="dxa" w:w="5112"/>
+          </w:tcPr>
+          <w:p>
+            <w:r>
+              <w:t>A requirement that both conditions hold</w:t>
+            </w:r>
+          </w:p>
+        </w:tc>
+      </w:tr>
+      <w:tr>
+        <w:tc>
+          <w:tcPr>
+            <w:tcW w:type="dxa" w:w="5112"/>
+          </w:tcPr>
+          <w:p>
+            <w:r>
+              <w:t>Inclusive or</w:t>
+            </w:r>
+          </w:p>
+        </w:tc>
+        <w:tc>
+          <w:tcPr>
+            <w:tcW w:type="dxa" w:w="5112"/>
+          </w:tcPr>
+          <w:p>
+            <w:r>
+              <w:t>A condition satisfied when either or both parts hold</w:t>
+            </w:r>
+          </w:p>
+        </w:tc>
+      </w:tr>
+      <w:tr>
+        <w:tc>
+          <w:tcPr>
+            <w:tcW w:type="dxa" w:w="5112"/>
+          </w:tcPr>
+          <w:p>
+            <w:r>
+              <w:t>Counterexample</w:t>
+            </w:r>
+          </w:p>
+        </w:tc>
+        <w:tc>
+          <w:tcPr>
+            <w:tcW w:type="dxa" w:w="5112"/>
+          </w:tcPr>
+          <w:p>
+            <w:r>
+              <w:t>A case that shows a claim or rule is wrong</w:t>
+            </w:r>
+          </w:p>
+        </w:tc>
+      </w:tr>
+    </w:tbl>
+    <w:p>
+      <w:pPr>
+        <w:pStyle w:val="Heading3"/>
+      </w:pPr>
+      <w:r>
+        <w:t>Two requirements must both hold</w:t>
+      </w:r>
+    </w:p>
+    <w:tbl>
+      <w:tblPr>
+        <w:tblStyle w:val="LightShading-Accent1"/>
+        <w:tblW w:type="auto" w:w="0"/>
+        <w:tblLook w:firstColumn="1" w:firstRow="1" w:lastColumn="0" w:lastRow="0" w:noHBand="0" w:noVBand="1" w:val="04A0"/>
+      </w:tblPr>
+      <w:tblGrid>
+        <w:gridCol w:w="3408"/>
+        <w:gridCol w:w="3408"/>
+        <w:gridCol w:w="3408"/>
+      </w:tblGrid>
+      <w:tr>
+        <w:trPr>
+          <w:tblHeader/>
+        </w:trPr>
+        <w:tc>
+          <w:tcPr>
+            <w:tcW w:type="dxa" w:w="3408"/>
+          </w:tcPr>
+          <w:p>
+            <w:r>
+              <w:t>Input case</w:t>
+            </w:r>
+          </w:p>
+        </w:tc>
+        <w:tc>
+          <w:tcPr>
+            <w:tcW w:type="dxa" w:w="3408"/>
+          </w:tcPr>
+          <w:p>
+            <w:r>
+              <w:t>Time check</w:t>
+            </w:r>
+          </w:p>
+        </w:tc>
+        <w:tc>
+          <w:tcPr>
+            <w:tcW w:type="dxa" w:w="3408"/>
+          </w:tcPr>
+          <w:p>
+            <w:r>
+              <w:t>Combined result</w:t>
+            </w:r>
+          </w:p>
+        </w:tc>
+      </w:tr>
+      <w:tr>
+        <w:tc>
+          <w:tcPr>
+            <w:tcW w:type="dxa" w:w="3408"/>
+          </w:tcPr>
+          <w:p>
+            <w:r>
+              <w:t>12 min, quiet False</w:t>
+            </w:r>
+          </w:p>
+        </w:tc>
+        <w:tc>
+          <w:tcPr>
+            <w:tcW w:type="dxa" w:w="3408"/>
+          </w:tcPr>
+          <w:p>
+            <w:r>
+              <w:t>12 &lt;= 12 is True</w:t>
+            </w:r>
+          </w:p>
+        </w:tc>
+        <w:tc>
+          <w:tcPr>
+            <w:tcW w:type="dxa" w:w="3408"/>
+          </w:tcPr>
+          <w:p>
+            <w:r>
+              <w:t>True and False is False</w:t>
+            </w:r>
+          </w:p>
+        </w:tc>
+      </w:tr>
+      <w:tr>
+        <w:tc>
+          <w:tcPr>
+            <w:tcW w:type="dxa" w:w="3408"/>
+          </w:tcPr>
+          <w:p>
+            <w:r>
+              <w:t>12 min, quiet True</w:t>
+            </w:r>
+          </w:p>
+        </w:tc>
+        <w:tc>
+          <w:tcPr>
+            <w:tcW w:type="dxa" w:w="3408"/>
+          </w:tcPr>
+          <w:p>
+            <w:r>
+              <w:t>12 &lt;= 12 is True</w:t>
+            </w:r>
+          </w:p>
+        </w:tc>
+        <w:tc>
+          <w:tcPr>
+            <w:tcW w:type="dxa" w:w="3408"/>
+          </w:tcPr>
+          <w:p>
+            <w:r>
+              <w:t>True and True is True</w:t>
+            </w:r>
+          </w:p>
+        </w:tc>
+      </w:tr>
+      <w:tr>
+        <w:tc>
+          <w:tcPr>
+            <w:tcW w:type="dxa" w:w="3408"/>
+          </w:tcPr>
+          <w:p>
+            <w:r>
+              <w:t>15 min, quiet True</w:t>
+            </w:r>
+          </w:p>
+        </w:tc>
+        <w:tc>
+          <w:tcPr>
+            <w:tcW w:type="dxa" w:w="3408"/>
+          </w:tcPr>
+          <w:p>
+            <w:r>
+              <w:t>15 &lt;= 12 is False</w:t>
+            </w:r>
+          </w:p>
+        </w:tc>
+        <w:tc>
+          <w:tcPr>
+            <w:tcW w:type="dxa" w:w="3408"/>
+          </w:tcPr>
+          <w:p>
+            <w:r>
+              <w:t>False and True is False</w:t>
+            </w:r>
+          </w:p>
+        </w:tc>
+      </w:tr>
+    </w:tbl>
+    <w:p>
+      <w:r>
+        <w:t>Passing only one requirement does not make the activity suitable.</w:t>
+      </w:r>
+    </w:p>
+    <w:p>
+      <w:pPr>
+        <w:pStyle w:val="Heading3"/>
+      </w:pPr>
+      <w:r>
+        <w:t>Model the reasoning aloud</w:t>
+      </w:r>
+    </w:p>
+    <w:p>
+      <w:pPr>
+        <w:spacing w:line="336" w:lineRule="auto" w:after="180"/>
+      </w:pPr>
+      <w:r>
+        <w:rPr>
+          <w:b w:val="0"/>
+        </w:rPr>
+        <w:t xml:space="preserve">Use the complete worked example below before asking learners to complete W2. Reveal a small part, invite a </w:t>
+      </w:r>
+      <w:r>
+        <w:rPr>
+          <w:b/>
+        </w:rPr>
+        <w:t>prediction</w:t>
+      </w:r>
+      <w:r>
+        <w:rPr>
+          <w:b w:val="0"/>
+        </w:rPr>
+        <w:t>, then explain the deciding step.</w:t>
+      </w:r>
+    </w:p>
+    <w:p>
+      <w:pPr>
+        <w:spacing w:line="336" w:lineRule="auto" w:after="180"/>
+      </w:pPr>
+      <w:r>
+        <w:rPr>
+          <w:b w:val="0"/>
+        </w:rPr>
+        <w:t>These teacher notes contain solutions; do not reveal the independent case answer during modelling.</w:t>
       </w:r>
     </w:p>
     <w:p>
@@ -1614,41 +2264,10 @@
     </w:p>
     <w:p>
       <w:pPr>
-        <w:spacing w:line="336" w:lineRule="auto" w:after="180"/>
-      </w:pPr>
-      <w:r>
-        <w:rPr>
-          <w:b w:val="0"/>
-        </w:rPr>
-        <w:t>Two conditions for entry. A toy club accepts integer ages from 12 through 15 inclusive.</w:t>
-      </w:r>
-    </w:p>
-    <w:p>
-      <w:pPr>
         <w:pStyle w:val="Heading3"/>
       </w:pPr>
       <w:r>
         <w:t>The facts we will use</w:t>
-      </w:r>
-    </w:p>
-    <w:p>
-      <w:pPr>
-        <w:pStyle w:val="Heading3"/>
-      </w:pPr>
-      <w:r>
-        <w:t>Supplied facts</w:t>
-      </w:r>
-    </w:p>
-    <w:p>
-      <w:pPr>
-        <w:spacing w:line="336" w:lineRule="auto" w:after="180"/>
-        <w:shd w:fill="F1F6FC"/>
-      </w:pPr>
-      <w:r>
-        <w:rPr>
-          <w:b w:val="0"/>
-        </w:rPr>
-        <w:t>Python 3: age=15; allowed=(age&gt;=12) and (age&lt;=15); print(allowed). No type validation is implemented here.</w:t>
       </w:r>
     </w:p>
     <w:p>
@@ -1656,7 +2275,7 @@
         <w:drawing>
           <wp:inline xmlns:a="http://schemas.openxmlformats.org/drawingml/2006/main" xmlns:pic="http://schemas.openxmlformats.org/drawingml/2006/picture">
             <wp:extent cx="5486400" cy="5145314"/>
-            <wp:docPr id="1" name="Picture 1" descr="Boolean conditions. Check lower boundary: 15&gt;=12 is True.. Check upper boundary: 15&lt;=15 is also True.. Combine with and: Both comparisons are True, so allowed is True."/>
+            <wp:docPr id="2" name="Picture 2" descr="Boolean conditions. Check lower boundary: 15&gt;=12 is True.. Check upper boundary: 15&lt;=15 is also True.. Combine with and: Both comparisons are True, so allowed is True."/>
             <wp:cNvGraphicFramePr>
               <a:graphicFrameLocks noChangeAspect="1"/>
             </wp:cNvGraphicFramePr>
@@ -1668,7 +2287,7 @@
                     <pic:cNvPicPr/>
                   </pic:nvPicPr>
                   <pic:blipFill>
-                    <a:blip r:embed="rId9"/>
+                    <a:blip r:embed="rId10"/>
                     <a:stretch>
                       <a:fillRect/>
                     </a:stretch>
@@ -1692,114 +2311,7 @@
         <w:pStyle w:val="Heading3"/>
       </w:pPr>
       <w:r>
-        <w:t>Read the picture one step at a time</w:t>
-      </w:r>
-    </w:p>
-    <w:tbl>
-      <w:tblPr>
-        <w:tblStyle w:val="LightShading-Accent1"/>
-        <w:tblW w:type="auto" w:w="0"/>
-        <w:tblLook w:firstColumn="1" w:firstRow="1" w:lastColumn="0" w:lastRow="0" w:noHBand="0" w:noVBand="1" w:val="04A0"/>
-      </w:tblPr>
-      <w:tblGrid>
-        <w:gridCol w:w="5112"/>
-        <w:gridCol w:w="5112"/>
-      </w:tblGrid>
-      <w:tr>
-        <w:trPr>
-          <w:tblHeader/>
-        </w:trPr>
-        <w:tc>
-          <w:tcPr>
-            <w:tcW w:type="dxa" w:w="5112"/>
-          </w:tcPr>
-          <w:p>
-            <w:r>
-              <w:t>Step</w:t>
-            </w:r>
-          </w:p>
-        </w:tc>
-        <w:tc>
-          <w:tcPr>
-            <w:tcW w:type="dxa" w:w="5112"/>
-          </w:tcPr>
-          <w:p>
-            <w:r>
-              <w:t>What happens and why</w:t>
-            </w:r>
-          </w:p>
-        </w:tc>
-      </w:tr>
-      <w:tr>
-        <w:tc>
-          <w:tcPr>
-            <w:tcW w:type="dxa" w:w="5112"/>
-          </w:tcPr>
-          <w:p>
-            <w:r>
-              <w:t>1. Check lower boundary</w:t>
-            </w:r>
-          </w:p>
-        </w:tc>
-        <w:tc>
-          <w:tcPr>
-            <w:tcW w:type="dxa" w:w="5112"/>
-          </w:tcPr>
-          <w:p>
-            <w:r>
-              <w:t>15&gt;=12 is True.</w:t>
-            </w:r>
-          </w:p>
-        </w:tc>
-      </w:tr>
-      <w:tr>
-        <w:tc>
-          <w:tcPr>
-            <w:tcW w:type="dxa" w:w="5112"/>
-          </w:tcPr>
-          <w:p>
-            <w:r>
-              <w:t>2. Check upper boundary</w:t>
-            </w:r>
-          </w:p>
-        </w:tc>
-        <w:tc>
-          <w:tcPr>
-            <w:tcW w:type="dxa" w:w="5112"/>
-          </w:tcPr>
-          <w:p>
-            <w:r>
-              <w:t>15&lt;=15 is also True.</w:t>
-            </w:r>
-          </w:p>
-        </w:tc>
-      </w:tr>
-      <w:tr>
-        <w:tc>
-          <w:tcPr>
-            <w:tcW w:type="dxa" w:w="5112"/>
-          </w:tcPr>
-          <w:p>
-            <w:r>
-              <w:t>3. Combine with and</w:t>
-            </w:r>
-          </w:p>
-        </w:tc>
-        <w:tc>
-          <w:tcPr>
-            <w:tcW w:type="dxa" w:w="5112"/>
-          </w:tcPr>
-          <w:p>
-            <w:r>
-              <w:t>Both comparisons are True, so allowed is True.</w:t>
-            </w:r>
-          </w:p>
-        </w:tc>
-      </w:tr>
-    </w:tbl>
-    <w:p>
-      <w:r>
-        <w:t>Match each pictured step to the supplied facts. This is a worked teaching case, not an independent assessment.</w:t>
+        <w:t>Why this result follows</w:t>
       </w:r>
     </w:p>
     <w:p>
@@ -1807,7 +2319,7 @@
         <w:pStyle w:val="Heading3"/>
       </w:pPr>
       <w:r>
-        <w:t>Why this result follows</w:t>
+        <w:t>What this example does not establish</w:t>
       </w:r>
     </w:p>
     <w:p>
@@ -1815,196 +2327,176 @@
         <w:pStyle w:val="Heading3"/>
       </w:pPr>
       <w:r>
-        <w:t>Why the result follows</w:t>
+        <w:t>Change one thing in the pictured case</w:t>
       </w:r>
     </w:p>
     <w:p>
       <w:pPr>
-        <w:spacing w:line="336" w:lineRule="auto" w:after="180"/>
-        <w:shd w:fill="F1F6FC"/>
-      </w:pPr>
-      <w:r>
-        <w:rPr>
-          <w:b w:val="0"/>
-        </w:rPr>
-        <w:t xml:space="preserve">A </w:t>
-      </w:r>
-      <w:r>
-        <w:rPr>
-          <w:b/>
-        </w:rPr>
-        <w:t>Boolean</w:t>
-      </w:r>
-      <w:r>
-        <w:rPr>
-          <w:b w:val="0"/>
-        </w:rPr>
-        <w:t xml:space="preserve"> condition represents a yes-or-no result. And requires both conditions; checking only one boundary would accept values outside the intended interval.</w:t>
+        <w:pStyle w:val="Heading3"/>
+      </w:pPr>
+      <w:r>
+        <w:t>Ask while showing the picture</w:t>
       </w:r>
     </w:p>
     <w:p>
       <w:pPr>
-        <w:pStyle w:val="Heading3"/>
-      </w:pPr>
-      <w:r>
-        <w:t>What this example does not establish</w:t>
+        <w:pStyle w:val="Heading1"/>
+      </w:pPr>
+      <w:r>
+        <w:t>03. Guide the trace, then fade the help</w:t>
       </w:r>
     </w:p>
     <w:p>
-      <w:pPr>
-        <w:pStyle w:val="Heading3"/>
-      </w:pPr>
-      <w:r>
-        <w:t>Keep the stated limit</w:t>
+      <w:r>
+        <w:t>Collect predictions before execution or feedback.</w:t>
       </w:r>
     </w:p>
     <w:p>
       <w:pPr>
-        <w:spacing w:line="336" w:lineRule="auto" w:after="180"/>
-        <w:shd w:fill="FFF5E6"/>
-      </w:pPr>
-      <w:r>
-        <w:rPr>
-          <w:b w:val="0"/>
-        </w:rPr>
-        <w:t xml:space="preserve">This condition checks a declared numeric interval, not identity or authorisation; unexpected </w:t>
-      </w:r>
-      <w:r>
-        <w:rPr>
-          <w:b/>
-        </w:rPr>
-        <w:t>input</w:t>
-      </w:r>
-      <w:r>
-        <w:rPr>
-          <w:b w:val="0"/>
-        </w:rPr>
-        <w:t xml:space="preserve"> types need separate handling.</w:t>
+        <w:pStyle w:val="Heading2"/>
+      </w:pPr>
+      <w:r>
+        <w:t>Main completion task and key</w:t>
       </w:r>
     </w:p>
     <w:p>
       <w:pPr>
-        <w:pStyle w:val="Heading3"/>
-      </w:pPr>
-      <w:r>
-        <w:t>Change one thing in the pictured case</w:t>
+        <w:spacing w:line="336" w:lineRule="auto" w:after="180"/>
+      </w:pPr>
+      <w:r>
+        <w:rPr>
+          <w:b w:val="0"/>
+        </w:rPr>
+        <w:t xml:space="preserve">Completion task: For (minutes, quiet) cases (11, True), (12, False), and (13, True), write the time </w:t>
+      </w:r>
+      <w:r>
+        <w:rPr>
+          <w:b/>
+        </w:rPr>
+        <w:t>comparison</w:t>
+      </w:r>
+      <w:r>
+        <w:rPr>
+          <w:b w:val="0"/>
+        </w:rPr>
+        <w:t xml:space="preserve"> and final suitability values before running the program.</w:t>
       </w:r>
     </w:p>
     <w:p>
       <w:pPr>
-        <w:pStyle w:val="Heading3"/>
-      </w:pPr>
-      <w:r>
-        <w:t>Change one thing</w:t>
+        <w:spacing w:line="336" w:lineRule="auto" w:after="180"/>
+      </w:pPr>
+      <w:r>
+        <w:rPr>
+          <w:b w:val="0"/>
+        </w:rPr>
+        <w:t>Teacher check: Time results are True, True, False. Combined results are True, False, False; the second case fails quiet and the third fails time.</w:t>
       </w:r>
     </w:p>
     <w:p>
       <w:pPr>
         <w:spacing w:line="336" w:lineRule="auto" w:after="180"/>
-        <w:shd w:fill="F5F1FB"/>
       </w:pPr>
       <w:r>
         <w:rPr>
           <w:b w:val="0"/>
         </w:rPr>
-        <w:t>Change: Change age to 16.</w:t>
+        <w:t xml:space="preserve">Start by identifying the given </w:t>
+      </w:r>
+      <w:r>
+        <w:rPr>
+          <w:b/>
+        </w:rPr>
+        <w:t>input</w:t>
+      </w:r>
+      <w:r>
+        <w:rPr>
+          <w:b w:val="0"/>
+        </w:rPr>
+        <w:t>s together. Leave the intermediate steps blank. If needed, model one step, then withdraw that help on the next step. Move to a full trace only when the partial trace is understood.</w:t>
       </w:r>
     </w:p>
     <w:p>
       <w:pPr>
-        <w:pStyle w:val="Heading3"/>
-      </w:pPr>
-      <w:r>
-        <w:t>Predicted result</w:t>
+        <w:spacing w:line="336" w:lineRule="auto" w:after="180"/>
+      </w:pPr>
+      <w:r>
+        <w:rPr>
+          <w:b w:val="0"/>
+        </w:rPr>
+        <w:t>For partners, alternate explainer and checker; collect a response from every learner before discussion.</w:t>
       </w:r>
     </w:p>
     <w:p>
       <w:pPr>
-        <w:spacing w:line="336" w:lineRule="auto" w:after="180"/>
-        <w:shd w:fill="F1F6FC"/>
-      </w:pPr>
-      <w:r>
-        <w:rPr>
-          <w:b/>
-        </w:rPr>
-        <w:t>Prediction</w:t>
-      </w:r>
-      <w:r>
-        <w:rPr>
-          <w:b w:val="0"/>
-        </w:rPr>
-        <w:t>: The result becomes False.</w:t>
+        <w:pStyle w:val="Heading2"/>
+      </w:pPr>
+      <w:r>
+        <w:t>Individual misconception check</w:t>
       </w:r>
     </w:p>
     <w:p>
       <w:pPr>
-        <w:pStyle w:val="Heading3"/>
-      </w:pPr>
-      <w:r>
-        <w:t>Why the result follows</w:t>
+        <w:spacing w:line="336" w:lineRule="auto" w:after="180"/>
+      </w:pPr>
+      <w:r>
+        <w:rPr>
+          <w:b w:val="0"/>
+        </w:rPr>
+        <w:t xml:space="preserve">Use the worked case for </w:t>
+      </w:r>
+      <w:r>
+        <w:rPr>
+          <w:b/>
+        </w:rPr>
+        <w:t>Boolean</w:t>
+      </w:r>
+      <w:r>
+        <w:rPr>
+          <w:b w:val="0"/>
+        </w:rPr>
+        <w:t xml:space="preserve"> conditions. Proposed explanation: “At most excludes the boundary”. Decide whether this explanation is supported. Point to the step or supplied fact that decides; explain your repair if needed.</w:t>
       </w:r>
     </w:p>
     <w:p>
       <w:pPr>
         <w:spacing w:line="336" w:lineRule="auto" w:after="180"/>
-        <w:shd w:fill="F1F6FC"/>
       </w:pPr>
       <w:r>
         <w:rPr>
           <w:b w:val="0"/>
         </w:rPr>
-        <w:t>Reason: The lower condition remains True, but the upper condition fails.</w:t>
+        <w:t>Expected correction: At most 12 includes 12; compare &lt; and &lt;= at exactly 12.</w:t>
       </w:r>
     </w:p>
     <w:p>
       <w:pPr>
-        <w:pStyle w:val="Heading3"/>
-      </w:pPr>
-      <w:r>
-        <w:t>Ask while showing the picture</w:t>
+        <w:spacing w:line="336" w:lineRule="auto" w:after="180"/>
+      </w:pPr>
+      <w:r>
+        <w:rPr>
+          <w:b w:val="0"/>
+        </w:rPr>
+        <w:t>Collect explanations, not only yes/no votes. If a misunderstanding is common, re-model the relevant step for the class.</w:t>
       </w:r>
     </w:p>
     <w:p>
       <w:pPr>
-        <w:pStyle w:val="Heading3"/>
-      </w:pPr>
-      <w:r>
-        <w:t>Ask while showing the picture · 4</w:t>
+        <w:spacing w:line="336" w:lineRule="auto" w:after="180"/>
+      </w:pPr>
+      <w:r>
+        <w:rPr>
+          <w:b w:val="0"/>
+        </w:rPr>
+        <w:t>If it affects a few learners, give a short targeted group explanation while others solve a more demanding variation.</w:t>
       </w:r>
     </w:p>
     <w:p>
       <w:pPr>
-        <w:spacing w:line="336" w:lineRule="auto" w:after="180"/>
-      </w:pPr>
-      <w:r>
-        <w:rPr>
-          <w:b w:val="0"/>
-        </w:rPr>
-        <w:t xml:space="preserve">Cover the result. Ask learners to name the </w:t>
-      </w:r>
-      <w:r>
-        <w:rPr>
-          <w:b/>
-        </w:rPr>
-        <w:t>input</w:t>
-      </w:r>
-      <w:r>
-        <w:rPr>
-          <w:b w:val="0"/>
-        </w:rPr>
-        <w:t xml:space="preserve">s and predict the next step. Uncover one step, connect the icon to the actual procedure, and explain its </w:t>
-      </w:r>
-      <w:r>
-        <w:rPr>
-          <w:b/>
-        </w:rPr>
-        <w:t>evidence</w:t>
-      </w:r>
-      <w:r>
-        <w:rPr>
-          <w:b w:val="0"/>
-        </w:rPr>
-        <w:t>. Then change the supplied condition and compare.</w:t>
+        <w:pStyle w:val="Heading2"/>
+      </w:pPr>
+      <w:r>
+        <w:t>Pictorial question and changed-case key</w:t>
       </w:r>
     </w:p>
     <w:p>
@@ -2015,40 +2507,96 @@
         <w:rPr>
           <w:b w:val="0"/>
         </w:rPr>
-        <w:t>The picture is a representation; it does not document execution of a real AI model.</w:t>
+        <w:t xml:space="preserve">Give both </w:t>
+      </w:r>
+      <w:r>
+        <w:rPr>
+          <w:b/>
+        </w:rPr>
+        <w:t>comparison</w:t>
+      </w:r>
+      <w:r>
+        <w:rPr>
+          <w:b w:val="0"/>
+        </w:rPr>
+        <w:t xml:space="preserve"> results for ages 11, 15 and 16. Which </w:t>
+      </w:r>
+      <w:r>
+        <w:rPr>
+          <w:b/>
+        </w:rPr>
+        <w:t>comparison</w:t>
+      </w:r>
+      <w:r>
+        <w:rPr>
+          <w:b w:val="0"/>
+        </w:rPr>
+        <w:t xml:space="preserve"> rejects each outside value, and why does and matter?</w:t>
       </w:r>
     </w:p>
     <w:p>
       <w:pPr>
-        <w:pStyle w:val="Heading1"/>
-      </w:pPr>
-      <w:r>
-        <w:t>03. Demonstrate and guide practice</w:t>
+        <w:spacing w:line="336" w:lineRule="auto" w:after="180"/>
+      </w:pPr>
+      <w:r>
+        <w:rPr>
+          <w:b w:val="0"/>
+        </w:rPr>
+        <w:t>Age 11 gives False/True, so False. Age 15 gives True/True, so True. Age 16 gives True/False, so False. Both interval boundaries must hold.</w:t>
       </w:r>
     </w:p>
     <w:p>
-      <w:r>
-        <w:t>Demonstrate Boolean conditions, reduce support deliberately and check individual reasoning before discussing answers.</w:t>
+      <w:pPr>
+        <w:spacing w:line="336" w:lineRule="auto" w:after="180"/>
+      </w:pPr>
+      <w:r>
+        <w:rPr>
+          <w:b w:val="0"/>
+        </w:rPr>
+        <w:t>Changed-case reasoning: The result becomes False. The lower condition remains True, but the upper condition fails.</w:t>
       </w:r>
     </w:p>
     <w:p>
       <w:pPr>
-        <w:pStyle w:val="Heading3"/>
-      </w:pPr>
-      <w:r>
-        <w:t>Choose the pacing route</w:t>
+        <w:spacing w:line="336" w:lineRule="auto" w:after="180"/>
+      </w:pPr>
+      <w:r>
+        <w:rPr>
+          <w:b w:val="0"/>
+        </w:rPr>
+        <w:t xml:space="preserve">Collect each learner’s explanation before discussion. Use the first missing connection between </w:t>
+      </w:r>
+      <w:r>
+        <w:rPr>
+          <w:b/>
+        </w:rPr>
+        <w:t>input</w:t>
+      </w:r>
+      <w:r>
+        <w:rPr>
+          <w:b w:val="0"/>
+        </w:rPr>
+        <w:t xml:space="preserve">, deciding step and result to choose support. This question is worked-case practice, not fresh mastery </w:t>
+      </w:r>
+      <w:r>
+        <w:rPr>
+          <w:b/>
+        </w:rPr>
+        <w:t>evidence</w:t>
+      </w:r>
+      <w:r>
+        <w:rPr>
+          <w:b w:val="0"/>
+        </w:rPr>
+        <w:t>.</w:t>
       </w:r>
     </w:p>
     <w:p>
       <w:pPr>
-        <w:spacing w:line="336" w:lineRule="auto" w:after="180"/>
-        <w:shd w:fill="F1F6F8"/>
-      </w:pPr>
-      <w:r>
-        <w:rPr>
-          <w:b w:val="0"/>
-        </w:rPr>
-        <w:t>Compact alternative: this two-session sequence covers selected core tasks. Use the three-session weekly plan for the full lesson, independent transfer, feedback and project work; allow extra time for extensions.</w:t>
+        <w:pStyle w:val="Heading2"/>
+      </w:pPr>
+      <w:r>
+        <w:t>Support and alternative plan · reference / check after trying</w:t>
       </w:r>
     </w:p>
     <w:tbl>
@@ -2334,42 +2882,29 @@
     </w:p>
     <w:p>
       <w:pPr>
-        <w:pStyle w:val="Heading3"/>
-      </w:pPr>
-      <w:r>
-        <w:t>Reduce help deliberately</w:t>
+        <w:pStyle w:val="Heading2"/>
+      </w:pPr>
+      <w:r>
+        <w:t>Earlier wording, alternatives and picture transcripts · reference / check after trying</w:t>
       </w:r>
     </w:p>
     <w:p>
       <w:pPr>
-        <w:pStyle w:val="Heading3"/>
-      </w:pPr>
-      <w:r>
-        <w:t>Completion practice</w:t>
+        <w:spacing w:line="336" w:lineRule="auto" w:after="180"/>
+      </w:pPr>
+      <w:r>
+        <w:rPr>
+          <w:b w:val="0"/>
+        </w:rPr>
+        <w:t>Compact alternative: this two-session sequence covers selected core tasks. Use the three-session weekly plan for the full lesson, independent transfer, feedback and project work; allow extra time for extensions.</w:t>
       </w:r>
     </w:p>
     <w:p>
       <w:pPr>
-        <w:spacing w:line="336" w:lineRule="auto" w:after="180"/>
-        <w:shd w:fill="F5F1FB"/>
-      </w:pPr>
-      <w:r>
-        <w:rPr>
-          <w:b w:val="0"/>
-        </w:rPr>
-        <w:t xml:space="preserve">Completion task: For (minutes, quiet) cases (11, True), (12, False), and (13, True), write the time </w:t>
-      </w:r>
-      <w:r>
-        <w:rPr>
-          <w:b/>
-        </w:rPr>
-        <w:t>comparison</w:t>
-      </w:r>
-      <w:r>
-        <w:rPr>
-          <w:b w:val="0"/>
-        </w:rPr>
-        <w:t xml:space="preserve"> and final suitability values before running the program.</w:t>
+        <w:pStyle w:val="Heading3"/>
+      </w:pPr>
+      <w:r>
+        <w:t>Reduce help deliberately</w:t>
       </w:r>
     </w:p>
     <w:p>
@@ -2377,115 +2912,74 @@
         <w:pStyle w:val="Heading3"/>
       </w:pPr>
       <w:r>
-        <w:t>Reasoning to listen for</w:t>
+        <w:t>Individual reasoning check</w:t>
       </w:r>
     </w:p>
     <w:p>
       <w:pPr>
-        <w:spacing w:line="336" w:lineRule="auto" w:after="180"/>
-        <w:shd w:fill="F1F6FC"/>
-      </w:pPr>
-      <w:r>
-        <w:rPr>
-          <w:b w:val="0"/>
-        </w:rPr>
-        <w:t>Teacher check: Time results are True, True, False. Combined results are True, False, False; the second case fails quiet and the third fails time.</w:t>
+        <w:pStyle w:val="Heading3"/>
+      </w:pPr>
+      <w:r>
+        <w:t>Pictorial practice question</w:t>
       </w:r>
     </w:p>
     <w:p>
       <w:pPr>
-        <w:spacing w:line="336" w:lineRule="auto" w:after="180"/>
-      </w:pPr>
-      <w:r>
-        <w:rPr>
-          <w:b w:val="0"/>
-        </w:rPr>
-        <w:t xml:space="preserve">Start by identifying the given </w:t>
-      </w:r>
-      <w:r>
-        <w:rPr>
-          <w:b/>
-        </w:rPr>
-        <w:t>input</w:t>
-      </w:r>
-      <w:r>
-        <w:rPr>
-          <w:b w:val="0"/>
-        </w:rPr>
-        <w:t>s together. Leave the intermediate steps blank. If needed, model one step, then withdraw that help on the next step. Move to a full trace only when the partial trace is understood.</w:t>
+        <w:pStyle w:val="Heading3"/>
+      </w:pPr>
+      <w:r>
+        <w:t>Reasoned teacher answer</w:t>
       </w:r>
     </w:p>
     <w:p>
       <w:pPr>
-        <w:spacing w:line="336" w:lineRule="auto" w:after="180"/>
-      </w:pPr>
-      <w:r>
-        <w:rPr>
-          <w:b w:val="0"/>
-        </w:rPr>
-        <w:t>For partners, alternate explainer and checker; collect a response from every learner before discussion.</w:t>
+        <w:pStyle w:val="Heading1"/>
+      </w:pPr>
+      <w:r>
+        <w:t>04. Run the complete supplied investigation</w:t>
       </w:r>
     </w:p>
     <w:p>
-      <w:pPr>
-        <w:pStyle w:val="Heading3"/>
-      </w:pPr>
-      <w:r>
-        <w:t>Individual reasoning check</w:t>
+      <w:r>
+        <w:t>Preserve expected, observed and paper-trace records.</w:t>
       </w:r>
     </w:p>
     <w:p>
       <w:pPr>
-        <w:spacing w:line="336" w:lineRule="auto" w:after="180"/>
-      </w:pPr>
-      <w:r>
-        <w:rPr>
-          <w:b w:val="0"/>
-        </w:rPr>
-        <w:t xml:space="preserve">Use the worked case for </w:t>
-      </w:r>
-      <w:r>
-        <w:rPr>
-          <w:b/>
-        </w:rPr>
-        <w:t>Boolean</w:t>
-      </w:r>
-      <w:r>
-        <w:rPr>
-          <w:b w:val="0"/>
-        </w:rPr>
-        <w:t xml:space="preserve"> conditions. Proposed explanation: “At most excludes the boundary”. Decide whether this explanation is supported. Point to the step or supplied fact that decides; explain your repair if needed.</w:t>
+        <w:pStyle w:val="Heading2"/>
+      </w:pPr>
+      <w:r>
+        <w:t>Supplied case materials and checked guidance</w:t>
       </w:r>
     </w:p>
     <w:p>
       <w:pPr>
-        <w:pStyle w:val="Heading3"/>
-      </w:pPr>
-      <w:r>
-        <w:t>Expected repair</w:t>
+        <w:spacing w:line="336" w:lineRule="auto" w:after="180"/>
+      </w:pPr>
+      <w:r>
+        <w:rPr>
+          <w:b w:val="0"/>
+        </w:rPr>
+        <w:t>W2 time values True, True, False and suitability True,False,False. Boundary (12,True) distinguishes &lt;= from &lt;; (8,False) distinguishes AND from OR. Toy age 11→False, 12→True, 15→True, 16→False; no type validation is claimed. Selected original script outputs True,False,True,True; genre history gives False,False,True,True. Full eligibility fails availability; OR cannot substitute for a mandatory science condition.</w:t>
       </w:r>
     </w:p>
     <w:p>
       <w:pPr>
         <w:spacing w:line="336" w:lineRule="auto" w:after="180"/>
-        <w:shd w:fill="F1F6FC"/>
       </w:pPr>
       <w:r>
         <w:rPr>
           <w:b w:val="0"/>
         </w:rPr>
-        <w:t>Expected correction: At most 12 includes 12; compare &lt; and &lt;= at exactly 12.</w:t>
+        <w:t>Earlier W4 has its own case.</w:t>
       </w:r>
     </w:p>
     <w:p>
       <w:pPr>
-        <w:spacing w:line="336" w:lineRule="auto" w:after="180"/>
-      </w:pPr>
-      <w:r>
-        <w:rPr>
-          <w:b w:val="0"/>
-        </w:rPr>
-        <w:t>Collect explanations, not only yes/no votes. If a misunderstanding is common, re-model the relevant step for the class.</w:t>
+        <w:pStyle w:val="Heading2"/>
+      </w:pPr>
+      <w:r>
+        <w:t>Diagnose misconceptions</w:t>
       </w:r>
     </w:p>
     <w:p>
@@ -2496,59 +2990,52 @@
         <w:rPr>
           <w:b w:val="0"/>
         </w:rPr>
-        <w:t>If it affects a few learners, give a short targeted group explanation while others solve a more demanding variation.</w:t>
+        <w:t>At most excludes the boundary: At most 12 includes 12; compare &lt; and &lt;= at exactly 12.</w:t>
       </w:r>
     </w:p>
     <w:p>
       <w:pPr>
-        <w:pStyle w:val="Heading3"/>
-      </w:pPr>
-      <w:r>
-        <w:t>Pictorial practice question</w:t>
+        <w:spacing w:line="336" w:lineRule="auto" w:after="180"/>
+      </w:pPr>
+      <w:r>
+        <w:rPr>
+          <w:b w:val="0"/>
+        </w:rPr>
+        <w:t xml:space="preserve">or means exactly one: </w:t>
+      </w:r>
+      <w:r>
+        <w:rPr>
+          <w:b/>
+        </w:rPr>
+        <w:t>Inclusive or</w:t>
+      </w:r>
+      <w:r>
+        <w:rPr>
+          <w:b w:val="0"/>
+        </w:rPr>
+        <w:t xml:space="preserve"> also accepts two True values.</w:t>
       </w:r>
     </w:p>
     <w:p>
       <w:pPr>
         <w:spacing w:line="336" w:lineRule="auto" w:after="180"/>
-        <w:shd w:fill="F5F1FB"/>
       </w:pPr>
       <w:r>
         <w:rPr>
           <w:b w:val="0"/>
         </w:rPr>
-        <w:t xml:space="preserve">Give both </w:t>
-      </w:r>
-      <w:r>
-        <w:rPr>
-          <w:b/>
-        </w:rPr>
-        <w:t>comparison</w:t>
-      </w:r>
-      <w:r>
-        <w:rPr>
-          <w:b w:val="0"/>
-        </w:rPr>
-        <w:t xml:space="preserve"> results for ages 11, 15 and 16. Which </w:t>
-      </w:r>
-      <w:r>
-        <w:rPr>
-          <w:b/>
-        </w:rPr>
-        <w:t>comparison</w:t>
-      </w:r>
-      <w:r>
-        <w:rPr>
-          <w:b w:val="0"/>
-        </w:rPr>
-        <w:t xml:space="preserve"> rejects each outside value, and why does and matter?</w:t>
+        <w:t>A single equals sign tests equality: = assigns; == compares.</w:t>
       </w:r>
     </w:p>
     <w:p>
       <w:pPr>
-        <w:pStyle w:val="Heading3"/>
-      </w:pPr>
-      <w:r>
-        <w:t>Reasoned teacher answer</w:t>
+        <w:spacing w:line="336" w:lineRule="auto" w:after="180"/>
+      </w:pPr>
+      <w:r>
+        <w:rPr>
+          <w:b w:val="0"/>
+        </w:rPr>
+        <w:t>A True result proves a fact about the world: It establishes only that the supplied values satisfy this expression.</w:t>
       </w:r>
     </w:p>
     <w:p>
@@ -2559,165 +3046,39 @@
         <w:rPr>
           <w:b w:val="0"/>
         </w:rPr>
-        <w:t>Age 11 gives False/True, so False. Age 15 gives True/True, so True. Age 16 gives True/False, so False. Both interval boundaries must hold.</w:t>
+        <w:t xml:space="preserve">Use Section 9 for the </w:t>
+      </w:r>
+      <w:r>
+        <w:rPr>
+          <w:b/>
+        </w:rPr>
+        <w:t>evidence</w:t>
+      </w:r>
+      <w:r>
+        <w:rPr>
+          <w:b w:val="0"/>
+        </w:rPr>
+        <w:t xml:space="preserve"> ledger. Add a boundary or missing-</w:t>
+      </w:r>
+      <w:r>
+        <w:rPr>
+          <w:b/>
+        </w:rPr>
+        <w:t>input</w:t>
+      </w:r>
+      <w:r>
+        <w:rPr>
+          <w:b w:val="0"/>
+        </w:rPr>
+        <w:t xml:space="preserve"> case and record the expected response before checking. More successful repeats of one case do not establish wider coverage.</w:t>
       </w:r>
     </w:p>
     <w:p>
       <w:pPr>
-        <w:spacing w:line="336" w:lineRule="auto" w:after="180"/>
-      </w:pPr>
-      <w:r>
-        <w:rPr>
-          <w:b w:val="0"/>
-        </w:rPr>
-        <w:t>Changed-case reasoning: The result becomes False. The lower condition remains True, but the upper condition fails.</w:t>
-      </w:r>
-    </w:p>
-    <w:p>
-      <w:pPr>
-        <w:spacing w:line="336" w:lineRule="auto" w:after="180"/>
-      </w:pPr>
-      <w:r>
-        <w:rPr>
-          <w:b w:val="0"/>
-        </w:rPr>
-        <w:t xml:space="preserve">Collect each learner’s explanation before discussion. Use the first missing connection between </w:t>
-      </w:r>
-      <w:r>
-        <w:rPr>
-          <w:b/>
-        </w:rPr>
-        <w:t>input</w:t>
-      </w:r>
-      <w:r>
-        <w:rPr>
-          <w:b w:val="0"/>
-        </w:rPr>
-        <w:t xml:space="preserve">, deciding step and result to choose support. This question is worked-case practice, not fresh mastery </w:t>
-      </w:r>
-      <w:r>
-        <w:rPr>
-          <w:b/>
-        </w:rPr>
-        <w:t>evidence</w:t>
-      </w:r>
-      <w:r>
-        <w:rPr>
-          <w:b w:val="0"/>
-        </w:rPr>
-        <w:t>.</w:t>
-      </w:r>
-    </w:p>
-    <w:p>
-      <w:pPr>
-        <w:pStyle w:val="Heading1"/>
-      </w:pPr>
-      <w:r>
-        <w:t>04. Run the investigation and diagnose misconceptions</w:t>
-      </w:r>
-    </w:p>
-    <w:p>
-      <w:r>
-        <w:t>Run the Boolean conditions investigation and use the first unsupported step to choose a teaching response.</w:t>
-      </w:r>
-    </w:p>
-    <w:p>
-      <w:pPr>
-        <w:spacing w:line="336" w:lineRule="auto" w:after="180"/>
-      </w:pPr>
-      <w:r>
-        <w:rPr>
-          <w:b w:val="0"/>
-        </w:rPr>
-        <w:t>At most excludes the boundary: At most 12 includes 12; compare &lt; and &lt;= at exactly 12.</w:t>
-      </w:r>
-    </w:p>
-    <w:p>
-      <w:pPr>
-        <w:spacing w:line="336" w:lineRule="auto" w:after="180"/>
-      </w:pPr>
-      <w:r>
-        <w:rPr>
-          <w:b w:val="0"/>
-        </w:rPr>
-        <w:t xml:space="preserve">or means exactly one: </w:t>
-      </w:r>
-      <w:r>
-        <w:rPr>
-          <w:b/>
-        </w:rPr>
-        <w:t>Inclusive or</w:t>
-      </w:r>
-      <w:r>
-        <w:rPr>
-          <w:b w:val="0"/>
-        </w:rPr>
-        <w:t xml:space="preserve"> also accepts two True values.</w:t>
-      </w:r>
-    </w:p>
-    <w:p>
-      <w:pPr>
-        <w:spacing w:line="336" w:lineRule="auto" w:after="180"/>
-      </w:pPr>
-      <w:r>
-        <w:rPr>
-          <w:b w:val="0"/>
-        </w:rPr>
-        <w:t>A single equals sign tests equality: = assigns; == compares.</w:t>
-      </w:r>
-    </w:p>
-    <w:p>
-      <w:pPr>
-        <w:spacing w:line="336" w:lineRule="auto" w:after="180"/>
-      </w:pPr>
-      <w:r>
-        <w:rPr>
-          <w:b w:val="0"/>
-        </w:rPr>
-        <w:t>A True result proves a fact about the world: It establishes only that the supplied values satisfy this expression.</w:t>
-      </w:r>
-    </w:p>
-    <w:p>
-      <w:pPr>
-        <w:spacing w:line="336" w:lineRule="auto" w:after="180"/>
-      </w:pPr>
-      <w:r>
-        <w:rPr>
-          <w:b w:val="0"/>
-        </w:rPr>
-        <w:t xml:space="preserve">Use Section 9 for the </w:t>
-      </w:r>
-      <w:r>
-        <w:rPr>
-          <w:b/>
-        </w:rPr>
-        <w:t>evidence</w:t>
-      </w:r>
-      <w:r>
-        <w:rPr>
-          <w:b w:val="0"/>
-        </w:rPr>
-        <w:t xml:space="preserve"> ledger. Add a boundary or missing-</w:t>
-      </w:r>
-      <w:r>
-        <w:rPr>
-          <w:b/>
-        </w:rPr>
-        <w:t>input</w:t>
-      </w:r>
-      <w:r>
-        <w:rPr>
-          <w:b w:val="0"/>
-        </w:rPr>
-        <w:t xml:space="preserve"> case and record the expected response before checking. More successful repeats of one case do not establish wider coverage.</w:t>
-      </w:r>
-    </w:p>
-    <w:p>
-      <w:pPr>
-        <w:pStyle w:val="Heading3"/>
-      </w:pPr>
-      <w:r>
-        <w:t>Match the support to the first error</w:t>
+        <w:pStyle w:val="Heading2"/>
+      </w:pPr>
+      <w:r>
+        <w:t>Choose accessible support</w:t>
       </w:r>
     </w:p>
     <w:tbl>
@@ -2890,497 +3251,67 @@
     </w:p>
     <w:p>
       <w:pPr>
-        <w:pStyle w:val="Heading1"/>
-      </w:pPr>
-      <w:r>
-        <w:t>05. Assess and explain the answers</w:t>
+        <w:pStyle w:val="Heading2"/>
+      </w:pPr>
+      <w:r>
+        <w:t>Earlier wording, alternatives and picture transcripts · reference / check after trying</w:t>
       </w:r>
     </w:p>
     <w:p>
-      <w:r>
-        <w:t>Use the Boolean conditions questions, teacher keys and criteria after the relevant attempts. Previously discussed cases are practice; protect the separately selected independent task.</w:t>
+      <w:pPr>
+        <w:pStyle w:val="Heading3"/>
+      </w:pPr>
+      <w:r>
+        <w:t>Match the support to the first error</w:t>
       </w:r>
     </w:p>
     <w:p>
       <w:pPr>
-        <w:pStyle w:val="Heading3"/>
-      </w:pPr>
-      <w:r>
-        <w:t>Guided and exit questions</w:t>
+        <w:pStyle w:val="Heading1"/>
+      </w:pPr>
+      <w:r>
+        <w:t>05. Assess the selected bridge transfer task</w:t>
       </w:r>
     </w:p>
     <w:p>
-      <w:pPr>
-        <w:spacing w:line="336" w:lineRule="auto" w:after="180"/>
-      </w:pPr>
-      <w:r>
-        <w:rPr>
-          <w:b/>
-        </w:rPr>
-        <w:t>Inclusive or</w:t>
-      </w:r>
-      <w:r>
-        <w:rPr>
-          <w:b w:val="0"/>
-        </w:rPr>
-        <w:t xml:space="preserve"> accepts both available; exactly one would reject both. Exit: (12, True) should pass and reveals &lt;= changed to &lt;. (8, False) should fail and reveals and changed to or.</w:t>
+      <w:r>
+        <w:t>If a learner has seen this exact case, use a fresh parallel input and record exposure/support.</w:t>
       </w:r>
     </w:p>
     <w:p>
       <w:pPr>
-        <w:spacing w:line="336" w:lineRule="auto" w:after="180"/>
-      </w:pPr>
-      <w:r>
-        <w:rPr>
-          <w:b w:val="0"/>
-        </w:rPr>
-        <w:t xml:space="preserve">Other </w:t>
-      </w:r>
-      <w:r>
-        <w:rPr>
-          <w:b/>
-        </w:rPr>
-        <w:t>input</w:t>
-      </w:r>
-      <w:r>
-        <w:rPr>
-          <w:b w:val="0"/>
-        </w:rPr>
-        <w:t>s are acceptable if they distinguish the versions.</w:t>
+        <w:pStyle w:val="Heading2"/>
+      </w:pPr>
+      <w:r>
+        <w:t>Selected independent task and checked key</w:t>
       </w:r>
     </w:p>
     <w:p>
       <w:pPr>
-        <w:pStyle w:val="Heading3"/>
-      </w:pPr>
-      <w:r>
-        <w:t>W1 Translate the requirement</w:t>
+        <w:spacing w:line="336" w:lineRule="auto" w:after="180"/>
+      </w:pPr>
+      <w:r>
+        <w:rPr>
+          <w:b w:val="0"/>
+        </w:rPr>
+        <w:t xml:space="preserve">Selected case: Predict all four </w:t>
+      </w:r>
+      <w:r>
+        <w:rPr>
+          <w:b/>
+        </w:rPr>
+        <w:t>boolean</w:t>
+      </w:r>
+      <w:r>
+        <w:rPr>
+          <w:b w:val="0"/>
+        </w:rPr>
+        <w:t>s. Eligibility requires science AND at most100 pages AND availability. Repeat with genre="history" and all other values unchanged.</w:t>
       </w:r>
     </w:p>
     <w:p>
       <w:pPr>
-        <w:pStyle w:val="Heading3"/>
-      </w:pPr>
-      <w:r>
-        <w:t>Workbook question · W1</w:t>
-      </w:r>
-    </w:p>
-    <w:p>
-      <w:pPr>
         <w:spacing w:line="336" w:lineRule="auto" w:after="180"/>
-        <w:shd w:fill="F5F1FB"/>
-      </w:pPr>
-      <w:r>
-        <w:rPr>
-          <w:b w:val="0"/>
-        </w:rPr>
-        <w:t xml:space="preserve">Write a condition for an activity taking at most </w:t>
-      </w:r>
-      <w:r>
-        <w:rPr>
-          <w:b/>
-        </w:rPr>
-        <w:t>12 minutes</w:t>
-      </w:r>
-      <w:r>
-        <w:rPr>
-          <w:b w:val="0"/>
-        </w:rPr>
-        <w:t xml:space="preserve"> and being quiet. Explain why exactly </w:t>
-      </w:r>
-      <w:r>
-        <w:rPr>
-          <w:b/>
-        </w:rPr>
-        <w:t>12 minutes</w:t>
-      </w:r>
-      <w:r>
-        <w:rPr>
-          <w:b w:val="0"/>
-        </w:rPr>
-        <w:t xml:space="preserve"> is included.</w:t>
-      </w:r>
-    </w:p>
-    <w:p>
-      <w:pPr>
-        <w:pStyle w:val="Heading3"/>
-      </w:pPr>
-      <w:r>
-        <w:t>Teacher reasoning · W1</w:t>
-      </w:r>
-    </w:p>
-    <w:p>
-      <w:pPr>
-        <w:spacing w:line="336" w:lineRule="auto" w:after="180"/>
-        <w:shd w:fill="F1F6FC"/>
-      </w:pPr>
-      <w:r>
-        <w:rPr>
-          <w:b w:val="0"/>
-        </w:rPr>
-        <w:t xml:space="preserve">(minutes &lt;= 12) and quiet. At most includes equality, so &lt;= is required; the nonnegative integer and </w:t>
-      </w:r>
-      <w:r>
-        <w:rPr>
-          <w:b/>
-        </w:rPr>
-        <w:t>Boolean</w:t>
-      </w:r>
-      <w:r>
-        <w:rPr>
-          <w:b w:val="0"/>
-        </w:rPr>
-        <w:t xml:space="preserve"> </w:t>
-      </w:r>
-      <w:r>
-        <w:rPr>
-          <w:b/>
-        </w:rPr>
-        <w:t>input</w:t>
-      </w:r>
-      <w:r>
-        <w:rPr>
-          <w:b w:val="0"/>
-        </w:rPr>
-        <w:t xml:space="preserve"> contract still applies.</w:t>
-      </w:r>
-    </w:p>
-    <w:p>
-      <w:pPr>
-        <w:pStyle w:val="Heading3"/>
-      </w:pPr>
-      <w:r>
-        <w:t>W2 Trace separate checks</w:t>
-      </w:r>
-    </w:p>
-    <w:p>
-      <w:pPr>
-        <w:pStyle w:val="Heading3"/>
-      </w:pPr>
-      <w:r>
-        <w:t>Workbook question · W2</w:t>
-      </w:r>
-    </w:p>
-    <w:p>
-      <w:pPr>
-        <w:spacing w:line="336" w:lineRule="auto" w:after="180"/>
-        <w:shd w:fill="F5F1FB"/>
-      </w:pPr>
-      <w:r>
-        <w:rPr>
-          <w:b w:val="0"/>
-        </w:rPr>
-        <w:t xml:space="preserve">For (minutes, quiet) cases (11, True), (12, False), and (13, True), write the time </w:t>
-      </w:r>
-      <w:r>
-        <w:rPr>
-          <w:b/>
-        </w:rPr>
-        <w:t>comparison</w:t>
-      </w:r>
-      <w:r>
-        <w:rPr>
-          <w:b w:val="0"/>
-        </w:rPr>
-        <w:t xml:space="preserve"> and final suitability values before running the program.</w:t>
-      </w:r>
-    </w:p>
-    <w:p>
-      <w:pPr>
-        <w:pStyle w:val="Heading3"/>
-      </w:pPr>
-      <w:r>
-        <w:t>Teacher reasoning · W2</w:t>
-      </w:r>
-    </w:p>
-    <w:p>
-      <w:pPr>
-        <w:spacing w:line="336" w:lineRule="auto" w:after="180"/>
-        <w:shd w:fill="F1F6FC"/>
-      </w:pPr>
-      <w:r>
-        <w:rPr>
-          <w:b w:val="0"/>
-        </w:rPr>
-        <w:t>Time results are True, True, False. Combined results are True, False, False; the second case fails quiet and the third fails time.</w:t>
-      </w:r>
-    </w:p>
-    <w:p>
-      <w:pPr>
-        <w:pStyle w:val="Heading3"/>
-      </w:pPr>
-      <w:r>
-        <w:t>W3 Distinguish alternatives</w:t>
-      </w:r>
-    </w:p>
-    <w:p>
-      <w:pPr>
-        <w:pStyle w:val="Heading3"/>
-      </w:pPr>
-      <w:r>
-        <w:t>Workbook question · W3</w:t>
-      </w:r>
-    </w:p>
-    <w:p>
-      <w:pPr>
-        <w:spacing w:line="336" w:lineRule="auto" w:after="180"/>
-        <w:shd w:fill="F5F1FB"/>
-      </w:pPr>
-      <w:r>
-        <w:rPr>
-          <w:b w:val="0"/>
-        </w:rPr>
-        <w:t xml:space="preserve">Complete all four </w:t>
-      </w:r>
-      <w:r>
-        <w:rPr>
-          <w:b/>
-        </w:rPr>
-        <w:t>Boolean</w:t>
-      </w:r>
-      <w:r>
-        <w:rPr>
-          <w:b w:val="0"/>
-        </w:rPr>
-        <w:t xml:space="preserve"> combinations for pencil or crayon. Explain the both-available case and the effect of not pencil.</w:t>
-      </w:r>
-    </w:p>
-    <w:p>
-      <w:pPr>
-        <w:pStyle w:val="Heading3"/>
-      </w:pPr>
-      <w:r>
-        <w:t>Teacher reasoning · W3</w:t>
-      </w:r>
-    </w:p>
-    <w:p>
-      <w:pPr>
-        <w:spacing w:line="336" w:lineRule="auto" w:after="180"/>
-        <w:shd w:fill="F1F6FC"/>
-      </w:pPr>
-      <w:r>
-        <w:rPr>
-          <w:b w:val="0"/>
-        </w:rPr>
-        <w:t>or gives False, True, True, True for FF, FT, TF, TT. Both available is accepted. not pencil is True when pencil is False and False when pencil is True.</w:t>
-      </w:r>
-    </w:p>
-    <w:p>
-      <w:pPr>
-        <w:pStyle w:val="Heading3"/>
-      </w:pPr>
-      <w:r>
-        <w:t>W4 Write a new rule independently</w:t>
-      </w:r>
-    </w:p>
-    <w:p>
-      <w:pPr>
-        <w:pStyle w:val="Heading3"/>
-      </w:pPr>
-      <w:r>
-        <w:t>Workbook question · W4</w:t>
-      </w:r>
-    </w:p>
-    <w:p>
-      <w:pPr>
-        <w:spacing w:line="336" w:lineRule="auto" w:after="180"/>
-        <w:shd w:fill="F5F1FB"/>
-      </w:pPr>
-      <w:r>
-        <w:rPr>
-          <w:b w:val="0"/>
-        </w:rPr>
-        <w:t>A fictional puzzle qualifies when its duration is at least 5 and at most 9 minutes and its available flag is True. Write the condition. Predict results for (5, True), (9, True), (10, True), and (7, False).</w:t>
-      </w:r>
-    </w:p>
-    <w:p>
-      <w:pPr>
-        <w:spacing w:line="336" w:lineRule="auto" w:after="180"/>
-        <w:shd w:fill="F5F1FB"/>
-      </w:pPr>
-      <w:r>
-        <w:rPr>
-          <w:b w:val="0"/>
-        </w:rPr>
-        <w:t>Choose a case that detects replacing and with or between the range check and available.</w:t>
-      </w:r>
-    </w:p>
-    <w:p>
-      <w:pPr>
-        <w:pStyle w:val="Heading3"/>
-      </w:pPr>
-      <w:r>
-        <w:t>Teacher reasoning · W4</w:t>
-      </w:r>
-    </w:p>
-    <w:p>
-      <w:pPr>
-        <w:spacing w:line="336" w:lineRule="auto" w:after="180"/>
-        <w:shd w:fill="F1F6FC"/>
-      </w:pPr>
-      <w:r>
-        <w:rPr>
-          <w:b w:val="0"/>
-        </w:rPr>
-        <w:t>(minutes &gt;= 5) and (minutes &lt;= 9) and available. Results True, True, False, False. (7, False) distinguishes (range_check and available) from (range_check or available): correct False versus faulty True.</w:t>
-      </w:r>
-    </w:p>
-    <w:p>
-      <w:pPr>
-        <w:pStyle w:val="Heading3"/>
-      </w:pPr>
-      <w:r>
-        <w:t>W5 Separate a check from a guarantee</w:t>
-      </w:r>
-    </w:p>
-    <w:p>
-      <w:pPr>
-        <w:pStyle w:val="Heading3"/>
-      </w:pPr>
-      <w:r>
-        <w:t>Workbook question · W5</w:t>
-      </w:r>
-    </w:p>
-    <w:p>
-      <w:pPr>
-        <w:spacing w:line="336" w:lineRule="auto" w:after="180"/>
-        <w:shd w:fill="F5F1FB"/>
-      </w:pPr>
-      <w:r>
-        <w:rPr>
-          <w:b w:val="0"/>
-        </w:rPr>
-        <w:t>Explain why a True suitability result does not prove that the supplied duration is accurate or that a child has permission to start the activity.</w:t>
-      </w:r>
-    </w:p>
-    <w:p>
-      <w:pPr>
-        <w:pStyle w:val="Heading3"/>
-      </w:pPr>
-      <w:r>
-        <w:t>Teacher reasoning · W5</w:t>
-      </w:r>
-    </w:p>
-    <w:p>
-      <w:pPr>
-        <w:spacing w:line="336" w:lineRule="auto" w:after="180"/>
-        <w:shd w:fill="F1F6FC"/>
-      </w:pPr>
-      <w:r>
-        <w:rPr>
-          <w:b w:val="0"/>
-        </w:rPr>
-        <w:t xml:space="preserve">The expression checks supplied values against stated conditions. Inaccurate </w:t>
-      </w:r>
-      <w:r>
-        <w:rPr>
-          <w:b/>
-        </w:rPr>
-        <w:t>input</w:t>
-      </w:r>
-      <w:r>
-        <w:rPr>
-          <w:b w:val="0"/>
-        </w:rPr>
-        <w:t xml:space="preserve"> can still pass. Permission is a separate </w:t>
-      </w:r>
-      <w:r>
-        <w:rPr>
-          <w:b/>
-        </w:rPr>
-        <w:t>human decision</w:t>
-      </w:r>
-      <w:r>
-        <w:rPr>
-          <w:b w:val="0"/>
-        </w:rPr>
-        <w:t xml:space="preserve"> and must not be inferred from suitability.</w:t>
-      </w:r>
-    </w:p>
-    <w:p>
-      <w:pPr>
-        <w:pStyle w:val="Heading3"/>
-      </w:pPr>
-      <w:r>
-        <w:t>Independent assessment and fresh retry</w:t>
-      </w:r>
-    </w:p>
-    <w:p>
-      <w:pPr>
-        <w:pStyle w:val="Heading3"/>
-      </w:pPr>
-      <w:r>
-        <w:t>Teacher key · Independent assessment and fresh retry</w:t>
-      </w:r>
-    </w:p>
-    <w:p>
-      <w:pPr>
-        <w:spacing w:line="336" w:lineRule="auto" w:after="180"/>
-        <w:shd w:fill="F1F6FC"/>
-      </w:pPr>
-      <w:r>
-        <w:rPr>
-          <w:b w:val="0"/>
-        </w:rPr>
-        <w:t>W4 requires both inclusive bounds, the available flag, all four outcomes and a distinguishing case with reasoning.</w:t>
-      </w:r>
-    </w:p>
-    <w:p>
-      <w:pPr>
-        <w:spacing w:line="336" w:lineRule="auto" w:after="180"/>
-        <w:shd w:fill="F1F6FC"/>
-      </w:pPr>
-      <w:r>
-        <w:rPr>
-          <w:b w:val="0"/>
-        </w:rPr>
-        <w:t>After support, retry a 2-to-4-minute inclusive rule with an open flag: (2, True) passes, (4, False) fails and (5, True) fails. Record initial independent work before the retry.</w:t>
-      </w:r>
-    </w:p>
-    <w:p>
-      <w:pPr>
-        <w:pStyle w:val="Heading3"/>
-      </w:pPr>
-      <w:r>
-        <w:t>Assess independent transfer</w:t>
-      </w:r>
-    </w:p>
-    <w:p>
-      <w:pPr>
-        <w:pStyle w:val="Heading3"/>
-      </w:pPr>
-      <w:r>
-        <w:t>Independent question · withhold the key</w:t>
-      </w:r>
-    </w:p>
-    <w:p>
-      <w:pPr>
-        <w:spacing w:line="336" w:lineRule="auto" w:after="180"/>
-        <w:shd w:fill="F5F1FB"/>
-      </w:pPr>
-      <w:r>
-        <w:rPr>
-          <w:b w:val="0"/>
-        </w:rPr>
-        <w:t xml:space="preserve">Selected case: Predict all four </w:t>
-      </w:r>
-      <w:r>
-        <w:rPr>
-          <w:b/>
-        </w:rPr>
-        <w:t>boolean</w:t>
-      </w:r>
-      <w:r>
-        <w:rPr>
-          <w:b w:val="0"/>
-        </w:rPr>
-        <w:t>s. Eligibility requires science AND at most100 pages AND availability. Repeat with genre="history" and all other values unchanged.</w:t>
-      </w:r>
-    </w:p>
-    <w:p>
-      <w:pPr>
-        <w:spacing w:line="336" w:lineRule="auto" w:after="180"/>
-        <w:shd w:fill="F5F1FB"/>
       </w:pPr>
       <w:r>
         <w:rPr>
@@ -3413,42 +3344,32 @@
     </w:p>
     <w:p>
       <w:pPr>
-        <w:pStyle w:val="Heading3"/>
-      </w:pPr>
-      <w:r>
-        <w:t>Selected case answer</w:t>
+        <w:spacing w:line="336" w:lineRule="auto" w:after="180"/>
+      </w:pPr>
+      <w:r>
+        <w:rPr>
+          <w:b w:val="0"/>
+        </w:rPr>
+        <w:t>Original results: True, False, True, True. Full eligibility is False because availability is False. With history: False, False, True, True.</w:t>
       </w:r>
     </w:p>
     <w:p>
       <w:pPr>
-        <w:pStyle w:val="Heading3"/>
-      </w:pPr>
-      <w:r>
-        <w:t>Teacher key · Selected case answer</w:t>
+        <w:spacing w:line="336" w:lineRule="auto" w:after="180"/>
+      </w:pPr>
+      <w:r>
+        <w:rPr>
+          <w:b w:val="0"/>
+        </w:rPr>
+        <w:t>The final OR remains True because90&lt;=100; it does not establish that the science requirement passed. NOT available is True in both traces.</w:t>
       </w:r>
     </w:p>
     <w:p>
       <w:pPr>
-        <w:spacing w:line="336" w:lineRule="auto" w:after="180"/>
-        <w:shd w:fill="F1F6FC"/>
-      </w:pPr>
-      <w:r>
-        <w:rPr>
-          <w:b w:val="0"/>
-        </w:rPr>
-        <w:t>Original results: True, False, True, True. Full eligibility is False because availability is False. With history: False, False, True, True.</w:t>
-      </w:r>
-    </w:p>
-    <w:p>
-      <w:pPr>
-        <w:spacing w:line="336" w:lineRule="auto" w:after="180"/>
-        <w:shd w:fill="F1F6FC"/>
-      </w:pPr>
-      <w:r>
-        <w:rPr>
-          <w:b w:val="0"/>
-        </w:rPr>
-        <w:t>The final OR remains True because90&lt;=100; it does not establish that the science requirement passed. NOT available is True in both traces.</w:t>
+        <w:pStyle w:val="Heading2"/>
+      </w:pPr>
+      <w:r>
+        <w:t>Judge trace and support</w:t>
       </w:r>
     </w:p>
     <w:tbl>
@@ -3555,54 +3476,55 @@
     </w:tbl>
     <w:p>
       <w:pPr>
-        <w:pStyle w:val="Heading3"/>
-      </w:pPr>
-      <w:r>
-        <w:t>Teacher key · Selected case answer</w:t>
+        <w:spacing w:line="336" w:lineRule="auto" w:after="180"/>
+      </w:pPr>
+      <w:r>
+        <w:rPr>
+          <w:b w:val="0"/>
+        </w:rPr>
+        <w:t>Record each dimension as not yet, with support, or independent. Accept a valid alternative procedure with a defensible trace.</w:t>
       </w:r>
     </w:p>
     <w:p>
       <w:pPr>
         <w:spacing w:line="336" w:lineRule="auto" w:after="180"/>
-        <w:shd w:fill="F1F6FC"/>
       </w:pPr>
       <w:r>
         <w:rPr>
           <w:b w:val="0"/>
         </w:rPr>
-        <w:t>Record each dimension as not yet, with support, or independent. Accept a valid alternative procedure with a defensible trace.</w:t>
+        <w:t xml:space="preserve">Do not penalise an honestly recorded model failure if the learner correctly explains its </w:t>
+      </w:r>
+      <w:r>
+        <w:rPr>
+          <w:b/>
+        </w:rPr>
+        <w:t>evidence</w:t>
+      </w:r>
+      <w:r>
+        <w:rPr>
+          <w:b w:val="0"/>
+        </w:rPr>
+        <w:t xml:space="preserve"> and limits.</w:t>
       </w:r>
     </w:p>
     <w:p>
       <w:pPr>
-        <w:spacing w:line="336" w:lineRule="auto" w:after="180"/>
-        <w:shd w:fill="F1F6FC"/>
-      </w:pPr>
-      <w:r>
-        <w:rPr>
-          <w:b w:val="0"/>
-        </w:rPr>
-        <w:t xml:space="preserve">Do not penalise an honestly recorded model failure if the learner correctly explains its </w:t>
-      </w:r>
-      <w:r>
-        <w:rPr>
-          <w:b/>
-        </w:rPr>
-        <w:t>evidence</w:t>
-      </w:r>
-      <w:r>
-        <w:rPr>
-          <w:b w:val="0"/>
-        </w:rPr>
-        <w:t xml:space="preserve"> and limits.</w:t>
+        <w:pStyle w:val="Heading2"/>
+      </w:pPr>
+      <w:r>
+        <w:t>Give one repair action</w:t>
       </w:r>
     </w:p>
     <w:p>
       <w:pPr>
-        <w:pStyle w:val="Heading3"/>
-      </w:pPr>
-      <w:r>
-        <w:t>Feedback that the learner uses</w:t>
+        <w:spacing w:line="336" w:lineRule="auto" w:after="180"/>
+      </w:pPr>
+      <w:r>
+        <w:rPr>
+          <w:b w:val="0"/>
+        </w:rPr>
+        <w:t>Name the earliest unsupported step and give one action to repair it. Have the learner make that repair now and explain why. Then assess the relevant skill on a fresh, fully specified case.</w:t>
       </w:r>
     </w:p>
     <w:p>
@@ -3613,78 +3535,93 @@
         <w:rPr>
           <w:b w:val="0"/>
         </w:rPr>
-        <w:t>Name the earliest unsupported step and give one action to repair it. Have the learner make that repair now and explain why. Then assess the relevant skill on a fresh, fully specified case.</w:t>
+        <w:t>Confirm it was not previously practised with feedback; solve and check the new case before assigning it. A follow-up design prompt is a starting brief, not automatically an equivalent test.</w:t>
       </w:r>
     </w:p>
     <w:p>
       <w:pPr>
-        <w:spacing w:line="336" w:lineRule="auto" w:after="180"/>
-      </w:pPr>
-      <w:r>
-        <w:rPr>
-          <w:b w:val="0"/>
-        </w:rPr>
-        <w:t>Confirm it was not previously practised with feedback; solve and check the new case before assigning it. A follow-up design prompt is a starting brief, not automatically an equivalent test.</w:t>
+        <w:pStyle w:val="Heading2"/>
+      </w:pPr>
+      <w:r>
+        <w:t>W1 Translate the requirement</w:t>
       </w:r>
     </w:p>
     <w:p>
       <w:pPr>
-        <w:pStyle w:val="Heading1"/>
-      </w:pPr>
-      <w:r>
-        <w:t>06. Connect the project, support and next lesson</w:t>
+        <w:spacing w:line="336" w:lineRule="auto" w:after="180"/>
+      </w:pPr>
+      <w:r>
+        <w:rPr>
+          <w:b w:val="0"/>
+        </w:rPr>
+        <w:t xml:space="preserve">Write a condition for an activity taking at most </w:t>
+      </w:r>
+      <w:r>
+        <w:rPr>
+          <w:b/>
+        </w:rPr>
+        <w:t>12 minutes</w:t>
+      </w:r>
+      <w:r>
+        <w:rPr>
+          <w:b w:val="0"/>
+        </w:rPr>
+        <w:t xml:space="preserve"> and being quiet. Explain why exactly </w:t>
+      </w:r>
+      <w:r>
+        <w:rPr>
+          <w:b/>
+        </w:rPr>
+        <w:t>12 minutes</w:t>
+      </w:r>
+      <w:r>
+        <w:rPr>
+          <w:b w:val="0"/>
+        </w:rPr>
+        <w:t xml:space="preserve"> is included.</w:t>
       </w:r>
     </w:p>
     <w:p>
-      <w:r>
-        <w:t>Connect Boolean conditions to Python readiness portfolio, adapt support and plan a later changed-case check.</w:t>
+      <w:pPr>
+        <w:spacing w:line="336" w:lineRule="auto" w:after="180"/>
+      </w:pPr>
+      <w:r>
+        <w:rPr>
+          <w:b w:val="0"/>
+        </w:rPr>
+        <w:t xml:space="preserve">(minutes &lt;= 12) and quiet. At most includes equality, so &lt;= is required; the nonnegative integer and </w:t>
+      </w:r>
+      <w:r>
+        <w:rPr>
+          <w:b/>
+        </w:rPr>
+        <w:t>Boolean</w:t>
+      </w:r>
+      <w:r>
+        <w:rPr>
+          <w:b w:val="0"/>
+        </w:rPr>
+        <w:t xml:space="preserve"> </w:t>
+      </w:r>
+      <w:r>
+        <w:rPr>
+          <w:b/>
+        </w:rPr>
+        <w:t>input</w:t>
+      </w:r>
+      <w:r>
+        <w:rPr>
+          <w:b w:val="0"/>
+        </w:rPr>
+        <w:t xml:space="preserve"> contract still applies.</w:t>
       </w:r>
     </w:p>
     <w:p>
       <w:pPr>
-        <w:spacing w:line="336" w:lineRule="auto" w:after="180"/>
-      </w:pPr>
-      <w:r>
-        <w:rPr>
-          <w:b w:val="0"/>
-        </w:rPr>
-        <w:t xml:space="preserve">Add a labelled </w:t>
-      </w:r>
-      <w:r>
-        <w:rPr>
-          <w:b/>
-        </w:rPr>
-        <w:t>boolean</w:t>
-      </w:r>
-      <w:r>
-        <w:rPr>
-          <w:b w:val="0"/>
-        </w:rPr>
-        <w:t xml:space="preserve"> conditions </w:t>
-      </w:r>
-      <w:r>
-        <w:rPr>
-          <w:b/>
-        </w:rPr>
-        <w:t>evidence</w:t>
-      </w:r>
-      <w:r>
-        <w:rPr>
-          <w:b w:val="0"/>
-        </w:rPr>
-        <w:t xml:space="preserve"> sheet to Python readiness portfolio. Show how you can translate stated requirements into </w:t>
-      </w:r>
-      <w:r>
-        <w:rPr>
-          <w:b/>
-        </w:rPr>
-        <w:t>comparison</w:t>
-      </w:r>
-      <w:r>
-        <w:rPr>
-          <w:b w:val="0"/>
-        </w:rPr>
-        <w:t>s.</w:t>
+        <w:pStyle w:val="Heading2"/>
+      </w:pPr>
+      <w:r>
+        <w:t>W2 Trace separate checks</w:t>
       </w:r>
     </w:p>
     <w:p>
@@ -3695,31 +3632,19 @@
         <w:rPr>
           <w:b w:val="0"/>
         </w:rPr>
-        <w:t xml:space="preserve">Use the supplied fictional case and keep its </w:t>
+        <w:t xml:space="preserve">For (minutes, quiet) cases (11, True), (12, False), and (13, True), write the time </w:t>
       </w:r>
       <w:r>
         <w:rPr>
           <w:b/>
         </w:rPr>
-        <w:t>input</w:t>
+        <w:t>comparison</w:t>
       </w:r>
       <w:r>
         <w:rPr>
           <w:b w:val="0"/>
         </w:rPr>
-        <w:t xml:space="preserve">s, intermediate steps, calculation or </w:t>
-      </w:r>
-      <w:r>
-        <w:rPr>
-          <w:b/>
-        </w:rPr>
-        <w:t>prediction</w:t>
-      </w:r>
-      <w:r>
-        <w:rPr>
-          <w:b w:val="0"/>
-        </w:rPr>
-        <w:t>, and limitation. Connect this record to last week’s record; a matching answer without a trace is insufficient.</w:t>
+        <w:t xml:space="preserve"> and final suitability values before running the program.</w:t>
       </w:r>
     </w:p>
     <w:p>
@@ -3730,42 +3655,15 @@
         <w:rPr>
           <w:b w:val="0"/>
         </w:rPr>
-        <w:t xml:space="preserve">Use separate cards for each </w:t>
-      </w:r>
-      <w:r>
-        <w:rPr>
-          <w:b/>
-        </w:rPr>
-        <w:t>comparison</w:t>
-      </w:r>
-      <w:r>
-        <w:rPr>
-          <w:b w:val="0"/>
-        </w:rPr>
-        <w:t>, then combine them. Read at most and at least aloud with number lines.</w:t>
+        <w:t>Time results are True, True, False. Combined results are True, False, False; the second case fails quiet and the third fails time.</w:t>
       </w:r>
     </w:p>
     <w:p>
       <w:pPr>
-        <w:spacing w:line="336" w:lineRule="auto" w:after="180"/>
-      </w:pPr>
-      <w:r>
-        <w:rPr>
-          <w:b w:val="0"/>
-        </w:rPr>
-        <w:t xml:space="preserve">Extension: explain why not ((minutes &gt;= 5) and (minutes &lt;= 9)) identifies out-of-range numeric values under the stated </w:t>
-      </w:r>
-      <w:r>
-        <w:rPr>
-          <w:b/>
-        </w:rPr>
-        <w:t>input</w:t>
-      </w:r>
-      <w:r>
-        <w:rPr>
-          <w:b w:val="0"/>
-        </w:rPr>
-        <w:t xml:space="preserve"> contract.</w:t>
+        <w:pStyle w:val="Heading2"/>
+      </w:pPr>
+      <w:r>
+        <w:t>W3 Distinguish alternatives</w:t>
       </w:r>
     </w:p>
     <w:p>
@@ -3776,7 +3674,19 @@
         <w:rPr>
           <w:b w:val="0"/>
         </w:rPr>
-        <w:t>Week 5 uses conditions in if elif and else branches, then tests exact boundaries.</w:t>
+        <w:t xml:space="preserve">Complete all four </w:t>
+      </w:r>
+      <w:r>
+        <w:rPr>
+          <w:b/>
+        </w:rPr>
+        <w:t>Boolean</w:t>
+      </w:r>
+      <w:r>
+        <w:rPr>
+          <w:b w:val="0"/>
+        </w:rPr>
+        <w:t xml:space="preserve"> combinations for pencil or crayon. Explain the both-available case and the effect of not pencil.</w:t>
       </w:r>
     </w:p>
     <w:p>
@@ -3787,15 +3697,466 @@
         <w:rPr>
           <w:b w:val="0"/>
         </w:rPr>
-        <w:t>Retain the project ledger and assess a changed case after support. Check the relevant prerequisite before carrying this component forward.</w:t>
+        <w:t>or gives False, True, True, True for FF, FT, TF, TT. Both available is accepted. not pencil is True when pencil is False and False when pencil is True.</w:t>
       </w:r>
     </w:p>
     <w:p>
       <w:pPr>
+        <w:pStyle w:val="Heading2"/>
+      </w:pPr>
+      <w:r>
+        <w:t>W5 Separate a check from a guarantee</w:t>
+      </w:r>
+    </w:p>
+    <w:p>
+      <w:pPr>
+        <w:spacing w:line="336" w:lineRule="auto" w:after="180"/>
+      </w:pPr>
+      <w:r>
+        <w:rPr>
+          <w:b w:val="0"/>
+        </w:rPr>
+        <w:t>Explain why a True suitability result does not prove that the supplied duration is accurate or that a child has permission to start the activity.</w:t>
+      </w:r>
+    </w:p>
+    <w:p>
+      <w:pPr>
+        <w:spacing w:line="336" w:lineRule="auto" w:after="180"/>
+      </w:pPr>
+      <w:r>
+        <w:rPr>
+          <w:b w:val="0"/>
+        </w:rPr>
+        <w:t xml:space="preserve">The expression checks supplied values against stated conditions. Inaccurate </w:t>
+      </w:r>
+      <w:r>
+        <w:rPr>
+          <w:b/>
+        </w:rPr>
+        <w:t>input</w:t>
+      </w:r>
+      <w:r>
+        <w:rPr>
+          <w:b w:val="0"/>
+        </w:rPr>
+        <w:t xml:space="preserve"> can still pass. Permission is a separate </w:t>
+      </w:r>
+      <w:r>
+        <w:rPr>
+          <w:b/>
+        </w:rPr>
+        <w:t>human decision</w:t>
+      </w:r>
+      <w:r>
+        <w:rPr>
+          <w:b w:val="0"/>
+        </w:rPr>
+        <w:t xml:space="preserve"> and must not be inferred from suitability.</w:t>
+      </w:r>
+    </w:p>
+    <w:p>
+      <w:pPr>
+        <w:pStyle w:val="Heading2"/>
+      </w:pPr>
+      <w:r>
+        <w:t>Earlier wording, alternatives and picture transcripts · reference / check after trying</w:t>
+      </w:r>
+    </w:p>
+    <w:p>
+      <w:pPr>
         <w:pStyle w:val="Heading3"/>
       </w:pPr>
       <w:r>
-        <w:t>Plan the delayed return</w:t>
+        <w:t>Guided and exit questions</w:t>
+      </w:r>
+    </w:p>
+    <w:p>
+      <w:pPr>
+        <w:spacing w:line="336" w:lineRule="auto" w:after="180"/>
+      </w:pPr>
+      <w:r>
+        <w:rPr>
+          <w:b/>
+        </w:rPr>
+        <w:t>Inclusive or</w:t>
+      </w:r>
+      <w:r>
+        <w:rPr>
+          <w:b w:val="0"/>
+        </w:rPr>
+        <w:t xml:space="preserve"> accepts both available; exactly one would reject both. Exit: (12, True) should pass and reveals &lt;= changed to &lt;. (8, False) should fail and reveals and changed to or.</w:t>
+      </w:r>
+    </w:p>
+    <w:p>
+      <w:pPr>
+        <w:spacing w:line="336" w:lineRule="auto" w:after="180"/>
+      </w:pPr>
+      <w:r>
+        <w:rPr>
+          <w:b w:val="0"/>
+        </w:rPr>
+        <w:t xml:space="preserve">Other </w:t>
+      </w:r>
+      <w:r>
+        <w:rPr>
+          <w:b/>
+        </w:rPr>
+        <w:t>input</w:t>
+      </w:r>
+      <w:r>
+        <w:rPr>
+          <w:b w:val="0"/>
+        </w:rPr>
+        <w:t>s are acceptable if they distinguish the versions.</w:t>
+      </w:r>
+    </w:p>
+    <w:p>
+      <w:pPr>
+        <w:pStyle w:val="Heading3"/>
+      </w:pPr>
+      <w:r>
+        <w:t>W1 Translate the requirement</w:t>
+      </w:r>
+    </w:p>
+    <w:p>
+      <w:pPr>
+        <w:pStyle w:val="Heading3"/>
+      </w:pPr>
+      <w:r>
+        <w:t>W2 Trace separate checks</w:t>
+      </w:r>
+    </w:p>
+    <w:p>
+      <w:pPr>
+        <w:pStyle w:val="Heading3"/>
+      </w:pPr>
+      <w:r>
+        <w:t>W3 Distinguish alternatives</w:t>
+      </w:r>
+    </w:p>
+    <w:p>
+      <w:pPr>
+        <w:pStyle w:val="Heading3"/>
+      </w:pPr>
+      <w:r>
+        <w:t>W4 Write a new rule independently</w:t>
+      </w:r>
+    </w:p>
+    <w:p>
+      <w:pPr>
+        <w:spacing w:line="336" w:lineRule="auto" w:after="180"/>
+      </w:pPr>
+      <w:r>
+        <w:rPr>
+          <w:b w:val="0"/>
+        </w:rPr>
+        <w:t>A fictional puzzle qualifies when its duration is at least 5 and at most 9 minutes and its available flag is True. Write the condition. Predict results for (5, True), (9, True), (10, True), and (7, False).</w:t>
+      </w:r>
+    </w:p>
+    <w:p>
+      <w:pPr>
+        <w:spacing w:line="336" w:lineRule="auto" w:after="180"/>
+      </w:pPr>
+      <w:r>
+        <w:rPr>
+          <w:b w:val="0"/>
+        </w:rPr>
+        <w:t>Choose a case that detects replacing and with or between the range check and available.</w:t>
+      </w:r>
+    </w:p>
+    <w:p>
+      <w:pPr>
+        <w:spacing w:line="336" w:lineRule="auto" w:after="180"/>
+      </w:pPr>
+      <w:r>
+        <w:rPr>
+          <w:b w:val="0"/>
+        </w:rPr>
+        <w:t>(minutes &gt;= 5) and (minutes &lt;= 9) and available. Results True, True, False, False. (7, False) distinguishes (range_check and available) from (range_check or available): correct False versus faulty True.</w:t>
+      </w:r>
+    </w:p>
+    <w:p>
+      <w:pPr>
+        <w:pStyle w:val="Heading3"/>
+      </w:pPr>
+      <w:r>
+        <w:t>W5 Separate a check from a guarantee</w:t>
+      </w:r>
+    </w:p>
+    <w:p>
+      <w:pPr>
+        <w:pStyle w:val="Heading3"/>
+      </w:pPr>
+      <w:r>
+        <w:t>Independent assessment and fresh retry</w:t>
+      </w:r>
+    </w:p>
+    <w:p>
+      <w:pPr>
+        <w:spacing w:line="336" w:lineRule="auto" w:after="180"/>
+      </w:pPr>
+      <w:r>
+        <w:rPr>
+          <w:b w:val="0"/>
+        </w:rPr>
+        <w:t>W4 requires both inclusive bounds, the available flag, all four outcomes and a distinguishing case with reasoning.</w:t>
+      </w:r>
+    </w:p>
+    <w:p>
+      <w:pPr>
+        <w:spacing w:line="336" w:lineRule="auto" w:after="180"/>
+      </w:pPr>
+      <w:r>
+        <w:rPr>
+          <w:b w:val="0"/>
+        </w:rPr>
+        <w:t>After support, retry a 2-to-4-minute inclusive rule with an open flag: (2, True) passes, (4, False) fails and (5, True) fails. Record initial independent work before the retry.</w:t>
+      </w:r>
+    </w:p>
+    <w:p>
+      <w:pPr>
+        <w:pStyle w:val="Heading3"/>
+      </w:pPr>
+      <w:r>
+        <w:t>Assess independent transfer</w:t>
+      </w:r>
+    </w:p>
+    <w:p>
+      <w:pPr>
+        <w:pStyle w:val="Heading3"/>
+      </w:pPr>
+      <w:r>
+        <w:t>Selected case answer</w:t>
+      </w:r>
+    </w:p>
+    <w:p>
+      <w:pPr>
+        <w:pStyle w:val="Heading3"/>
+      </w:pPr>
+      <w:r>
+        <w:t>Feedback that the learner uses</w:t>
+      </w:r>
+    </w:p>
+    <w:p>
+      <w:pPr>
+        <w:pStyle w:val="Heading1"/>
+      </w:pPr>
+      <w:r>
+        <w:t>06. Keep the portfolio, support and delayed check</w:t>
+      </w:r>
+    </w:p>
+    <w:p>
+      <w:r>
+        <w:t>Track code execution separately from a correct paper trace.</w:t>
+      </w:r>
+    </w:p>
+    <w:p>
+      <w:pPr>
+        <w:pStyle w:val="Heading2"/>
+      </w:pPr>
+      <w:r>
+        <w:t>Project evidence</w:t>
+      </w:r>
+    </w:p>
+    <w:p>
+      <w:pPr>
+        <w:spacing w:line="336" w:lineRule="auto" w:after="180"/>
+      </w:pPr>
+      <w:r>
+        <w:rPr>
+          <w:b w:val="0"/>
+        </w:rPr>
+        <w:t xml:space="preserve">Add a labelled </w:t>
+      </w:r>
+      <w:r>
+        <w:rPr>
+          <w:b/>
+        </w:rPr>
+        <w:t>boolean</w:t>
+      </w:r>
+      <w:r>
+        <w:rPr>
+          <w:b w:val="0"/>
+        </w:rPr>
+        <w:t xml:space="preserve"> conditions </w:t>
+      </w:r>
+      <w:r>
+        <w:rPr>
+          <w:b/>
+        </w:rPr>
+        <w:t>evidence</w:t>
+      </w:r>
+      <w:r>
+        <w:rPr>
+          <w:b w:val="0"/>
+        </w:rPr>
+        <w:t xml:space="preserve"> sheet to Python readiness portfolio. Show how you can translate stated requirements into </w:t>
+      </w:r>
+      <w:r>
+        <w:rPr>
+          <w:b/>
+        </w:rPr>
+        <w:t>comparison</w:t>
+      </w:r>
+      <w:r>
+        <w:rPr>
+          <w:b w:val="0"/>
+        </w:rPr>
+        <w:t>s.</w:t>
+      </w:r>
+    </w:p>
+    <w:p>
+      <w:pPr>
+        <w:spacing w:line="336" w:lineRule="auto" w:after="180"/>
+      </w:pPr>
+      <w:r>
+        <w:rPr>
+          <w:b w:val="0"/>
+        </w:rPr>
+        <w:t xml:space="preserve">Use the supplied fictional case and keep its </w:t>
+      </w:r>
+      <w:r>
+        <w:rPr>
+          <w:b/>
+        </w:rPr>
+        <w:t>input</w:t>
+      </w:r>
+      <w:r>
+        <w:rPr>
+          <w:b w:val="0"/>
+        </w:rPr>
+        <w:t xml:space="preserve">s, intermediate steps, calculation or </w:t>
+      </w:r>
+      <w:r>
+        <w:rPr>
+          <w:b/>
+        </w:rPr>
+        <w:t>prediction</w:t>
+      </w:r>
+      <w:r>
+        <w:rPr>
+          <w:b w:val="0"/>
+        </w:rPr>
+        <w:t>, and limitation. Connect this record to last week’s record; a matching answer without a trace is insufficient.</w:t>
+      </w:r>
+    </w:p>
+    <w:p>
+      <w:pPr>
+        <w:spacing w:line="336" w:lineRule="auto" w:after="180"/>
+      </w:pPr>
+      <w:r>
+        <w:rPr>
+          <w:b w:val="0"/>
+        </w:rPr>
+        <w:t xml:space="preserve">For Python readiness before the Responsible Plant Classifier, retain a trace of the values, the predicted </w:t>
+      </w:r>
+      <w:r>
+        <w:rPr>
+          <w:b/>
+        </w:rPr>
+        <w:t>output</w:t>
+      </w:r>
+      <w:r>
+        <w:rPr>
+          <w:b w:val="0"/>
+        </w:rPr>
+        <w:t xml:space="preserve">s and the changed-case explanation. Use actual Python 3 results to check the </w:t>
+      </w:r>
+      <w:r>
+        <w:rPr>
+          <w:b/>
+        </w:rPr>
+        <w:t>prediction</w:t>
+      </w:r>
+      <w:r>
+        <w:rPr>
+          <w:b w:val="0"/>
+        </w:rPr>
+        <w:t xml:space="preserve"> after reasoning first.</w:t>
+      </w:r>
+    </w:p>
+    <w:p>
+      <w:pPr>
+        <w:pStyle w:val="Heading2"/>
+      </w:pPr>
+      <w:r>
+        <w:t>Support and selected assessment guidance</w:t>
+      </w:r>
+    </w:p>
+    <w:p>
+      <w:pPr>
+        <w:spacing w:line="336" w:lineRule="auto" w:after="180"/>
+      </w:pPr>
+      <w:r>
+        <w:rPr>
+          <w:b w:val="0"/>
+        </w:rPr>
+        <w:t xml:space="preserve">Use separate cards for each </w:t>
+      </w:r>
+      <w:r>
+        <w:rPr>
+          <w:b/>
+        </w:rPr>
+        <w:t>comparison</w:t>
+      </w:r>
+      <w:r>
+        <w:rPr>
+          <w:b w:val="0"/>
+        </w:rPr>
+        <w:t>, then combine them. Read at most and at least aloud with number lines.</w:t>
+      </w:r>
+    </w:p>
+    <w:p>
+      <w:pPr>
+        <w:spacing w:line="336" w:lineRule="auto" w:after="180"/>
+      </w:pPr>
+      <w:r>
+        <w:rPr>
+          <w:b w:val="0"/>
+        </w:rPr>
+        <w:t xml:space="preserve">Extension: explain why not ((minutes &gt;= 5) and (minutes &lt;= 9)) identifies out-of-range numeric values under the stated </w:t>
+      </w:r>
+      <w:r>
+        <w:rPr>
+          <w:b/>
+        </w:rPr>
+        <w:t>input</w:t>
+      </w:r>
+      <w:r>
+        <w:rPr>
+          <w:b w:val="0"/>
+        </w:rPr>
+        <w:t xml:space="preserve"> contract.</w:t>
+      </w:r>
+    </w:p>
+    <w:p>
+      <w:pPr>
+        <w:spacing w:line="336" w:lineRule="auto" w:after="180"/>
+      </w:pPr>
+      <w:r>
+        <w:rPr>
+          <w:b w:val="0"/>
+        </w:rPr>
+        <w:t>Selected independent answer: Original results: True, False, True, True. Full eligibility is False because availability is False. With history: False, False, True, True. The final OR remains True because90&lt;=100; it does not establish that the science requirement passed. NOT available is True in both traces. Keep earlier W4 transfer as additional practice; do not substitute its numbers or key for this selected task.</w:t>
+      </w:r>
+    </w:p>
+    <w:p>
+      <w:pPr>
+        <w:spacing w:line="336" w:lineRule="auto" w:after="180"/>
+      </w:pPr>
+      <w:r>
+        <w:rPr>
+          <w:b w:val="0"/>
+        </w:rPr>
+        <w:t>Record prior exposure and use a fresh parallel case after support.</w:t>
+      </w:r>
+    </w:p>
+    <w:p>
+      <w:pPr>
+        <w:pStyle w:val="Heading2"/>
+      </w:pPr>
+      <w:r>
+        <w:t>Delayed return</w:t>
       </w:r>
     </w:p>
     <w:p>
@@ -4023,10 +4384,10 @@
     </w:p>
     <w:p>
       <w:pPr>
-        <w:pStyle w:val="Heading3"/>
-      </w:pPr>
-      <w:r>
-        <w:t>Project evidence from this case</w:t>
+        <w:pStyle w:val="Heading2"/>
+      </w:pPr>
+      <w:r>
+        <w:t>Bridge to the next topic</w:t>
       </w:r>
     </w:p>
     <w:p>
@@ -4037,44 +4398,26 @@
         <w:rPr>
           <w:b w:val="0"/>
         </w:rPr>
-        <w:t xml:space="preserve">For Python readiness before the Responsible Plant Classifier, retain a trace of the values, the predicted </w:t>
-      </w:r>
-      <w:r>
-        <w:rPr>
-          <w:b/>
-        </w:rPr>
-        <w:t>output</w:t>
-      </w:r>
-      <w:r>
-        <w:rPr>
-          <w:b w:val="0"/>
-        </w:rPr>
-        <w:t xml:space="preserve">s and the changed-case explanation. Use actual Python 3 results to check the </w:t>
-      </w:r>
-      <w:r>
-        <w:rPr>
-          <w:b/>
-        </w:rPr>
-        <w:t>prediction</w:t>
-      </w:r>
-      <w:r>
-        <w:rPr>
-          <w:b w:val="0"/>
-        </w:rPr>
-        <w:t xml:space="preserve"> after reasoning first.</w:t>
+        <w:t>Week 5 uses conditions in if elif and else branches, then tests exact boundaries.</w:t>
       </w:r>
     </w:p>
     <w:p>
       <w:pPr>
-        <w:pStyle w:val="Heading1"/>
-      </w:pPr>
-      <w:r>
-        <w:t>07. Prepare, teach and assess</w:t>
+        <w:spacing w:line="336" w:lineRule="auto" w:after="180"/>
+      </w:pPr>
+      <w:r>
+        <w:rPr>
+          <w:b w:val="0"/>
+        </w:rPr>
+        <w:t>Retain the project ledger and assess a changed case after support. Check the relevant prerequisite before carrying this component forward.</w:t>
       </w:r>
     </w:p>
     <w:p>
-      <w:r>
-        <w:t>Use this preparation summary alongside the detailed Boolean conditions lesson; it is a checklist rather than a replacement for the full sequence.</w:t>
+      <w:pPr>
+        <w:pStyle w:val="Heading2"/>
+      </w:pPr>
+      <w:r>
+        <w:t>Earlier wording, alternatives and picture transcripts · reference / check after trying</w:t>
       </w:r>
     </w:p>
     <w:p>
@@ -4082,13 +4425,49 @@
         <w:pStyle w:val="Heading3"/>
       </w:pPr>
       <w:r>
-        <w:t>Teaching target</w:t>
+        <w:t>Plan the delayed return</w:t>
       </w:r>
     </w:p>
     <w:p>
       <w:pPr>
+        <w:pStyle w:val="Heading3"/>
+      </w:pPr>
+      <w:r>
+        <w:t>Project evidence from this case</w:t>
+      </w:r>
+    </w:p>
+    <w:p>
+      <w:pPr>
+        <w:pStyle w:val="Heading1"/>
+      </w:pPr>
+      <w:r>
+        <w:t>Reference bank and extra practice</w:t>
+      </w:r>
+    </w:p>
+    <w:p>
+      <w:pPr>
+        <w:pStyle w:val="Heading1"/>
+      </w:pPr>
+      <w:r>
+        <w:t>07. Reference · Alternative planning checklist</w:t>
+      </w:r>
+    </w:p>
+    <w:p>
+      <w:r>
+        <w:t>Use alongside the main route without repeating the teaching cycle.</w:t>
+      </w:r>
+    </w:p>
+    <w:p>
+      <w:pPr>
+        <w:pStyle w:val="Heading2"/>
+      </w:pPr>
+      <w:r>
+        <w:t>Planning and assessment reference</w:t>
+      </w:r>
+    </w:p>
+    <w:p>
+      <w:pPr>
         <w:spacing w:line="336" w:lineRule="auto" w:after="180"/>
-        <w:shd w:fill="EDF7F3"/>
       </w:pPr>
       <w:r>
         <w:rPr>
@@ -4300,22 +4679,36 @@
     </w:p>
     <w:p>
       <w:pPr>
-        <w:pStyle w:val="Heading3"/>
-      </w:pPr>
-      <w:r>
-        <w:t>Supported practice answer</w:t>
+        <w:spacing w:line="336" w:lineRule="auto" w:after="180"/>
+      </w:pPr>
+      <w:r>
+        <w:rPr>
+          <w:b w:val="0"/>
+        </w:rPr>
+        <w:t>Reasoned practice answer: Time results are True, True, False. Combined results are True, False, False; the second case fails quiet and the third fails time.</w:t>
       </w:r>
     </w:p>
     <w:p>
       <w:pPr>
         <w:spacing w:line="336" w:lineRule="auto" w:after="180"/>
-        <w:shd w:fill="F1F6FC"/>
       </w:pPr>
       <w:r>
         <w:rPr>
           <w:b w:val="0"/>
         </w:rPr>
-        <w:t>Reasoned practice answer: Time results are True, True, False. Combined results are True, False, False; the second case fails quiet and the third fails time.</w:t>
+        <w:t xml:space="preserve">Check every learner before discussion: Use the worked case for </w:t>
+      </w:r>
+      <w:r>
+        <w:rPr>
+          <w:b/>
+        </w:rPr>
+        <w:t>Boolean</w:t>
+      </w:r>
+      <w:r>
+        <w:rPr>
+          <w:b w:val="0"/>
+        </w:rPr>
+        <w:t xml:space="preserve"> conditions. Proposed explanation: “At most excludes the boundary”. Decide whether this explanation is supported.</w:t>
       </w:r>
     </w:p>
     <w:p>
@@ -4326,19 +4719,7 @@
         <w:rPr>
           <w:b w:val="0"/>
         </w:rPr>
-        <w:t xml:space="preserve">Check every learner before discussion: Use the worked case for </w:t>
-      </w:r>
-      <w:r>
-        <w:rPr>
-          <w:b/>
-        </w:rPr>
-        <w:t>Boolean</w:t>
-      </w:r>
-      <w:r>
-        <w:rPr>
-          <w:b w:val="0"/>
-        </w:rPr>
-        <w:t xml:space="preserve"> conditions. Proposed explanation: “At most excludes the boundary”. Decide whether this explanation is supported.</w:t>
+        <w:t>Point to the step or supplied fact that decides; explain your repair if needed.</w:t>
       </w:r>
     </w:p>
     <w:p>
@@ -4349,105 +4730,58 @@
         <w:rPr>
           <w:b w:val="0"/>
         </w:rPr>
-        <w:t>Point to the step or supplied fact that decides; explain your repair if needed.</w:t>
+        <w:t>Misconception repair: At most 12 includes 12; compare &lt; and &lt;= at exactly 12.</w:t>
       </w:r>
     </w:p>
     <w:p>
       <w:pPr>
-        <w:pStyle w:val="Heading3"/>
-      </w:pPr>
-      <w:r>
-        <w:t>Repair the misconception</w:t>
+        <w:spacing w:line="336" w:lineRule="auto" w:after="180"/>
+      </w:pPr>
+      <w:r>
+        <w:rPr>
+          <w:b w:val="0"/>
+        </w:rPr>
+        <w:t xml:space="preserve">Support: read the exact case aloud, enlarge the labelled picture, supply </w:t>
+      </w:r>
+      <w:r>
+        <w:rPr>
+          <w:b/>
+        </w:rPr>
+        <w:t>input</w:t>
+      </w:r>
+      <w:r>
+        <w:rPr>
+          <w:b w:val="0"/>
+        </w:rPr>
+        <w:t xml:space="preserve"> cards and model only the first deciding step. Accept a spoken explanation or drawing; retain the reasoning goal.</w:t>
       </w:r>
     </w:p>
     <w:p>
       <w:pPr>
         <w:spacing w:line="336" w:lineRule="auto" w:after="180"/>
-        <w:shd w:fill="FFF5E6"/>
       </w:pPr>
       <w:r>
         <w:rPr>
           <w:b w:val="0"/>
         </w:rPr>
-        <w:t>Misconception repair: At most 12 includes 12; compare &lt; and &lt;= at exactly 12.</w:t>
+        <w:t xml:space="preserve">Extension: Change age to 16. Require a </w:t>
+      </w:r>
+      <w:r>
+        <w:rPr>
+          <w:b/>
+        </w:rPr>
+        <w:t>prediction</w:t>
+      </w:r>
+      <w:r>
+        <w:rPr>
+          <w:b w:val="0"/>
+        </w:rPr>
+        <w:t xml:space="preserve"> and a reason before comparing. Expected result: The result becomes False. Reason: The lower condition remains True, but the upper condition fails.</w:t>
       </w:r>
     </w:p>
     <w:p>
       <w:pPr>
-        <w:pStyle w:val="Heading3"/>
-      </w:pPr>
-      <w:r>
-        <w:t>Support without giving away the answer</w:t>
-      </w:r>
-    </w:p>
-    <w:p>
-      <w:pPr>
         <w:spacing w:line="336" w:lineRule="auto" w:after="180"/>
-        <w:shd w:fill="F1F6F8"/>
-      </w:pPr>
-      <w:r>
-        <w:rPr>
-          <w:b w:val="0"/>
-        </w:rPr>
-        <w:t xml:space="preserve">Support: read the exact case aloud, enlarge the labelled picture, supply </w:t>
-      </w:r>
-      <w:r>
-        <w:rPr>
-          <w:b/>
-        </w:rPr>
-        <w:t>input</w:t>
-      </w:r>
-      <w:r>
-        <w:rPr>
-          <w:b w:val="0"/>
-        </w:rPr>
-        <w:t xml:space="preserve"> cards and model only the first deciding step. Accept a spoken explanation or drawing; retain the reasoning goal.</w:t>
-      </w:r>
-    </w:p>
-    <w:p>
-      <w:pPr>
-        <w:pStyle w:val="Heading3"/>
-      </w:pPr>
-      <w:r>
-        <w:t>Extend the reasoning</w:t>
-      </w:r>
-    </w:p>
-    <w:p>
-      <w:pPr>
-        <w:spacing w:line="336" w:lineRule="auto" w:after="180"/>
-        <w:shd w:fill="F5F1FB"/>
-      </w:pPr>
-      <w:r>
-        <w:rPr>
-          <w:b w:val="0"/>
-        </w:rPr>
-        <w:t xml:space="preserve">Extension: Change age to 16. Require a </w:t>
-      </w:r>
-      <w:r>
-        <w:rPr>
-          <w:b/>
-        </w:rPr>
-        <w:t>prediction</w:t>
-      </w:r>
-      <w:r>
-        <w:rPr>
-          <w:b w:val="0"/>
-        </w:rPr>
-        <w:t xml:space="preserve"> and a reason before comparing. Expected result: The result becomes False. Reason: The lower condition remains True, but the upper condition fails.</w:t>
-      </w:r>
-    </w:p>
-    <w:p>
-      <w:pPr>
-        <w:pStyle w:val="Heading3"/>
-      </w:pPr>
-      <w:r>
-        <w:t>Protect the independent attempt</w:t>
-      </w:r>
-    </w:p>
-    <w:p>
-      <w:pPr>
-        <w:spacing w:line="336" w:lineRule="auto" w:after="180"/>
-        <w:shd w:fill="FFF5E6"/>
       </w:pPr>
       <w:r>
         <w:rPr>
@@ -4642,94 +4976,93 @@
     </w:tbl>
     <w:p>
       <w:pPr>
-        <w:pStyle w:val="Heading3"/>
-      </w:pPr>
-      <w:r>
-        <w:t>Project checkpoint</w:t>
+        <w:spacing w:line="336" w:lineRule="auto" w:after="180"/>
+      </w:pPr>
+      <w:r>
+        <w:rPr>
+          <w:b w:val="0"/>
+        </w:rPr>
+        <w:t xml:space="preserve">Project checkpoint: Python readiness portfolio. Keep runnable code, </w:t>
+      </w:r>
+      <w:r>
+        <w:rPr>
+          <w:b/>
+        </w:rPr>
+        <w:t>prediction</w:t>
+      </w:r>
+      <w:r>
+        <w:rPr>
+          <w:b w:val="0"/>
+        </w:rPr>
+        <w:t xml:space="preserve">s, actual </w:t>
+      </w:r>
+      <w:r>
+        <w:rPr>
+          <w:b/>
+        </w:rPr>
+        <w:t>output</w:t>
+      </w:r>
+      <w:r>
+        <w:rPr>
+          <w:b w:val="0"/>
+        </w:rPr>
+        <w:t xml:space="preserve">s, one repaired error and an explanation of a function on changed </w:t>
+      </w:r>
+      <w:r>
+        <w:rPr>
+          <w:b/>
+        </w:rPr>
+        <w:t>input</w:t>
+      </w:r>
+      <w:r>
+        <w:rPr>
+          <w:b w:val="0"/>
+        </w:rPr>
+        <w:t>s.</w:t>
       </w:r>
     </w:p>
     <w:p>
       <w:pPr>
         <w:spacing w:line="336" w:lineRule="auto" w:after="180"/>
-        <w:shd w:fill="EDF7F3"/>
       </w:pPr>
       <w:r>
         <w:rPr>
           <w:b w:val="0"/>
         </w:rPr>
-        <w:t xml:space="preserve">Project checkpoint: Python readiness portfolio. Keep runnable code, </w:t>
+        <w:t xml:space="preserve">Use the weekly teacher answer for topic-specific reasoning. A saved progress tick is an activity record; judge mastery from the learner’s explanation and </w:t>
       </w:r>
       <w:r>
         <w:rPr>
           <w:b/>
         </w:rPr>
-        <w:t>prediction</w:t>
+        <w:t>evidence</w:t>
       </w:r>
       <w:r>
         <w:rPr>
           <w:b w:val="0"/>
         </w:rPr>
-        <w:t xml:space="preserve">s, actual </w:t>
-      </w:r>
-      <w:r>
-        <w:rPr>
-          <w:b/>
-        </w:rPr>
-        <w:t>output</w:t>
-      </w:r>
-      <w:r>
-        <w:rPr>
-          <w:b w:val="0"/>
-        </w:rPr>
-        <w:t xml:space="preserve">s, one repaired error and an explanation of a function on changed </w:t>
-      </w:r>
-      <w:r>
-        <w:rPr>
-          <w:b/>
-        </w:rPr>
-        <w:t>input</w:t>
-      </w:r>
-      <w:r>
-        <w:rPr>
-          <w:b w:val="0"/>
-        </w:rPr>
-        <w:t>s.</w:t>
+        <w:t>.</w:t>
       </w:r>
     </w:p>
     <w:p>
       <w:pPr>
-        <w:spacing w:line="336" w:lineRule="auto" w:after="180"/>
-      </w:pPr>
-      <w:r>
-        <w:rPr>
-          <w:b w:val="0"/>
-        </w:rPr>
-        <w:t xml:space="preserve">Use the weekly teacher answer for topic-specific reasoning. A saved progress tick is an activity record; judge mastery from the learner’s explanation and </w:t>
-      </w:r>
-      <w:r>
-        <w:rPr>
-          <w:b/>
-        </w:rPr>
-        <w:t>evidence</w:t>
-      </w:r>
-      <w:r>
-        <w:rPr>
-          <w:b w:val="0"/>
-        </w:rPr>
-        <w:t>.</w:t>
+        <w:pStyle w:val="Heading1"/>
+      </w:pPr>
+      <w:r>
+        <w:t>08. Reference · Feedback and evidence records</w:t>
       </w:r>
     </w:p>
     <w:p>
-      <w:pPr>
-        <w:pStyle w:val="Heading1"/>
-      </w:pPr>
-      <w:r>
-        <w:t>08. Use feedback, labs and repair paths</w:t>
+      <w:r>
+        <w:t>Keep individual first attempts separate from supported rehearsal.</w:t>
       </w:r>
     </w:p>
     <w:p>
-      <w:r>
-        <w:t>Use feedback, earlier review and portfolios purposefully. Apply the coding routine only when this lesson has an executable lab.</w:t>
+      <w:pPr>
+        <w:pStyle w:val="Heading2"/>
+      </w:pPr>
+      <w:r>
+        <w:t>Feedback and repair</w:t>
       </w:r>
     </w:p>
     <w:p>
@@ -4828,40 +5161,17 @@
         <w:pStyle w:val="Heading1"/>
       </w:pPr>
       <w:r>
-        <w:t>09. Visual concept journey</w:t>
+        <w:t>09. Reference · Teach with the six pictures</w:t>
       </w:r>
     </w:p>
     <w:p>
       <w:r>
-        <w:t>Show one Boolean conditions graphic at a time, request a prediction and discuss its trace before the independent assessment.</w:t>
+        <w:t>Use the relevant picture for a specific reasoning move.</w:t>
       </w:r>
     </w:p>
     <w:p>
       <w:pPr>
-        <w:spacing w:line="336" w:lineRule="auto" w:after="180"/>
-      </w:pPr>
-      <w:r>
-        <w:rPr>
-          <w:b w:val="0"/>
-        </w:rPr>
-        <w:t xml:space="preserve">Use one picture at a time. Hide a worked result before asking for a </w:t>
-      </w:r>
-      <w:r>
-        <w:rPr>
-          <w:b/>
-        </w:rPr>
-        <w:t>prediction</w:t>
-      </w:r>
-      <w:r>
-        <w:rPr>
-          <w:b w:val="0"/>
-        </w:rPr>
-        <w:t>, then reveal it for feedback. These are supported teaching cases; retain the separate independent assessment for a fresh first attempt.</w:t>
-      </w:r>
-    </w:p>
-    <w:p>
-      <w:pPr>
-        <w:pStyle w:val="Heading3"/>
+        <w:pStyle w:val="Heading2"/>
       </w:pPr>
       <w:r>
         <w:t>01. Boolean conditions: the case</w:t>
@@ -4872,7 +5182,7 @@
         <w:drawing>
           <wp:inline xmlns:a="http://schemas.openxmlformats.org/drawingml/2006/main" xmlns:pic="http://schemas.openxmlformats.org/drawingml/2006/picture">
             <wp:extent cx="5486400" cy="2834640"/>
-            <wp:docPr id="2" name="Picture 2" descr="Two conditions for entry. A toy club accepts integer ages from 12 through 15 inclusive. Supplied facts: Python 3: age=15; allowed=(age&gt;=12) and (age&lt;=15); print(allowed). No type validation is implemented here."/>
+            <wp:docPr id="3" name="Picture 3" descr="Two conditions for entry. A toy club accepts integer ages from 12 through 15 inclusive. Supplied facts: Python 3: age=15; allowed=(age&gt;=12) and (age&lt;=15); print(allowed). No type validation is implemented here."/>
             <wp:cNvGraphicFramePr>
               <a:graphicFrameLocks noChangeAspect="1"/>
             </wp:cNvGraphicFramePr>
@@ -4884,7 +5194,7 @@
                     <pic:cNvPicPr/>
                   </pic:nvPicPr>
                   <pic:blipFill>
-                    <a:blip r:embed="rId10"/>
+                    <a:blip r:embed="rId11"/>
                     <a:stretch>
                       <a:fillRect/>
                     </a:stretch>
@@ -4917,7 +5227,6 @@
     <w:p>
       <w:pPr>
         <w:spacing w:line="336" w:lineRule="auto" w:after="180"/>
-        <w:shd w:fill="F5F1FB"/>
       </w:pPr>
       <w:r>
         <w:rPr>
@@ -4928,27 +5237,18 @@
     </w:p>
     <w:p>
       <w:pPr>
-        <w:pStyle w:val="Heading3"/>
-      </w:pPr>
-      <w:r>
-        <w:t>Discuss while showing the picture</w:t>
+        <w:spacing w:line="336" w:lineRule="auto" w:after="180"/>
+      </w:pPr>
+      <w:r>
+        <w:rPr>
+          <w:b w:val="0"/>
+        </w:rPr>
+        <w:t>Teacher prompt: Point to the given fact that matters most. Explain why it matters. Ask learners to describe one label or arrow in ordinary words. Use the adjacent transcript if the image is difficult to see.</w:t>
       </w:r>
     </w:p>
     <w:p>
       <w:pPr>
-        <w:spacing w:line="336" w:lineRule="auto" w:after="180"/>
-        <w:shd w:fill="F1F6F8"/>
-      </w:pPr>
-      <w:r>
-        <w:rPr>
-          <w:b w:val="0"/>
-        </w:rPr>
-        <w:t>Teacher prompt: Point to the given fact that matters most. Explain why it matters. Ask learners to describe one label or arrow in ordinary words. Use the adjacent transcript if the image is difficult to see.</w:t>
-      </w:r>
-    </w:p>
-    <w:p>
-      <w:pPr>
-        <w:pStyle w:val="Heading3"/>
+        <w:pStyle w:val="Heading2"/>
       </w:pPr>
       <w:r>
         <w:t>02. Follow the deciding steps</w:t>
@@ -4959,7 +5259,7 @@
         <w:drawing>
           <wp:inline xmlns:a="http://schemas.openxmlformats.org/drawingml/2006/main" xmlns:pic="http://schemas.openxmlformats.org/drawingml/2006/picture">
             <wp:extent cx="5486400" cy="3182112"/>
-            <wp:docPr id="3" name="Picture 3" descr="Check lower boundary: 15&gt;=12 is True. → Check upper boundary: 15&lt;=15 is also True. → Combine with and: Both comparisons are True, so allowed is True."/>
+            <wp:docPr id="4" name="Picture 4" descr="Check lower boundary: 15&gt;=12 is True. → Check upper boundary: 15&lt;=15 is also True. → Combine with and: Both comparisons are True, so allowed is True."/>
             <wp:cNvGraphicFramePr>
               <a:graphicFrameLocks noChangeAspect="1"/>
             </wp:cNvGraphicFramePr>
@@ -4971,7 +5271,7 @@
                     <pic:cNvPicPr/>
                   </pic:nvPicPr>
                   <pic:blipFill>
-                    <a:blip r:embed="rId11"/>
+                    <a:blip r:embed="rId9"/>
                     <a:stretch>
                       <a:fillRect/>
                     </a:stretch>
@@ -5016,7 +5316,6 @@
     <w:p>
       <w:pPr>
         <w:spacing w:line="336" w:lineRule="auto" w:after="180"/>
-        <w:shd w:fill="F5F1FB"/>
       </w:pPr>
       <w:r>
         <w:rPr>
@@ -5039,39 +5338,30 @@
     </w:p>
     <w:p>
       <w:pPr>
-        <w:pStyle w:val="Heading3"/>
-      </w:pPr>
-      <w:r>
-        <w:t>Discuss while showing the picture</w:t>
+        <w:spacing w:line="336" w:lineRule="auto" w:after="180"/>
+      </w:pPr>
+      <w:r>
+        <w:rPr>
+          <w:b w:val="0"/>
+        </w:rPr>
+        <w:t xml:space="preserve">Teacher prompt: Point to each numbered stage and explain which recorded </w:t>
+      </w:r>
+      <w:r>
+        <w:rPr>
+          <w:b/>
+        </w:rPr>
+        <w:t>input</w:t>
+      </w:r>
+      <w:r>
+        <w:rPr>
+          <w:b w:val="0"/>
+        </w:rPr>
+        <w:t xml:space="preserve"> it uses. Ask learners to describe one label or arrow in ordinary words. Use the adjacent transcript if the image is difficult to see.</w:t>
       </w:r>
     </w:p>
     <w:p>
       <w:pPr>
-        <w:spacing w:line="336" w:lineRule="auto" w:after="180"/>
-        <w:shd w:fill="F1F6F8"/>
-      </w:pPr>
-      <w:r>
-        <w:rPr>
-          <w:b w:val="0"/>
-        </w:rPr>
-        <w:t xml:space="preserve">Teacher prompt: Point to each numbered stage and explain which recorded </w:t>
-      </w:r>
-      <w:r>
-        <w:rPr>
-          <w:b/>
-        </w:rPr>
-        <w:t>input</w:t>
-      </w:r>
-      <w:r>
-        <w:rPr>
-          <w:b w:val="0"/>
-        </w:rPr>
-        <w:t xml:space="preserve"> it uses. Ask learners to describe one label or arrow in ordinary words. Use the adjacent transcript if the image is difficult to see.</w:t>
-      </w:r>
-    </w:p>
-    <w:p>
-      <w:pPr>
-        <w:pStyle w:val="Heading3"/>
+        <w:pStyle w:val="Heading2"/>
       </w:pPr>
       <w:r>
         <w:t>03. Two requirements must both hold</w:t>
@@ -5082,7 +5372,7 @@
         <w:drawing>
           <wp:inline xmlns:a="http://schemas.openxmlformats.org/drawingml/2006/main" xmlns:pic="http://schemas.openxmlformats.org/drawingml/2006/picture">
             <wp:extent cx="5486400" cy="2834640"/>
-            <wp:docPr id="4" name="Picture 4" descr="Two requirements must both hold. 12 min, quiet False | 12 &lt;= 12 is True | True and False is False. 12 min, quiet True | 12 &lt;= 12 is True | True and True is True. 15 min, quiet True | 15 &lt;= 12 is False | False and True is False"/>
+            <wp:docPr id="5" name="Picture 5" descr="Two requirements must both hold. 12 min, quiet False | 12 &lt;= 12 is True | True and False is False. 12 min, quiet True | 12 &lt;= 12 is True | True and True is True. 15 min, quiet True | 15 &lt;= 12 is False | False and True is False"/>
             <wp:cNvGraphicFramePr>
               <a:graphicFrameLocks noChangeAspect="1"/>
             </wp:cNvGraphicFramePr>
@@ -5127,7 +5417,6 @@
     <w:p>
       <w:pPr>
         <w:spacing w:line="336" w:lineRule="auto" w:after="180"/>
-        <w:shd w:fill="F5F1FB"/>
       </w:pPr>
       <w:r>
         <w:rPr>
@@ -5138,27 +5427,18 @@
     </w:p>
     <w:p>
       <w:pPr>
-        <w:pStyle w:val="Heading3"/>
-      </w:pPr>
-      <w:r>
-        <w:t>Discuss while showing the picture</w:t>
+        <w:spacing w:line="336" w:lineRule="auto" w:after="180"/>
+      </w:pPr>
+      <w:r>
+        <w:rPr>
+          <w:b w:val="0"/>
+        </w:rPr>
+        <w:t>Teacher prompt: Read the labels and values. Explain the relationship the model shows. Ask learners to describe one label or arrow in ordinary words. Use the adjacent transcript if the image is difficult to see.</w:t>
       </w:r>
     </w:p>
     <w:p>
       <w:pPr>
-        <w:spacing w:line="336" w:lineRule="auto" w:after="180"/>
-        <w:shd w:fill="F1F6F8"/>
-      </w:pPr>
-      <w:r>
-        <w:rPr>
-          <w:b w:val="0"/>
-        </w:rPr>
-        <w:t>Teacher prompt: Read the labels and values. Explain the relationship the model shows. Ask learners to describe one label or arrow in ordinary words. Use the adjacent transcript if the image is difficult to see.</w:t>
-      </w:r>
-    </w:p>
-    <w:p>
-      <w:pPr>
-        <w:pStyle w:val="Heading3"/>
+        <w:pStyle w:val="Heading2"/>
       </w:pPr>
       <w:r>
         <w:t>04. Change one thing. Trace what follows.</w:t>
@@ -5169,7 +5449,7 @@
         <w:drawing>
           <wp:inline xmlns:a="http://schemas.openxmlformats.org/drawingml/2006/main" xmlns:pic="http://schemas.openxmlformats.org/drawingml/2006/picture">
             <wp:extent cx="5486400" cy="3026664"/>
-            <wp:docPr id="5" name="Picture 5" descr="Original case: Both comparisons are True, so allowed is True. Changed condition: Change age to 16. Expected result: The result becomes False. Reason: The lower condition remains True, but the upper condition fails."/>
+            <wp:docPr id="6" name="Picture 6" descr="Original case: Both comparisons are True, so allowed is True. Changed condition: Change age to 16. Expected result: The result becomes False. Reason: The lower condition remains True, but the upper condition fails."/>
             <wp:cNvGraphicFramePr>
               <a:graphicFrameLocks noChangeAspect="1"/>
             </wp:cNvGraphicFramePr>
@@ -5226,7 +5506,6 @@
     <w:p>
       <w:pPr>
         <w:spacing w:line="336" w:lineRule="auto" w:after="180"/>
-        <w:shd w:fill="F5F1FB"/>
       </w:pPr>
       <w:r>
         <w:rPr>
@@ -5237,39 +5516,29 @@
     </w:p>
     <w:p>
       <w:pPr>
-        <w:pStyle w:val="Heading3"/>
-      </w:pPr>
-      <w:r>
-        <w:t>Discuss while showing the picture</w:t>
+        <w:spacing w:line="336" w:lineRule="auto" w:after="180"/>
+      </w:pPr>
+      <w:r>
+        <w:rPr>
+          <w:b w:val="0"/>
+        </w:rPr>
+        <w:t>Teacher prompt: Predict before checking the worked changed-case result. Name what changed and what the supplied facts allow you to conclude. Ask learners to describe one label or arrow in ordinary words.</w:t>
       </w:r>
     </w:p>
     <w:p>
       <w:pPr>
         <w:spacing w:line="336" w:lineRule="auto" w:after="180"/>
-        <w:shd w:fill="F1F6F8"/>
       </w:pPr>
       <w:r>
         <w:rPr>
           <w:b w:val="0"/>
         </w:rPr>
-        <w:t>Teacher prompt: Predict before checking the worked changed-case result. Name what changed and what the supplied facts allow you to conclude. Ask learners to describe one label or arrow in ordinary words.</w:t>
+        <w:t>Use the adjacent transcript if the image is difficult to see. Changed-case reasoning: The lower condition remains True, but the upper condition fails.</w:t>
       </w:r>
     </w:p>
     <w:p>
       <w:pPr>
-        <w:spacing w:line="336" w:lineRule="auto" w:after="180"/>
-        <w:shd w:fill="F1F6F8"/>
-      </w:pPr>
-      <w:r>
-        <w:rPr>
-          <w:b w:val="0"/>
-        </w:rPr>
-        <w:t>Use the adjacent transcript if the image is difficult to see. Changed-case reasoning: The lower condition remains True, but the upper condition fails.</w:t>
-      </w:r>
-    </w:p>
-    <w:p>
-      <w:pPr>
-        <w:pStyle w:val="Heading3"/>
+        <w:pStyle w:val="Heading2"/>
       </w:pPr>
       <w:r>
         <w:t>05. Connect the explanation to its limit</w:t>
@@ -5280,7 +5549,7 @@
         <w:drawing>
           <wp:inline xmlns:a="http://schemas.openxmlformats.org/drawingml/2006/main" xmlns:pic="http://schemas.openxmlformats.org/drawingml/2006/picture">
             <wp:extent cx="5486400" cy="2834640"/>
-            <wp:docPr id="6" name="Picture 6" descr="A Boolean condition represents a yes-or-no result. And requires both conditions; checking only one boundary would accept values outside the intended interval. Limit: This condition checks a declared numeric interval, not identity or authorisation; unexpected input types need separate handling."/>
+            <wp:docPr id="7" name="Picture 7" descr="A Boolean condition represents a yes-or-no result. And requires both conditions; checking only one boundary would accept values outside the intended interval. Limit: This condition checks a declared numeric interval, not identity or authorisation; unexpected input types need separate handling."/>
             <wp:cNvGraphicFramePr>
               <a:graphicFrameLocks noChangeAspect="1"/>
             </wp:cNvGraphicFramePr>
@@ -5360,7 +5629,6 @@
     <w:p>
       <w:pPr>
         <w:spacing w:line="336" w:lineRule="auto" w:after="180"/>
-        <w:shd w:fill="F5F1FB"/>
       </w:pPr>
       <w:r>
         <w:rPr>
@@ -5371,51 +5639,41 @@
     </w:p>
     <w:p>
       <w:pPr>
-        <w:pStyle w:val="Heading3"/>
-      </w:pPr>
-      <w:r>
-        <w:t>Discuss while showing the picture</w:t>
+        <w:spacing w:line="336" w:lineRule="auto" w:after="180"/>
+      </w:pPr>
+      <w:r>
+        <w:rPr>
+          <w:b w:val="0"/>
+        </w:rPr>
+        <w:t>Teacher prompt: Explain the case, then point to a limit on the claim. Ask learners to describe one label or arrow in ordinary words. Use the adjacent transcript if the image is difficult to see.</w:t>
       </w:r>
     </w:p>
     <w:p>
       <w:pPr>
         <w:spacing w:line="336" w:lineRule="auto" w:after="180"/>
-        <w:shd w:fill="F1F6F8"/>
       </w:pPr>
       <w:r>
         <w:rPr>
           <w:b w:val="0"/>
         </w:rPr>
-        <w:t>Teacher prompt: Explain the case, then point to a limit on the claim. Ask learners to describe one label or arrow in ordinary words. Use the adjacent transcript if the image is difficult to see.</w:t>
+        <w:t xml:space="preserve">Keep the stated scope: This condition checks a declared numeric interval, not identity or authorisation; unexpected </w:t>
+      </w:r>
+      <w:r>
+        <w:rPr>
+          <w:b/>
+        </w:rPr>
+        <w:t>input</w:t>
+      </w:r>
+      <w:r>
+        <w:rPr>
+          <w:b w:val="0"/>
+        </w:rPr>
+        <w:t xml:space="preserve"> types need separate handling.</w:t>
       </w:r>
     </w:p>
     <w:p>
       <w:pPr>
-        <w:spacing w:line="336" w:lineRule="auto" w:after="180"/>
-        <w:shd w:fill="F1F6F8"/>
-      </w:pPr>
-      <w:r>
-        <w:rPr>
-          <w:b w:val="0"/>
-        </w:rPr>
-        <w:t xml:space="preserve">Keep the stated scope: This condition checks a declared numeric interval, not identity or authorisation; unexpected </w:t>
-      </w:r>
-      <w:r>
-        <w:rPr>
-          <w:b/>
-        </w:rPr>
-        <w:t>input</w:t>
-      </w:r>
-      <w:r>
-        <w:rPr>
-          <w:b w:val="0"/>
-        </w:rPr>
-        <w:t xml:space="preserve"> types need separate handling.</w:t>
-      </w:r>
-    </w:p>
-    <w:p>
-      <w:pPr>
-        <w:pStyle w:val="Heading3"/>
+        <w:pStyle w:val="Heading2"/>
       </w:pPr>
       <w:r>
         <w:t>06. Make the idea visible in your project</w:t>
@@ -5426,7 +5684,7 @@
         <w:drawing>
           <wp:inline xmlns:a="http://schemas.openxmlformats.org/drawingml/2006/main" xmlns:pic="http://schemas.openxmlformats.org/drawingml/2006/picture">
             <wp:extent cx="5486400" cy="3681984"/>
-            <wp:docPr id="7" name="Picture 7" descr="For Python readiness before the Responsible Plant Classifier, retain a trace of the values, the predicted outputs and the changed-case explanation. Use actual Python 3 results to check the prediction after reasoning first. Draw your input, deciding step, result and limit. Supported question: Give both comparison results for ages 11, 15 and 16. Which comparison rejects each outside value, and why does and matter?"/>
+            <wp:docPr id="8" name="Picture 8" descr="For Python readiness before the Responsible Plant Classifier, retain a trace of the values, the predicted outputs and the changed-case explanation. Use actual Python 3 results to check the prediction after reasoning first. Draw your input, deciding step, result and limit. Supported question: Give both comparison results for ages 11, 15 and 16. Which comparison rejects each outside value, and why does and matter?"/>
             <wp:cNvGraphicFramePr>
               <a:graphicFrameLocks noChangeAspect="1"/>
             </wp:cNvGraphicFramePr>
@@ -5542,7 +5800,6 @@
     <w:p>
       <w:pPr>
         <w:spacing w:line="336" w:lineRule="auto" w:after="180"/>
-        <w:shd w:fill="F5F1FB"/>
       </w:pPr>
       <w:r>
         <w:rPr>
@@ -5565,46 +5822,115 @@
     </w:p>
     <w:p>
       <w:pPr>
-        <w:pStyle w:val="Heading3"/>
-      </w:pPr>
-      <w:r>
-        <w:t>Discuss while showing the picture</w:t>
+        <w:spacing w:line="336" w:lineRule="auto" w:after="180"/>
+      </w:pPr>
+      <w:r>
+        <w:rPr>
+          <w:b w:val="0"/>
+        </w:rPr>
+        <w:t xml:space="preserve">Teacher prompt: Draw your project trace and justify the deciding step using </w:t>
+      </w:r>
+      <w:r>
+        <w:rPr>
+          <w:b/>
+        </w:rPr>
+        <w:t>evidence</w:t>
+      </w:r>
+      <w:r>
+        <w:rPr>
+          <w:b w:val="0"/>
+        </w:rPr>
+        <w:t>. Ask learners to describe one label or arrow in ordinary words. Use the adjacent transcript if the image is difficult to see.</w:t>
       </w:r>
     </w:p>
     <w:p>
       <w:pPr>
         <w:spacing w:line="336" w:lineRule="auto" w:after="180"/>
-        <w:shd w:fill="F1F6F8"/>
       </w:pPr>
       <w:r>
         <w:rPr>
           <w:b w:val="0"/>
         </w:rPr>
-        <w:t xml:space="preserve">Teacher prompt: Draw your project trace and justify the deciding step using </w:t>
-      </w:r>
-      <w:r>
-        <w:rPr>
-          <w:b/>
-        </w:rPr>
-        <w:t>evidence</w:t>
-      </w:r>
-      <w:r>
-        <w:rPr>
-          <w:b w:val="0"/>
-        </w:rPr>
-        <w:t>. Ask learners to describe one label or arrow in ordinary words. Use the adjacent transcript if the image is difficult to see.</w:t>
+        <w:t>Supported practice key: Age 11 gives False/True, so False. Age 15 gives True/True, so True. Age 16 gives True/False, so False. Both interval boundaries must hold.</w:t>
       </w:r>
     </w:p>
     <w:p>
       <w:pPr>
+        <w:pStyle w:val="Heading2"/>
+      </w:pPr>
+      <w:r>
+        <w:t>Earlier wording, alternatives and picture transcripts · reference / check after trying</w:t>
+      </w:r>
+    </w:p>
+    <w:p>
+      <w:pPr>
         <w:spacing w:line="336" w:lineRule="auto" w:after="180"/>
-        <w:shd w:fill="F1F6F8"/>
       </w:pPr>
       <w:r>
         <w:rPr>
           <w:b w:val="0"/>
         </w:rPr>
-        <w:t>Supported practice key: Age 11 gives False/True, so False. Age 15 gives True/True, so True. Age 16 gives True/False, so False. Both interval boundaries must hold.</w:t>
+        <w:t xml:space="preserve">Use one picture at a time. Hide a worked result before asking for a </w:t>
+      </w:r>
+      <w:r>
+        <w:rPr>
+          <w:b/>
+        </w:rPr>
+        <w:t>prediction</w:t>
+      </w:r>
+      <w:r>
+        <w:rPr>
+          <w:b w:val="0"/>
+        </w:rPr>
+        <w:t>, then reveal it for feedback. These are supported teaching cases; retain the separate independent assessment for a fresh first attempt.</w:t>
+      </w:r>
+    </w:p>
+    <w:p>
+      <w:pPr>
+        <w:pStyle w:val="Heading3"/>
+      </w:pPr>
+      <w:r>
+        <w:t>01. Boolean conditions: the case</w:t>
+      </w:r>
+    </w:p>
+    <w:p>
+      <w:pPr>
+        <w:pStyle w:val="Heading3"/>
+      </w:pPr>
+      <w:r>
+        <w:t>02. Follow the deciding steps</w:t>
+      </w:r>
+    </w:p>
+    <w:p>
+      <w:pPr>
+        <w:pStyle w:val="Heading3"/>
+      </w:pPr>
+      <w:r>
+        <w:t>03. Two requirements must both hold</w:t>
+      </w:r>
+    </w:p>
+    <w:p>
+      <w:pPr>
+        <w:pStyle w:val="Heading3"/>
+      </w:pPr>
+      <w:r>
+        <w:t>04. Change one thing. Trace what follows.</w:t>
+      </w:r>
+    </w:p>
+    <w:p>
+      <w:pPr>
+        <w:pStyle w:val="Heading3"/>
+      </w:pPr>
+      <w:r>
+        <w:t>05. Connect the explanation to its limit</w:t>
+      </w:r>
+    </w:p>
+    <w:p>
+      <w:pPr>
+        <w:pStyle w:val="Heading3"/>
+      </w:pPr>
+      <w:r>
+        <w:t>06. Make the idea visible in your project</w:t>
       </w:r>
     </w:p>
     <w:sectPr>
